--- a/labs/lab08/report/report.docx
+++ b/labs/lab08/report/report.docx
@@ -19,19 +19,19 @@
         <w:t xml:space="preserve"> </w:t>
       </w:r>
       <w:r>
-        <w:t xml:space="preserve">№8.</w:t>
+        <w:t xml:space="preserve">№9.</w:t>
       </w:r>
       <w:r>
         <w:t xml:space="preserve"> </w:t>
       </w:r>
       <w:r>
-        <w:t xml:space="preserve">Планировщики</w:t>
+        <w:t xml:space="preserve">Управление</w:t>
       </w:r>
       <w:r>
         <w:t xml:space="preserve"> </w:t>
       </w:r>
       <w:r>
-        <w:t xml:space="preserve">событий</w:t>
+        <w:t xml:space="preserve">SELinux</w:t>
       </w:r>
     </w:p>
     <w:p>
@@ -111,7 +111,7 @@
         <w:pStyle w:val="FirstParagraph"/>
       </w:pPr>
       <w:r>
-        <w:t xml:space="preserve">Получение навыков работы с планировщиками событий cron и at.</w:t>
+        <w:t xml:space="preserve">Получить навыки работы с контекстом безопасности и политиками SELinux.</w:t>
       </w:r>
     </w:p>
     <w:bookmarkEnd w:id="20"/>
@@ -142,7 +142,7 @@
         <w:pStyle w:val="Compact"/>
       </w:pPr>
       <w:r>
-        <w:t xml:space="preserve">Выполните задания по планированию задач с помощью crond (см. раздел 8.4.1).</w:t>
+        <w:t xml:space="preserve">Продемонстрируйте навыки по управлению режимами SELinux (см. раздел 9.4.1).</w:t>
       </w:r>
     </w:p>
     <w:p>
@@ -154,11 +154,47 @@
         <w:pStyle w:val="Compact"/>
       </w:pPr>
       <w:r>
-        <w:t xml:space="preserve">Выполните задания по планированию задач с помощью atd (см. раздел 8.4.2).</w:t>
+        <w:t xml:space="preserve">Продемонстрируйте навыки по восстановлению контекста безопасности SELinux (см.</w:t>
+      </w:r>
+      <w:r>
+        <w:t xml:space="preserve"> </w:t>
+      </w:r>
+      <w:r>
+        <w:t xml:space="preserve">раздел 9.4.2).</w:t>
+      </w:r>
+    </w:p>
+    <w:p>
+      <w:pPr>
+        <w:numPr>
+          <w:ilvl w:val="0"/>
+          <w:numId w:val="1001"/>
+        </w:numPr>
+        <w:pStyle w:val="Compact"/>
+      </w:pPr>
+      <w:r>
+        <w:t xml:space="preserve">Настройте контекст безопасности для нестандартного расположения файлов веб-</w:t>
+      </w:r>
+      <w:r>
+        <w:t xml:space="preserve"> </w:t>
+      </w:r>
+      <w:r>
+        <w:t xml:space="preserve">службы (см. раздел 9.4.3).</w:t>
+      </w:r>
+    </w:p>
+    <w:p>
+      <w:pPr>
+        <w:numPr>
+          <w:ilvl w:val="0"/>
+          <w:numId w:val="1001"/>
+        </w:numPr>
+        <w:pStyle w:val="Compact"/>
+      </w:pPr>
+      <w:r>
+        <w:t xml:space="preserve">Продемонстрируйте навыки работы с переключателями SELinux (см. раздел 9.4.4).</w:t>
       </w:r>
     </w:p>
     <w:bookmarkEnd w:id="21"/>
-    <w:bookmarkStart w:id="61" w:name="выполнение-лабораторной-работы"/>
+    <w:bookmarkStart w:id="93" w:name="выполнение-лабораторной-работы"/>
     <w:p>
       <w:pPr>
         <w:pStyle w:val="Heading1"/>
@@ -176,7 +212,7 @@
         <w:t xml:space="preserve">Выполнение лабораторной работы</w:t>
       </w:r>
     </w:p>
-    <w:bookmarkStart w:id="52" w:name="планирование-задач-с-помощью-cron"/>
+    <w:bookmarkStart w:id="40" w:name="управление-режимами-selinux"/>
     <w:p>
       <w:pPr>
         <w:pStyle w:val="Heading2"/>
@@ -191,7 +227,7 @@
         <w:tab/>
       </w:r>
       <w:r>
-        <w:t xml:space="preserve">Планирование задач с помощью cron</w:t>
+        <w:t xml:space="preserve">Управление режимами SELinux</w:t>
       </w:r>
     </w:p>
     <w:p>
@@ -215,7 +251,7 @@
         <w:pStyle w:val="Compact"/>
       </w:pPr>
       <w:r>
-        <w:t xml:space="preserve">Посмотрите статус домена crond: systemctl status crond -l (статус - active (running))</w:t>
+        <w:t xml:space="preserve">Просмотрите текущую информацию о состоянии SELinux: sestatus -v (статус SELinux - включен/enabled, режим - принудительный/enforcing)</w:t>
       </w:r>
     </w:p>
     <w:p>
@@ -225,7 +261,7 @@
       <w:r>
         <w:drawing>
           <wp:inline>
-            <wp:extent cx="4267200" cy="2955816"/>
+            <wp:extent cx="3396342" cy="1444598"/>
             <wp:effectExtent b="0" l="0" r="0" t="0"/>
             <wp:docPr descr="Задание 1-2" title="" id="23" name="Picture"/>
             <a:graphic>
@@ -246,7 +282,7 @@
                   <pic:spPr bwMode="auto">
                     <a:xfrm>
                       <a:off x="0" y="0"/>
-                      <a:ext cx="4267200" cy="2955816"/>
+                      <a:ext cx="3396342" cy="1444598"/>
                     </a:xfrm>
                     <a:prstGeom prst="rect">
                       <a:avLst/>
@@ -282,7 +318,7 @@
         <w:pStyle w:val="Compact"/>
       </w:pPr>
       <w:r>
-        <w:t xml:space="preserve">Посмотрите содержимое файла конфигурации /etc/crontab: cat /etc/crontab</w:t>
+        <w:t xml:space="preserve">Посмотрите, в каком режиме работает SELinux: getenforce (По умолчанию SELinux находится в режиме принудительного исполнения (Enforcing)).</w:t>
       </w:r>
     </w:p>
     <w:p>
@@ -294,7 +330,7 @@
         <w:pStyle w:val="Compact"/>
       </w:pPr>
       <w:r>
-        <w:t xml:space="preserve">Посмотрите список заданий в расписании: crontab -l. Ничего не отобразится, так как расписание ещё не задано.</w:t>
+        <w:t xml:space="preserve">Измените режим работы SELinux на разрешающий (Permissive): setenforce 0, и снова введите getenforce</w:t>
       </w:r>
     </w:p>
     <w:p>
@@ -304,7 +340,7 @@
       <w:r>
         <w:drawing>
           <wp:inline>
-            <wp:extent cx="4267200" cy="2319894"/>
+            <wp:extent cx="2881512" cy="845243"/>
             <wp:effectExtent b="0" l="0" r="0" t="0"/>
             <wp:docPr descr="Задание 3-4" title="" id="26" name="Picture"/>
             <a:graphic>
@@ -325,7 +361,7 @@
                   <pic:spPr bwMode="auto">
                     <a:xfrm>
                       <a:off x="0" y="0"/>
-                      <a:ext cx="4267200" cy="2319894"/>
+                      <a:ext cx="2881512" cy="845243"/>
                     </a:xfrm>
                     <a:prstGeom prst="rect">
                       <a:avLst/>
@@ -361,30 +397,7 @@
         <w:pStyle w:val="Compact"/>
       </w:pPr>
       <w:r>
-        <w:t xml:space="preserve">Откройте файл расписания на редактирование: crontab -e. Добавьте следующую строку в файл расписания:</w:t>
-      </w:r>
-      <w:r>
-        <w:t xml:space="preserve"> </w:t>
-      </w:r>
-      <w:r>
-        <w:rPr>
-          <w:iCs/>
-          <w:i/>
-        </w:rPr>
-        <w:t xml:space="preserve">/1</w:t>
-      </w:r>
-      <w:r>
-        <w:rPr>
-          <w:iCs/>
-          <w:i/>
-        </w:rPr>
-        <w:t xml:space="preserve"> </w:t>
-      </w:r>
-      <w:r>
-        <w:t xml:space="preserve"> </w:t>
-      </w:r>
-      <w:r>
-        <w:t xml:space="preserve">* * * logger This message is written from root cron. Закройте сеанс редактирования и сохраните изменения, используя Esc :wq</w:t>
+        <w:t xml:space="preserve">В файле /etc/sysconfig/selinux с помощью редактора установите SELINUX=disabled. Перезагрузите систему.</w:t>
       </w:r>
     </w:p>
     <w:p>
@@ -394,7 +407,7 @@
       <w:r>
         <w:drawing>
           <wp:inline>
-            <wp:extent cx="4267200" cy="843757"/>
+            <wp:extent cx="4267200" cy="2754864"/>
             <wp:effectExtent b="0" l="0" r="0" t="0"/>
             <wp:docPr descr="Задание 5" title="" id="29" name="Picture"/>
             <a:graphic>
@@ -415,7 +428,7 @@
                   <pic:spPr bwMode="auto">
                     <a:xfrm>
                       <a:off x="0" y="0"/>
-                      <a:ext cx="4267200" cy="843757"/>
+                      <a:ext cx="4267200" cy="2754864"/>
                     </a:xfrm>
                     <a:prstGeom prst="rect">
                       <a:avLst/>
@@ -444,207 +457,6 @@
     </w:p>
     <w:p>
       <w:pPr>
-        <w:pStyle w:val="BodyText"/>
-      </w:pPr>
-      <w:r>
-        <w:t xml:space="preserve">Синтаксис записи</w:t>
-      </w:r>
-      <w:r>
-        <w:t xml:space="preserve"> </w:t>
-      </w:r>
-      <w:r>
-        <w:rPr>
-          <w:iCs/>
-          <w:i/>
-        </w:rPr>
-        <w:t xml:space="preserve">/1</w:t>
-      </w:r>
-      <w:r>
-        <w:rPr>
-          <w:iCs/>
-          <w:i/>
-        </w:rPr>
-        <w:t xml:space="preserve"> </w:t>
-      </w:r>
-      <w:r>
-        <w:t xml:space="preserve"> </w:t>
-      </w:r>
-      <w:r>
-        <w:t xml:space="preserve">* * * logger This message is written from root cron:</w:t>
-      </w:r>
-      <w:r>
-        <w:t xml:space="preserve"> </w:t>
-      </w:r>
-      <w:r>
-        <w:t xml:space="preserve">а)</w:t>
-      </w:r>
-      <w:r>
-        <w:t xml:space="preserve"> </w:t>
-      </w:r>
-      <w:r>
-        <w:rPr>
-          <w:iCs/>
-          <w:i/>
-        </w:rPr>
-        <w:t xml:space="preserve">/1</w:t>
-      </w:r>
-      <w:r>
-        <w:rPr>
-          <w:iCs/>
-          <w:i/>
-        </w:rPr>
-        <w:t xml:space="preserve"> </w:t>
-      </w:r>
-      <w:r>
-        <w:t xml:space="preserve"> </w:t>
-      </w:r>
-      <w:r>
-        <w:t xml:space="preserve">* * * - расписание выполнения:</w:t>
-      </w:r>
-      <w:r>
-        <w:t xml:space="preserve"> </w:t>
-      </w:r>
-      <w:r>
-        <w:t xml:space="preserve">-</w:t>
-      </w:r>
-      <w:r>
-        <w:t xml:space="preserve"> </w:t>
-      </w:r>
-      <w:r>
-        <w:t xml:space="preserve">“</w:t>
-      </w:r>
-      <w:r>
-        <w:rPr>
-          <w:iCs/>
-          <w:i/>
-        </w:rPr>
-        <w:t xml:space="preserve">/1” - минуты: каждую 1 минуту</w:t>
-      </w:r>
-      <w:r>
-        <w:rPr>
-          <w:iCs/>
-          <w:i/>
-        </w:rPr>
-        <w:t xml:space="preserve"> </w:t>
-      </w:r>
-      <w:r>
-        <w:rPr>
-          <w:iCs/>
-          <w:i/>
-        </w:rPr>
-        <w:t xml:space="preserve">- ”</w:t>
-      </w:r>
-      <w:r>
-        <w:t xml:space="preserve">”</w:t>
-      </w:r>
-      <w:r>
-        <w:t xml:space="preserve"> </w:t>
-      </w:r>
-      <w:r>
-        <w:t xml:space="preserve">- часы: каждый час</w:t>
-      </w:r>
-      <w:r>
-        <w:t xml:space="preserve"> </w:t>
-      </w:r>
-      <w:r>
-        <w:t xml:space="preserve">-</w:t>
-      </w:r>
-      <w:r>
-        <w:t xml:space="preserve"> </w:t>
-      </w:r>
-      <w:r>
-        <w:t xml:space="preserve">“</w:t>
-      </w:r>
-      <w:r>
-        <w:rPr>
-          <w:iCs/>
-          <w:i/>
-        </w:rPr>
-        <w:t xml:space="preserve">” - дни месяца: каждый день</w:t>
-      </w:r>
-      <w:r>
-        <w:rPr>
-          <w:iCs/>
-          <w:i/>
-        </w:rPr>
-        <w:t xml:space="preserve"> </w:t>
-      </w:r>
-      <w:r>
-        <w:rPr>
-          <w:iCs/>
-          <w:i/>
-        </w:rPr>
-        <w:t xml:space="preserve">- ”</w:t>
-      </w:r>
-      <w:r>
-        <w:t xml:space="preserve">”</w:t>
-      </w:r>
-      <w:r>
-        <w:t xml:space="preserve"> </w:t>
-      </w:r>
-      <w:r>
-        <w:t xml:space="preserve">- месяцы: каждый месяц</w:t>
-      </w:r>
-      <w:r>
-        <w:t xml:space="preserve"> </w:t>
-      </w:r>
-      <w:r>
-        <w:t xml:space="preserve">- “*” - дни недели: каждый день</w:t>
-      </w:r>
-      <w:r>
-        <w:t xml:space="preserve"> </w:t>
-      </w:r>
-      <w:r>
-        <w:t xml:space="preserve">б) logger This message is written from root cron - команда для выполнения:</w:t>
-      </w:r>
-      <w:r>
-        <w:t xml:space="preserve"> </w:t>
-      </w:r>
-      <w:r>
-        <w:t xml:space="preserve">-</w:t>
-      </w:r>
-      <w:r>
-        <w:t xml:space="preserve"> </w:t>
-      </w:r>
-      <w:r>
-        <w:t xml:space="preserve">“</w:t>
-      </w:r>
-      <w:r>
-        <w:t xml:space="preserve">logger</w:t>
-      </w:r>
-      <w:r>
-        <w:t xml:space="preserve">”</w:t>
-      </w:r>
-      <w:r>
-        <w:t xml:space="preserve"> </w:t>
-      </w:r>
-      <w:r>
-        <w:t xml:space="preserve">- утилита для записи в системный журнал</w:t>
-      </w:r>
-      <w:r>
-        <w:t xml:space="preserve"> </w:t>
-      </w:r>
-      <w:r>
-        <w:t xml:space="preserve">Результат: Текст будет записан в syslog с сообщением</w:t>
-      </w:r>
-      <w:r>
-        <w:t xml:space="preserve"> </w:t>
-      </w:r>
-      <w:r>
-        <w:t xml:space="preserve">“</w:t>
-      </w:r>
-      <w:r>
-        <w:t xml:space="preserve">This message is written from root cron</w:t>
-      </w:r>
-      <w:r>
-        <w:t xml:space="preserve">”</w:t>
-      </w:r>
-      <w:r>
-        <w:t xml:space="preserve">, задание будет выполняться каждую минуту и записывать указанное сообщение в системный журнал.</w:t>
-      </w:r>
-    </w:p>
-    <w:p>
-      <w:pPr>
         <w:numPr>
           <w:ilvl w:val="0"/>
           <w:numId w:val="1005"/>
@@ -652,7 +464,7 @@
         <w:pStyle w:val="Compact"/>
       </w:pPr>
       <w:r>
-        <w:t xml:space="preserve">Посмотрите список заданий в расписании: crontab -l. В расписании должна появиться запись о запланированном событии.</w:t>
+        <w:t xml:space="preserve">После перезагрузки запустите терминал и получите полномочия администратора</w:t>
       </w:r>
     </w:p>
     <w:p>
@@ -664,7 +476,19 @@
         <w:pStyle w:val="Compact"/>
       </w:pPr>
       <w:r>
-        <w:t xml:space="preserve">Не выключая систему, через некоторое время (2–3 минуты) просмотрите журнал системных событий: grep written /var/log/messages</w:t>
+        <w:t xml:space="preserve">Посмотрите статус SELinux: getenforce (SELinux теперь отключён).</w:t>
+      </w:r>
+    </w:p>
+    <w:p>
+      <w:pPr>
+        <w:numPr>
+          <w:ilvl w:val="0"/>
+          <w:numId w:val="1005"/>
+        </w:numPr>
+        <w:pStyle w:val="Compact"/>
+      </w:pPr>
+      <w:r>
+        <w:t xml:space="preserve">Попробуйте переключить режим работы SELinux: setenforce 1 (нельзя переключаться между отключённым и принудительным режимом без перезагрузки системы)</w:t>
       </w:r>
     </w:p>
     <w:p>
@@ -674,9 +498,9 @@
       <w:r>
         <w:drawing>
           <wp:inline>
-            <wp:extent cx="4267200" cy="1080745"/>
+            <wp:extent cx="2551099" cy="1091132"/>
             <wp:effectExtent b="0" l="0" r="0" t="0"/>
-            <wp:docPr descr="Задание 6-7" title="" id="32" name="Picture"/>
+            <wp:docPr descr="Задание 6-8" title="" id="32" name="Picture"/>
             <a:graphic>
               <a:graphicData uri="http://schemas.openxmlformats.org/drawingml/2006/picture">
                 <pic:pic>
@@ -695,7 +519,7 @@
                   <pic:spPr bwMode="auto">
                     <a:xfrm>
                       <a:off x="0" y="0"/>
-                      <a:ext cx="4267200" cy="1080745"/>
+                      <a:ext cx="2551099" cy="1091132"/>
                     </a:xfrm>
                     <a:prstGeom prst="rect">
                       <a:avLst/>
@@ -719,7 +543,7 @@
         <w:pStyle w:val="ImageCaption"/>
       </w:pPr>
       <w:r>
-        <w:t xml:space="preserve">Рис. 4: Задание 6-7</w:t>
+        <w:t xml:space="preserve">Рис. 4: Задание 6-8</w:t>
       </w:r>
     </w:p>
     <w:p>
@@ -731,30 +555,7 @@
         <w:pStyle w:val="Compact"/>
       </w:pPr>
       <w:r>
-        <w:t xml:space="preserve">Измените запись в расписании crontab на следующую: 0</w:t>
-      </w:r>
-      <w:r>
-        <w:t xml:space="preserve"> </w:t>
-      </w:r>
-      <w:r>
-        <w:rPr>
-          <w:iCs/>
-          <w:i/>
-        </w:rPr>
-        <w:t xml:space="preserve">/1</w:t>
-      </w:r>
-      <w:r>
-        <w:rPr>
-          <w:iCs/>
-          <w:i/>
-        </w:rPr>
-        <w:t xml:space="preserve"> </w:t>
-      </w:r>
-      <w:r>
-        <w:t xml:space="preserve"> </w:t>
-      </w:r>
-      <w:r>
-        <w:t xml:space="preserve">* 1-5 logger This message is written from root cron</w:t>
+        <w:t xml:space="preserve">Откройте файл /etc/sysconfig/selinux с помощью редактора и установите: SELINUX=enforcing. Перезагрузите систему.</w:t>
       </w:r>
     </w:p>
     <w:p>
@@ -764,9 +565,9 @@
       <w:r>
         <w:drawing>
           <wp:inline>
-            <wp:extent cx="4267200" cy="638676"/>
+            <wp:extent cx="3388658" cy="1321653"/>
             <wp:effectExtent b="0" l="0" r="0" t="0"/>
-            <wp:docPr descr="Задание 8" title="" id="35" name="Picture"/>
+            <wp:docPr descr="Задание 9" title="" id="35" name="Picture"/>
             <a:graphic>
               <a:graphicData uri="http://schemas.openxmlformats.org/drawingml/2006/picture">
                 <pic:pic>
@@ -785,7 +586,7 @@
                   <pic:spPr bwMode="auto">
                     <a:xfrm>
                       <a:off x="0" y="0"/>
-                      <a:ext cx="4267200" cy="638676"/>
+                      <a:ext cx="3388658" cy="1321653"/>
                     </a:xfrm>
                     <a:prstGeom prst="rect">
                       <a:avLst/>
@@ -809,228 +610,25 @@
         <w:pStyle w:val="ImageCaption"/>
       </w:pPr>
       <w:r>
-        <w:t xml:space="preserve">Рис. 5: Задание 8</w:t>
-      </w:r>
-    </w:p>
-    <w:p>
-      <w:pPr>
-        <w:pStyle w:val="BodyText"/>
-      </w:pPr>
-      <w:r>
-        <w:t xml:space="preserve">Синтаксис записи 0</w:t>
+        <w:t xml:space="preserve">Рис. 5: Задание 9</w:t>
+      </w:r>
+    </w:p>
+    <w:p>
+      <w:pPr>
+        <w:numPr>
+          <w:ilvl w:val="0"/>
+          <w:numId w:val="1007"/>
+        </w:numPr>
+        <w:pStyle w:val="Compact"/>
+      </w:pPr>
+      <w:r>
+        <w:t xml:space="preserve">Во время загрузки системы вы возникали предупреждающие сообщения</w:t>
       </w:r>
       <w:r>
         <w:t xml:space="preserve"> </w:t>
       </w:r>
       <w:r>
-        <w:rPr>
-          <w:iCs/>
-          <w:i/>
-        </w:rPr>
-        <w:t xml:space="preserve">/1</w:t>
-      </w:r>
-      <w:r>
-        <w:rPr>
-          <w:iCs/>
-          <w:i/>
-        </w:rPr>
-        <w:t xml:space="preserve"> </w:t>
-      </w:r>
-      <w:r>
-        <w:t xml:space="preserve"> </w:t>
-      </w:r>
-      <w:r>
-        <w:t xml:space="preserve">* 1-5 logger This message is written from root cron:</w:t>
-      </w:r>
-      <w:r>
-        <w:t xml:space="preserve"> </w:t>
-      </w:r>
-      <w:r>
-        <w:t xml:space="preserve">а) 0</w:t>
-      </w:r>
-      <w:r>
-        <w:t xml:space="preserve"> </w:t>
-      </w:r>
-      <w:r>
-        <w:rPr>
-          <w:iCs/>
-          <w:i/>
-        </w:rPr>
-        <w:t xml:space="preserve">/1</w:t>
-      </w:r>
-      <w:r>
-        <w:rPr>
-          <w:iCs/>
-          <w:i/>
-        </w:rPr>
-        <w:t xml:space="preserve"> </w:t>
-      </w:r>
-      <w:r>
-        <w:t xml:space="preserve"> </w:t>
-      </w:r>
-      <w:r>
-        <w:t xml:space="preserve">* 1-5 - расписание выполнения:</w:t>
-      </w:r>
-      <w:r>
-        <w:t xml:space="preserve"> </w:t>
-      </w:r>
-      <w:r>
-        <w:t xml:space="preserve">-</w:t>
-      </w:r>
-      <w:r>
-        <w:t xml:space="preserve"> </w:t>
-      </w:r>
-      <w:r>
-        <w:t xml:space="preserve">“</w:t>
-      </w:r>
-      <w:r>
-        <w:t xml:space="preserve">0</w:t>
-      </w:r>
-      <w:r>
-        <w:t xml:space="preserve">”</w:t>
-      </w:r>
-      <w:r>
-        <w:t xml:space="preserve"> </w:t>
-      </w:r>
-      <w:r>
-        <w:t xml:space="preserve">- минуты: в 0 минут каждого часа</w:t>
-      </w:r>
-      <w:r>
-        <w:t xml:space="preserve"> </w:t>
-      </w:r>
-      <w:r>
-        <w:t xml:space="preserve">-</w:t>
-      </w:r>
-      <w:r>
-        <w:t xml:space="preserve"> </w:t>
-      </w:r>
-      <w:r>
-        <w:t xml:space="preserve">“</w:t>
-      </w:r>
-      <w:r>
-        <w:rPr>
-          <w:iCs/>
-          <w:i/>
-        </w:rPr>
-        <w:t xml:space="preserve">/1” - часы: каждый час (эквивалентно</w:t>
-      </w:r>
-      <w:r>
-        <w:rPr>
-          <w:iCs/>
-          <w:i/>
-        </w:rPr>
-        <w:t xml:space="preserve"> </w:t>
-      </w:r>
-      <w:r>
-        <w:t xml:space="preserve">)</w:t>
-      </w:r>
-      <w:r>
-        <w:t xml:space="preserve"> </w:t>
-      </w:r>
-      <w:r>
-        <w:t xml:space="preserve">-</w:t>
-      </w:r>
-      <w:r>
-        <w:t xml:space="preserve">”</w:t>
-      </w:r>
-      <w:r>
-        <w:rPr>
-          <w:iCs/>
-          <w:i/>
-        </w:rPr>
-        <w:t xml:space="preserve">” - дни месяца: каждый день</w:t>
-      </w:r>
-      <w:r>
-        <w:rPr>
-          <w:iCs/>
-          <w:i/>
-        </w:rPr>
-        <w:t xml:space="preserve"> </w:t>
-      </w:r>
-      <w:r>
-        <w:rPr>
-          <w:iCs/>
-          <w:i/>
-        </w:rPr>
-        <w:t xml:space="preserve">- “</w:t>
-      </w:r>
-      <w:r>
-        <w:t xml:space="preserve">” - месяцы: каждый месяц</w:t>
-      </w:r>
-      <w:r>
-        <w:t xml:space="preserve"> </w:t>
-      </w:r>
-      <w:r>
-        <w:t xml:space="preserve">-</w:t>
-      </w:r>
-      <w:r>
-        <w:t xml:space="preserve"> </w:t>
-      </w:r>
-      <w:r>
-        <w:t xml:space="preserve">“</w:t>
-      </w:r>
-      <w:r>
-        <w:t xml:space="preserve">1-5</w:t>
-      </w:r>
-      <w:r>
-        <w:t xml:space="preserve">”</w:t>
-      </w:r>
-      <w:r>
-        <w:t xml:space="preserve"> </w:t>
-      </w:r>
-      <w:r>
-        <w:t xml:space="preserve">- дни недели: с понедельника по пятницу (1=понедельник, 5=пятница)</w:t>
-      </w:r>
-      <w:r>
-        <w:t xml:space="preserve"> </w:t>
-      </w:r>
-      <w:r>
-        <w:t xml:space="preserve">б) logger This message is written from root cron - команда для выполнения:</w:t>
-      </w:r>
-      <w:r>
-        <w:t xml:space="preserve"> </w:t>
-      </w:r>
-      <w:r>
-        <w:t xml:space="preserve">-</w:t>
-      </w:r>
-      <w:r>
-        <w:t xml:space="preserve"> </w:t>
-      </w:r>
-      <w:r>
-        <w:t xml:space="preserve">“</w:t>
-      </w:r>
-      <w:r>
-        <w:t xml:space="preserve">logger</w:t>
-      </w:r>
-      <w:r>
-        <w:t xml:space="preserve">”</w:t>
-      </w:r>
-      <w:r>
-        <w:t xml:space="preserve"> </w:t>
-      </w:r>
-      <w:r>
-        <w:t xml:space="preserve">- утилита для записи в системный журнал</w:t>
-      </w:r>
-      <w:r>
-        <w:t xml:space="preserve"> </w:t>
-      </w:r>
-      <w:r>
-        <w:t xml:space="preserve">Результат: Текст будет записан в syslog с сообщением</w:t>
-      </w:r>
-      <w:r>
-        <w:t xml:space="preserve"> </w:t>
-      </w:r>
-      <w:r>
-        <w:t xml:space="preserve">“</w:t>
-      </w:r>
-      <w:r>
-        <w:t xml:space="preserve">This message is written from root cron</w:t>
-      </w:r>
-      <w:r>
-        <w:t xml:space="preserve">”</w:t>
-      </w:r>
-      <w:r>
-        <w:t xml:space="preserve">, задание будет выполняться в 00 минут каждого часа с понедельника по пятницу и записывать указанное сообщение в системный журнал.</w:t>
+        <w:t xml:space="preserve">о необходимости восстановления меток SELinux</w:t>
       </w:r>
     </w:p>
     <w:p>
@@ -1042,19 +640,7 @@
         <w:pStyle w:val="Compact"/>
       </w:pPr>
       <w:r>
-        <w:t xml:space="preserve">Посмотрите список заданий в расписании: crontab -l</w:t>
-      </w:r>
-    </w:p>
-    <w:p>
-      <w:pPr>
-        <w:numPr>
-          <w:ilvl w:val="0"/>
-          <w:numId w:val="1007"/>
-        </w:numPr>
-        <w:pStyle w:val="Compact"/>
-      </w:pPr>
-      <w:r>
-        <w:t xml:space="preserve">Перейдите в каталог /etc/cron.hourly и создайте в нём файл сценария с именем eachhour: cd /etc/cron.hourly, touch eachhour</w:t>
+        <w:t xml:space="preserve">После перезагрузки в терминале с полномочиями администратора просмотрите текущую информацию о состоянии SELinux: sestatus -v (режим - принудительный/enforcing)</w:t>
       </w:r>
     </w:p>
     <w:p>
@@ -1064,9 +650,9 @@
       <w:r>
         <w:drawing>
           <wp:inline>
-            <wp:extent cx="4095589" cy="937452"/>
+            <wp:extent cx="3503919" cy="1091132"/>
             <wp:effectExtent b="0" l="0" r="0" t="0"/>
-            <wp:docPr descr="Задание 9-10" title="" id="38" name="Picture"/>
+            <wp:docPr descr="Задание 10-11" title="" id="38" name="Picture"/>
             <a:graphic>
               <a:graphicData uri="http://schemas.openxmlformats.org/drawingml/2006/picture">
                 <pic:pic>
@@ -1085,7 +671,7 @@
                   <pic:spPr bwMode="auto">
                     <a:xfrm>
                       <a:off x="0" y="0"/>
-                      <a:ext cx="4095589" cy="937452"/>
+                      <a:ext cx="3503919" cy="1091132"/>
                     </a:xfrm>
                     <a:prstGeom prst="rect">
                       <a:avLst/>
@@ -1109,7 +695,26 @@
         <w:pStyle w:val="ImageCaption"/>
       </w:pPr>
       <w:r>
-        <w:t xml:space="preserve">Рис. 6: Задание 9-10</w:t>
+        <w:t xml:space="preserve">Рис. 6: Задание 10-11</w:t>
+      </w:r>
+    </w:p>
+    <w:bookmarkEnd w:id="40"/>
+    <w:bookmarkStart w:id="53" w:name="X1d430857f8b3024b780fc8e0e15363750d0d144"/>
+    <w:p>
+      <w:pPr>
+        <w:pStyle w:val="Heading2"/>
+      </w:pPr>
+      <w:r>
+        <w:rPr>
+          <w:rStyle w:val="SectionNumber"/>
+        </w:rPr>
+        <w:t xml:space="preserve">3.2</w:t>
+      </w:r>
+      <w:r>
+        <w:tab/>
+      </w:r>
+      <w:r>
+        <w:t xml:space="preserve">Использование restorecon для восстановления контекста безопасности</w:t>
       </w:r>
     </w:p>
     <w:p>
@@ -1121,7 +726,31 @@
         <w:pStyle w:val="Compact"/>
       </w:pPr>
       <w:r>
-        <w:t xml:space="preserve">Откройте файл eachhour для редактирования и пропишите в нём следующий скрипт: #!/bin/sh, logger This message is written at $(date)</w:t>
+        <w:t xml:space="preserve">Запустите терминал и получите полномочия администратора.</w:t>
+      </w:r>
+    </w:p>
+    <w:p>
+      <w:pPr>
+        <w:numPr>
+          <w:ilvl w:val="0"/>
+          <w:numId w:val="1008"/>
+        </w:numPr>
+        <w:pStyle w:val="Compact"/>
+      </w:pPr>
+      <w:r>
+        <w:t xml:space="preserve">Посмотрите контекст безопасности файла /etc/hosts: ls -Z /etc/hosts (у файла метка контекста net_conf_t)</w:t>
+      </w:r>
+    </w:p>
+    <w:p>
+      <w:pPr>
+        <w:numPr>
+          <w:ilvl w:val="0"/>
+          <w:numId w:val="1008"/>
+        </w:numPr>
+        <w:pStyle w:val="Compact"/>
+      </w:pPr>
+      <w:r>
+        <w:t xml:space="preserve">Скопируйте файл /etc/hosts в домашний каталог: cp /etc/hosts ~. Проверьте контекст файла ~/hosts: ls -Z ~/hosts (копирование считается созданием нового файла -&gt; параметр контекста в домашнем каталоге станет admin_home_t)</w:t>
       </w:r>
     </w:p>
     <w:p>
@@ -1131,20 +760,20 @@
       <w:r>
         <w:drawing>
           <wp:inline>
-            <wp:extent cx="3803596" cy="937452"/>
+            <wp:extent cx="3327186" cy="1098816"/>
             <wp:effectExtent b="0" l="0" r="0" t="0"/>
-            <wp:docPr descr="Задание 11" title="" id="41" name="Picture"/>
+            <wp:docPr descr="Задание 1-3" title="" id="42" name="Picture"/>
             <a:graphic>
               <a:graphicData uri="http://schemas.openxmlformats.org/drawingml/2006/picture">
                 <pic:pic>
                   <pic:nvPicPr>
-                    <pic:cNvPr descr="image/7.png" id="42" name="Picture"/>
+                    <pic:cNvPr descr="image/7.png" id="43" name="Picture"/>
                     <pic:cNvPicPr>
                       <a:picLocks noChangeArrowheads="1" noChangeAspect="1"/>
                     </pic:cNvPicPr>
                   </pic:nvPicPr>
                   <pic:blipFill>
-                    <a:blip r:embed="rId40"/>
+                    <a:blip r:embed="rId41"/>
                     <a:stretch>
                       <a:fillRect/>
                     </a:stretch>
@@ -1152,7 +781,7 @@
                   <pic:spPr bwMode="auto">
                     <a:xfrm>
                       <a:off x="0" y="0"/>
-                      <a:ext cx="3803596" cy="937452"/>
+                      <a:ext cx="3327186" cy="1098816"/>
                     </a:xfrm>
                     <a:prstGeom prst="rect">
                       <a:avLst/>
@@ -1176,7 +805,7 @@
         <w:pStyle w:val="ImageCaption"/>
       </w:pPr>
       <w:r>
-        <w:t xml:space="preserve">Рис. 7: Задание 11</w:t>
+        <w:t xml:space="preserve">Рис. 7: Задание 1-3</w:t>
       </w:r>
     </w:p>
     <w:p>
@@ -1188,7 +817,7 @@
         <w:pStyle w:val="Compact"/>
       </w:pPr>
       <w:r>
-        <w:t xml:space="preserve">Сделайте файл сценария eachhour исполняемым: chmod +x eachhour</w:t>
+        <w:t xml:space="preserve">Попытайтесь перезаписать существующий файл hosts из домашнего каталога в каталог /etc: mv ~/hosts /etc</w:t>
       </w:r>
     </w:p>
     <w:p>
@@ -1200,7 +829,7 @@
         <w:pStyle w:val="Compact"/>
       </w:pPr>
       <w:r>
-        <w:t xml:space="preserve">Теперь перейдите в каталог /etc/crond.d и создайте в нём файл с расписанием eachhour: cd /etc/cron.d, touch eachhour. Откройте этот файл для редактирования и поместите в него следующее содержимое: 11 * * * * root logger This message is written from /etc/cron.d</w:t>
+        <w:t xml:space="preserve">Убедитесь, что тип контекста по-прежнему установлен на admin_home_t: ls -Z /etc/hosts</w:t>
       </w:r>
     </w:p>
     <w:p>
@@ -1210,20 +839,20 @@
       <w:r>
         <w:drawing>
           <wp:inline>
-            <wp:extent cx="3357922" cy="622406"/>
+            <wp:extent cx="3281082" cy="514830"/>
             <wp:effectExtent b="0" l="0" r="0" t="0"/>
-            <wp:docPr descr="Задание 12-13" title="" id="44" name="Picture"/>
+            <wp:docPr descr="Задание 4-5" title="" id="45" name="Picture"/>
             <a:graphic>
               <a:graphicData uri="http://schemas.openxmlformats.org/drawingml/2006/picture">
                 <pic:pic>
                   <pic:nvPicPr>
-                    <pic:cNvPr descr="image/8.png" id="45" name="Picture"/>
+                    <pic:cNvPr descr="image/8.png" id="46" name="Picture"/>
                     <pic:cNvPicPr>
                       <a:picLocks noChangeArrowheads="1" noChangeAspect="1"/>
                     </pic:cNvPicPr>
                   </pic:nvPicPr>
                   <pic:blipFill>
-                    <a:blip r:embed="rId43"/>
+                    <a:blip r:embed="rId44"/>
                     <a:stretch>
                       <a:fillRect/>
                     </a:stretch>
@@ -1231,7 +860,7 @@
                   <pic:spPr bwMode="auto">
                     <a:xfrm>
                       <a:off x="0" y="0"/>
-                      <a:ext cx="3357922" cy="622406"/>
+                      <a:ext cx="3281082" cy="514830"/>
                     </a:xfrm>
                     <a:prstGeom prst="rect">
                       <a:avLst/>
@@ -1255,7 +884,43 @@
         <w:pStyle w:val="ImageCaption"/>
       </w:pPr>
       <w:r>
-        <w:t xml:space="preserve">Рис. 8: Задание 12-13</w:t>
+        <w:t xml:space="preserve">Рис. 8: Задание 4-5</w:t>
+      </w:r>
+    </w:p>
+    <w:p>
+      <w:pPr>
+        <w:numPr>
+          <w:ilvl w:val="0"/>
+          <w:numId w:val="1010"/>
+        </w:numPr>
+        <w:pStyle w:val="Compact"/>
+      </w:pPr>
+      <w:r>
+        <w:t xml:space="preserve">Исправьте контекст безопасности: restorecon -v /etc/hosts. Опция -v покажет процесс изменения.</w:t>
+      </w:r>
+    </w:p>
+    <w:p>
+      <w:pPr>
+        <w:numPr>
+          <w:ilvl w:val="0"/>
+          <w:numId w:val="1010"/>
+        </w:numPr>
+        <w:pStyle w:val="Compact"/>
+      </w:pPr>
+      <w:r>
+        <w:t xml:space="preserve">Убедитесь, что тип контекста изменился: ls -Z /etc/hosts</w:t>
+      </w:r>
+    </w:p>
+    <w:p>
+      <w:pPr>
+        <w:numPr>
+          <w:ilvl w:val="0"/>
+          <w:numId w:val="1010"/>
+        </w:numPr>
+        <w:pStyle w:val="Compact"/>
+      </w:pPr>
+      <w:r>
+        <w:t xml:space="preserve">Для массового исправления контекста безопасности на файловой системе введите touch /.autorelabel и перезагрузите систему (во время перезапуска клавиша Esc -&gt; видим загрузочные сообщения, файловая система перемаркирована)</w:t>
       </w:r>
     </w:p>
     <w:p>
@@ -1265,20 +930,20 @@
       <w:r>
         <w:drawing>
           <wp:inline>
-            <wp:extent cx="4267200" cy="500341"/>
+            <wp:extent cx="4267200" cy="829538"/>
             <wp:effectExtent b="0" l="0" r="0" t="0"/>
-            <wp:docPr descr="Задание 12-13" title="" id="47" name="Picture"/>
+            <wp:docPr descr="Задание 6-8" title="" id="48" name="Picture"/>
             <a:graphic>
               <a:graphicData uri="http://schemas.openxmlformats.org/drawingml/2006/picture">
                 <pic:pic>
                   <pic:nvPicPr>
-                    <pic:cNvPr descr="image/9.png" id="48" name="Picture"/>
+                    <pic:cNvPr descr="image/9.png" id="49" name="Picture"/>
                     <pic:cNvPicPr>
                       <a:picLocks noChangeArrowheads="1" noChangeAspect="1"/>
                     </pic:cNvPicPr>
                   </pic:nvPicPr>
                   <pic:blipFill>
-                    <a:blip r:embed="rId46"/>
+                    <a:blip r:embed="rId47"/>
                     <a:stretch>
                       <a:fillRect/>
                     </a:stretch>
@@ -1286,7 +951,7 @@
                   <pic:spPr bwMode="auto">
                     <a:xfrm>
                       <a:off x="0" y="0"/>
-                      <a:ext cx="4267200" cy="500341"/>
+                      <a:ext cx="4267200" cy="829538"/>
                     </a:xfrm>
                     <a:prstGeom prst="rect">
                       <a:avLst/>
@@ -1310,102 +975,7 @@
         <w:pStyle w:val="ImageCaption"/>
       </w:pPr>
       <w:r>
-        <w:t xml:space="preserve">Рис. 9: Задание 12-13</w:t>
-      </w:r>
-    </w:p>
-    <w:p>
-      <w:pPr>
-        <w:pStyle w:val="BodyText"/>
-      </w:pPr>
-      <w:r>
-        <w:t xml:space="preserve">Синтаксис записи 11 * * * * root logger This message is written from /etc/cron.d:</w:t>
-      </w:r>
-      <w:r>
-        <w:t xml:space="preserve"> </w:t>
-      </w:r>
-      <w:r>
-        <w:t xml:space="preserve">а) 11 * * * * - расписание выполнения:</w:t>
-      </w:r>
-      <w:r>
-        <w:t xml:space="preserve"> </w:t>
-      </w:r>
-      <w:r>
-        <w:t xml:space="preserve">- 11 - минуты: в 11 минут каждого часа</w:t>
-      </w:r>
-      <w:r>
-        <w:t xml:space="preserve"> </w:t>
-      </w:r>
-      <w:r>
-        <w:t xml:space="preserve">- * - часы: каждый час</w:t>
-      </w:r>
-      <w:r>
-        <w:t xml:space="preserve"> </w:t>
-      </w:r>
-      <w:r>
-        <w:t xml:space="preserve">- * - дни месяца: каждый день</w:t>
-      </w:r>
-      <w:r>
-        <w:t xml:space="preserve"> </w:t>
-      </w:r>
-      <w:r>
-        <w:t xml:space="preserve">- * - месяцы: каждый месяц</w:t>
-      </w:r>
-      <w:r>
-        <w:t xml:space="preserve"> </w:t>
-      </w:r>
-      <w:r>
-        <w:t xml:space="preserve">- * - дни недели: каждый день</w:t>
-      </w:r>
-      <w:r>
-        <w:t xml:space="preserve"> </w:t>
-      </w:r>
-      <w:r>
-        <w:t xml:space="preserve">- root - пользователь, от которого выполняется команда</w:t>
-      </w:r>
-      <w:r>
-        <w:t xml:space="preserve"> </w:t>
-      </w:r>
-      <w:r>
-        <w:t xml:space="preserve">б) logger This message is written from /etc/cron.d - команда для выполнения:</w:t>
-      </w:r>
-      <w:r>
-        <w:t xml:space="preserve"> </w:t>
-      </w:r>
-      <w:r>
-        <w:t xml:space="preserve">- logger - утилита для записи в системный журнал</w:t>
-      </w:r>
-      <w:r>
-        <w:t xml:space="preserve"> </w:t>
-      </w:r>
-      <w:r>
-        <w:t xml:space="preserve">Результат: Текст будет записан в syslog с сообщением</w:t>
-      </w:r>
-      <w:r>
-        <w:t xml:space="preserve"> </w:t>
-      </w:r>
-      <w:r>
-        <w:t xml:space="preserve">“</w:t>
-      </w:r>
-      <w:r>
-        <w:t xml:space="preserve">This message is written from /etc/cron.d</w:t>
-      </w:r>
-      <w:r>
-        <w:t xml:space="preserve">”</w:t>
-      </w:r>
-      <w:r>
-        <w:t xml:space="preserve">, задание будет выполняться каждый час в 11 минут (01:11, 02:11, 03:11 и т.д.) от имени пользователя root и записывать указанное сообщение в системный журнал.</w:t>
-      </w:r>
-    </w:p>
-    <w:p>
-      <w:pPr>
-        <w:numPr>
-          <w:ilvl w:val="0"/>
-          <w:numId w:val="1010"/>
-        </w:numPr>
-        <w:pStyle w:val="Compact"/>
-      </w:pPr>
-      <w:r>
-        <w:t xml:space="preserve">Не выключая систему, через некоторое время (2–3 часа) просмотрите журнал системных событий: grep written /var/log/messages. По журналу определите, был ли осуществлён запуск сценария eachhour в соответствии с заданным расписанием (Отвтет: да, был)</w:t>
+        <w:t xml:space="preserve">Рис. 9: Задание 6-8</w:t>
       </w:r>
     </w:p>
     <w:p>
@@ -1415,20 +985,20 @@
       <w:r>
         <w:drawing>
           <wp:inline>
-            <wp:extent cx="4267200" cy="1380226"/>
+            <wp:extent cx="2435838" cy="353465"/>
             <wp:effectExtent b="0" l="0" r="0" t="0"/>
-            <wp:docPr descr="Задание 14" title="" id="50" name="Picture"/>
+            <wp:docPr descr="Задание 8" title="" id="51" name="Picture"/>
             <a:graphic>
               <a:graphicData uri="http://schemas.openxmlformats.org/drawingml/2006/picture">
                 <pic:pic>
                   <pic:nvPicPr>
-                    <pic:cNvPr descr="image/10.png" id="51" name="Picture"/>
+                    <pic:cNvPr descr="image/10.png" id="52" name="Picture"/>
                     <pic:cNvPicPr>
                       <a:picLocks noChangeArrowheads="1" noChangeAspect="1"/>
                     </pic:cNvPicPr>
                   </pic:nvPicPr>
                   <pic:blipFill>
-                    <a:blip r:embed="rId49"/>
+                    <a:blip r:embed="rId50"/>
                     <a:stretch>
                       <a:fillRect/>
                     </a:stretch>
@@ -1436,7 +1006,7 @@
                   <pic:spPr bwMode="auto">
                     <a:xfrm>
                       <a:off x="0" y="0"/>
-                      <a:ext cx="4267200" cy="1380226"/>
+                      <a:ext cx="2435838" cy="353465"/>
                     </a:xfrm>
                     <a:prstGeom prst="rect">
                       <a:avLst/>
@@ -1460,11 +1030,11 @@
         <w:pStyle w:val="ImageCaption"/>
       </w:pPr>
       <w:r>
-        <w:t xml:space="preserve">Рис. 10: Задание 14</w:t>
-      </w:r>
-    </w:p>
-    <w:bookmarkEnd w:id="52"/>
-    <w:bookmarkStart w:id="59" w:name="планирование-заданий-с-помощью-at"/>
+        <w:t xml:space="preserve">Рис. 10: Задание 8</w:t>
+      </w:r>
+    </w:p>
+    <w:bookmarkEnd w:id="53"/>
+    <w:bookmarkStart w:id="81" w:name="X0221cab559570e4d0396244b3edbe842bba907b"/>
     <w:p>
       <w:pPr>
         <w:pStyle w:val="Heading2"/>
@@ -1473,13 +1043,13 @@
         <w:rPr>
           <w:rStyle w:val="SectionNumber"/>
         </w:rPr>
-        <w:t xml:space="preserve">3.2</w:t>
+        <w:t xml:space="preserve">3.3</w:t>
       </w:r>
       <w:r>
         <w:tab/>
       </w:r>
       <w:r>
-        <w:t xml:space="preserve">Планирование заданий с помощью at</w:t>
+        <w:t xml:space="preserve">Настройка контекста безопасности для нестандартного расположения файлов веб-сервера</w:t>
       </w:r>
     </w:p>
     <w:p>
@@ -1491,7 +1061,7 @@
         <w:pStyle w:val="Compact"/>
       </w:pPr>
       <w:r>
-        <w:t xml:space="preserve">Запустите терминал и получите полномочия администратора: su -</w:t>
+        <w:t xml:space="preserve">Запустите терминал и получите полномочия администратора.</w:t>
       </w:r>
     </w:p>
     <w:p>
@@ -1503,7 +1073,7 @@
         <w:pStyle w:val="Compact"/>
       </w:pPr>
       <w:r>
-        <w:t xml:space="preserve">Проверьте, что служба atd загружена и включена: systemctl status atd</w:t>
+        <w:t xml:space="preserve">Установите необходимое программное обеспечение: dnf -y install httpd, dnf -y install lynx</w:t>
       </w:r>
     </w:p>
     <w:p>
@@ -1513,20 +1083,20 @@
       <w:r>
         <w:drawing>
           <wp:inline>
-            <wp:extent cx="4267200" cy="1769954"/>
+            <wp:extent cx="4267200" cy="2996865"/>
             <wp:effectExtent b="0" l="0" r="0" t="0"/>
-            <wp:docPr descr="Задание 1-2" title="" id="54" name="Picture"/>
+            <wp:docPr descr="Задание 1-2" title="" id="55" name="Picture"/>
             <a:graphic>
               <a:graphicData uri="http://schemas.openxmlformats.org/drawingml/2006/picture">
                 <pic:pic>
                   <pic:nvPicPr>
-                    <pic:cNvPr descr="image/11.png" id="55" name="Picture"/>
+                    <pic:cNvPr descr="image/11.png" id="56" name="Picture"/>
                     <pic:cNvPicPr>
                       <a:picLocks noChangeArrowheads="1" noChangeAspect="1"/>
                     </pic:cNvPicPr>
                   </pic:nvPicPr>
                   <pic:blipFill>
-                    <a:blip r:embed="rId53"/>
+                    <a:blip r:embed="rId54"/>
                     <a:stretch>
                       <a:fillRect/>
                     </a:stretch>
@@ -1534,7 +1104,7 @@
                   <pic:spPr bwMode="auto">
                     <a:xfrm>
                       <a:off x="0" y="0"/>
-                      <a:ext cx="4267200" cy="1769954"/>
+                      <a:ext cx="4267200" cy="2996865"/>
                     </a:xfrm>
                     <a:prstGeom prst="rect">
                       <a:avLst/>
@@ -1570,7 +1140,7 @@
         <w:pStyle w:val="Compact"/>
       </w:pPr>
       <w:r>
-        <w:t xml:space="preserve">Задайте выполнение команды logger message from at в 9:30. Для этого введите at 9:30. Затем введите logger message from at. Используйте Ctrl + d , чтобы закрыть оболочку.</w:t>
+        <w:t xml:space="preserve">Создайте новое хранилище для файлов web-сервера: mkdir /web</w:t>
       </w:r>
     </w:p>
     <w:p>
@@ -1582,31 +1152,7 @@
         <w:pStyle w:val="Compact"/>
       </w:pPr>
       <w:r>
-        <w:t xml:space="preserve">Убедитесь, что задание действительно запланировано: atq. С помощью команды grep</w:t>
-      </w:r>
-      <w:r>
-        <w:t xml:space="preserve"> </w:t>
-      </w:r>
-      <w:r>
-        <w:t xml:space="preserve">‘</w:t>
-      </w:r>
-      <w:r>
-        <w:t xml:space="preserve">from at</w:t>
-      </w:r>
-      <w:r>
-        <w:t xml:space="preserve">’</w:t>
-      </w:r>
-      <w:r>
-        <w:t xml:space="preserve"> </w:t>
-      </w:r>
-      <w:r>
-        <w:t xml:space="preserve">/var/log/messages посмотрите, появилось</w:t>
-      </w:r>
-      <w:r>
-        <w:t xml:space="preserve"> </w:t>
-      </w:r>
-      <w:r>
-        <w:t xml:space="preserve">ли соответствующее сообщение в лог-файле в указанное вами время.</w:t>
+        <w:t xml:space="preserve">Создайте файл index.html в каталоге с контентом веб-сервера: cd /web, touch index.html и поместите в файл следующий текст: Welcome to my web-server</w:t>
       </w:r>
     </w:p>
     <w:p>
@@ -1616,20 +1162,20 @@
       <w:r>
         <w:drawing>
           <wp:inline>
-            <wp:extent cx="3826648" cy="1582910"/>
+            <wp:extent cx="3088981" cy="514830"/>
             <wp:effectExtent b="0" l="0" r="0" t="0"/>
-            <wp:docPr descr="Задание 3-4" title="" id="57" name="Picture"/>
+            <wp:docPr descr="Задание 3-4" title="" id="58" name="Picture"/>
             <a:graphic>
               <a:graphicData uri="http://schemas.openxmlformats.org/drawingml/2006/picture">
                 <pic:pic>
                   <pic:nvPicPr>
-                    <pic:cNvPr descr="image/12.png" id="58" name="Picture"/>
+                    <pic:cNvPr descr="image/12.png" id="59" name="Picture"/>
                     <pic:cNvPicPr>
                       <a:picLocks noChangeArrowheads="1" noChangeAspect="1"/>
                     </pic:cNvPicPr>
                   </pic:nvPicPr>
                   <pic:blipFill>
-                    <a:blip r:embed="rId56"/>
+                    <a:blip r:embed="rId57"/>
                     <a:stretch>
                       <a:fillRect/>
                     </a:stretch>
@@ -1637,7 +1183,7 @@
                   <pic:spPr bwMode="auto">
                     <a:xfrm>
                       <a:off x="0" y="0"/>
-                      <a:ext cx="3826648" cy="1582910"/>
+                      <a:ext cx="3088981" cy="514830"/>
                     </a:xfrm>
                     <a:prstGeom prst="rect">
                       <a:avLst/>
@@ -1664,8 +1210,465 @@
         <w:t xml:space="preserve">Рис. 12: Задание 3-4</w:t>
       </w:r>
     </w:p>
-    <w:bookmarkEnd w:id="59"/>
-    <w:bookmarkStart w:id="60" w:name="контрольные-вопросы"/>
+    <w:p>
+      <w:pPr>
+        <w:pStyle w:val="CaptionedFigure"/>
+      </w:pPr>
+      <w:r>
+        <w:drawing>
+          <wp:inline>
+            <wp:extent cx="3634547" cy="591670"/>
+            <wp:effectExtent b="0" l="0" r="0" t="0"/>
+            <wp:docPr descr="Задание 3-4" title="" id="61" name="Picture"/>
+            <a:graphic>
+              <a:graphicData uri="http://schemas.openxmlformats.org/drawingml/2006/picture">
+                <pic:pic>
+                  <pic:nvPicPr>
+                    <pic:cNvPr descr="image/13.png" id="62" name="Picture"/>
+                    <pic:cNvPicPr>
+                      <a:picLocks noChangeArrowheads="1" noChangeAspect="1"/>
+                    </pic:cNvPicPr>
+                  </pic:nvPicPr>
+                  <pic:blipFill>
+                    <a:blip r:embed="rId60"/>
+                    <a:stretch>
+                      <a:fillRect/>
+                    </a:stretch>
+                  </pic:blipFill>
+                  <pic:spPr bwMode="auto">
+                    <a:xfrm>
+                      <a:off x="0" y="0"/>
+                      <a:ext cx="3634547" cy="591670"/>
+                    </a:xfrm>
+                    <a:prstGeom prst="rect">
+                      <a:avLst/>
+                    </a:prstGeom>
+                    <a:noFill/>
+                    <a:ln w="9525">
+                      <a:noFill/>
+                      <a:headEnd/>
+                      <a:tailEnd/>
+                    </a:ln>
+                  </pic:spPr>
+                </pic:pic>
+              </a:graphicData>
+            </a:graphic>
+          </wp:inline>
+        </w:drawing>
+      </w:r>
+    </w:p>
+    <w:p>
+      <w:pPr>
+        <w:pStyle w:val="ImageCaption"/>
+      </w:pPr>
+      <w:r>
+        <w:t xml:space="preserve">Рис. 13: Задание 3-4</w:t>
+      </w:r>
+    </w:p>
+    <w:p>
+      <w:pPr>
+        <w:numPr>
+          <w:ilvl w:val="0"/>
+          <w:numId w:val="1013"/>
+        </w:numPr>
+        <w:pStyle w:val="Compact"/>
+      </w:pPr>
+      <w:r>
+        <w:t xml:space="preserve">В файле /etc/httpd/conf/httpd.conf закомментируйте лишние строки и добавьте необходимые</w:t>
+      </w:r>
+    </w:p>
+    <w:p>
+      <w:pPr>
+        <w:pStyle w:val="CaptionedFigure"/>
+      </w:pPr>
+      <w:r>
+        <w:drawing>
+          <wp:inline>
+            <wp:extent cx="2558783" cy="630090"/>
+            <wp:effectExtent b="0" l="0" r="0" t="0"/>
+            <wp:docPr descr="Задание 5" title="" id="64" name="Picture"/>
+            <a:graphic>
+              <a:graphicData uri="http://schemas.openxmlformats.org/drawingml/2006/picture">
+                <pic:pic>
+                  <pic:nvPicPr>
+                    <pic:cNvPr descr="image/14.png" id="65" name="Picture"/>
+                    <pic:cNvPicPr>
+                      <a:picLocks noChangeArrowheads="1" noChangeAspect="1"/>
+                    </pic:cNvPicPr>
+                  </pic:nvPicPr>
+                  <pic:blipFill>
+                    <a:blip r:embed="rId63"/>
+                    <a:stretch>
+                      <a:fillRect/>
+                    </a:stretch>
+                  </pic:blipFill>
+                  <pic:spPr bwMode="auto">
+                    <a:xfrm>
+                      <a:off x="0" y="0"/>
+                      <a:ext cx="2558783" cy="630090"/>
+                    </a:xfrm>
+                    <a:prstGeom prst="rect">
+                      <a:avLst/>
+                    </a:prstGeom>
+                    <a:noFill/>
+                    <a:ln w="9525">
+                      <a:noFill/>
+                      <a:headEnd/>
+                      <a:tailEnd/>
+                    </a:ln>
+                  </pic:spPr>
+                </pic:pic>
+              </a:graphicData>
+            </a:graphic>
+          </wp:inline>
+        </w:drawing>
+      </w:r>
+    </w:p>
+    <w:p>
+      <w:pPr>
+        <w:pStyle w:val="ImageCaption"/>
+      </w:pPr>
+      <w:r>
+        <w:t xml:space="preserve">Рис. 14: Задание 5</w:t>
+      </w:r>
+    </w:p>
+    <w:p>
+      <w:pPr>
+        <w:pStyle w:val="CaptionedFigure"/>
+      </w:pPr>
+      <w:r>
+        <w:drawing>
+          <wp:inline>
+            <wp:extent cx="1775011" cy="1360073"/>
+            <wp:effectExtent b="0" l="0" r="0" t="0"/>
+            <wp:docPr descr="Задание 5" title="" id="67" name="Picture"/>
+            <a:graphic>
+              <a:graphicData uri="http://schemas.openxmlformats.org/drawingml/2006/picture">
+                <pic:pic>
+                  <pic:nvPicPr>
+                    <pic:cNvPr descr="image/15.png" id="68" name="Picture"/>
+                    <pic:cNvPicPr>
+                      <a:picLocks noChangeArrowheads="1" noChangeAspect="1"/>
+                    </pic:cNvPicPr>
+                  </pic:nvPicPr>
+                  <pic:blipFill>
+                    <a:blip r:embed="rId66"/>
+                    <a:stretch>
+                      <a:fillRect/>
+                    </a:stretch>
+                  </pic:blipFill>
+                  <pic:spPr bwMode="auto">
+                    <a:xfrm>
+                      <a:off x="0" y="0"/>
+                      <a:ext cx="1775011" cy="1360073"/>
+                    </a:xfrm>
+                    <a:prstGeom prst="rect">
+                      <a:avLst/>
+                    </a:prstGeom>
+                    <a:noFill/>
+                    <a:ln w="9525">
+                      <a:noFill/>
+                      <a:headEnd/>
+                      <a:tailEnd/>
+                    </a:ln>
+                  </pic:spPr>
+                </pic:pic>
+              </a:graphicData>
+            </a:graphic>
+          </wp:inline>
+        </w:drawing>
+      </w:r>
+    </w:p>
+    <w:p>
+      <w:pPr>
+        <w:pStyle w:val="ImageCaption"/>
+      </w:pPr>
+      <w:r>
+        <w:t xml:space="preserve">Рис. 15: Задание 5</w:t>
+      </w:r>
+    </w:p>
+    <w:p>
+      <w:pPr>
+        <w:numPr>
+          <w:ilvl w:val="0"/>
+          <w:numId w:val="1014"/>
+        </w:numPr>
+        <w:pStyle w:val="Compact"/>
+      </w:pPr>
+      <w:r>
+        <w:t xml:space="preserve">Запустите веб-сервер и службу httpd: systemctl start httpd, systemctl enable httpd</w:t>
+      </w:r>
+    </w:p>
+    <w:p>
+      <w:pPr>
+        <w:pStyle w:val="CaptionedFigure"/>
+      </w:pPr>
+      <w:r>
+        <w:drawing>
+          <wp:inline>
+            <wp:extent cx="3058245" cy="553250"/>
+            <wp:effectExtent b="0" l="0" r="0" t="0"/>
+            <wp:docPr descr="Задание 6" title="" id="70" name="Picture"/>
+            <a:graphic>
+              <a:graphicData uri="http://schemas.openxmlformats.org/drawingml/2006/picture">
+                <pic:pic>
+                  <pic:nvPicPr>
+                    <pic:cNvPr descr="image/16.png" id="71" name="Picture"/>
+                    <pic:cNvPicPr>
+                      <a:picLocks noChangeArrowheads="1" noChangeAspect="1"/>
+                    </pic:cNvPicPr>
+                  </pic:nvPicPr>
+                  <pic:blipFill>
+                    <a:blip r:embed="rId69"/>
+                    <a:stretch>
+                      <a:fillRect/>
+                    </a:stretch>
+                  </pic:blipFill>
+                  <pic:spPr bwMode="auto">
+                    <a:xfrm>
+                      <a:off x="0" y="0"/>
+                      <a:ext cx="3058245" cy="553250"/>
+                    </a:xfrm>
+                    <a:prstGeom prst="rect">
+                      <a:avLst/>
+                    </a:prstGeom>
+                    <a:noFill/>
+                    <a:ln w="9525">
+                      <a:noFill/>
+                      <a:headEnd/>
+                      <a:tailEnd/>
+                    </a:ln>
+                  </pic:spPr>
+                </pic:pic>
+              </a:graphicData>
+            </a:graphic>
+          </wp:inline>
+        </w:drawing>
+      </w:r>
+    </w:p>
+    <w:p>
+      <w:pPr>
+        <w:pStyle w:val="ImageCaption"/>
+      </w:pPr>
+      <w:r>
+        <w:t xml:space="preserve">Рис. 16: Задание 6</w:t>
+      </w:r>
+    </w:p>
+    <w:p>
+      <w:pPr>
+        <w:numPr>
+          <w:ilvl w:val="0"/>
+          <w:numId w:val="1015"/>
+        </w:numPr>
+        <w:pStyle w:val="Compact"/>
+      </w:pPr>
+      <w:r>
+        <w:t xml:space="preserve">В терминале под учётной записью своего пользователя при обращении к веб-серверу в текстовом браузере lynx: lynx http://localhost (веб-страница Red Hat, а не содержимое только что созданного файла index.html)</w:t>
+      </w:r>
+    </w:p>
+    <w:p>
+      <w:pPr>
+        <w:pStyle w:val="CaptionedFigure"/>
+      </w:pPr>
+      <w:r>
+        <w:drawing>
+          <wp:inline>
+            <wp:extent cx="4267200" cy="5053451"/>
+            <wp:effectExtent b="0" l="0" r="0" t="0"/>
+            <wp:docPr descr="Задание 7" title="" id="73" name="Picture"/>
+            <a:graphic>
+              <a:graphicData uri="http://schemas.openxmlformats.org/drawingml/2006/picture">
+                <pic:pic>
+                  <pic:nvPicPr>
+                    <pic:cNvPr descr="image/17.png" id="74" name="Picture"/>
+                    <pic:cNvPicPr>
+                      <a:picLocks noChangeArrowheads="1" noChangeAspect="1"/>
+                    </pic:cNvPicPr>
+                  </pic:nvPicPr>
+                  <pic:blipFill>
+                    <a:blip r:embed="rId72"/>
+                    <a:stretch>
+                      <a:fillRect/>
+                    </a:stretch>
+                  </pic:blipFill>
+                  <pic:spPr bwMode="auto">
+                    <a:xfrm>
+                      <a:off x="0" y="0"/>
+                      <a:ext cx="4267200" cy="5053451"/>
+                    </a:xfrm>
+                    <a:prstGeom prst="rect">
+                      <a:avLst/>
+                    </a:prstGeom>
+                    <a:noFill/>
+                    <a:ln w="9525">
+                      <a:noFill/>
+                      <a:headEnd/>
+                      <a:tailEnd/>
+                    </a:ln>
+                  </pic:spPr>
+                </pic:pic>
+              </a:graphicData>
+            </a:graphic>
+          </wp:inline>
+        </w:drawing>
+      </w:r>
+    </w:p>
+    <w:p>
+      <w:pPr>
+        <w:pStyle w:val="ImageCaption"/>
+      </w:pPr>
+      <w:r>
+        <w:t xml:space="preserve">Рис. 17: Задание 7</w:t>
+      </w:r>
+    </w:p>
+    <w:p>
+      <w:pPr>
+        <w:numPr>
+          <w:ilvl w:val="0"/>
+          <w:numId w:val="1016"/>
+        </w:numPr>
+        <w:pStyle w:val="Compact"/>
+      </w:pPr>
+      <w:r>
+        <w:t xml:space="preserve">В терминале с полномочиями администратора примените новую метку контекста к /web: semanage fcontext -a -t httpd_sys_content_t “/web(/.*)?”</w:t>
+      </w:r>
+    </w:p>
+    <w:p>
+      <w:pPr>
+        <w:numPr>
+          <w:ilvl w:val="0"/>
+          <w:numId w:val="1016"/>
+        </w:numPr>
+        <w:pStyle w:val="Compact"/>
+      </w:pPr>
+      <w:r>
+        <w:t xml:space="preserve">Восстановите контекст безопасности: restorecon -R -v /web</w:t>
+      </w:r>
+    </w:p>
+    <w:p>
+      <w:pPr>
+        <w:numPr>
+          <w:ilvl w:val="0"/>
+          <w:numId w:val="1016"/>
+        </w:numPr>
+        <w:pStyle w:val="Compact"/>
+      </w:pPr>
+      <w:r>
+        <w:t xml:space="preserve">В терминале под учётной записью своего пользователя снова обратитесь к веб-серверу: lynx http://localhost (после перезогрузки системы получаем доступ к своей пользовательской веб-странице)</w:t>
+      </w:r>
+    </w:p>
+    <w:p>
+      <w:pPr>
+        <w:pStyle w:val="CaptionedFigure"/>
+      </w:pPr>
+      <w:r>
+        <w:drawing>
+          <wp:inline>
+            <wp:extent cx="4267200" cy="1159337"/>
+            <wp:effectExtent b="0" l="0" r="0" t="0"/>
+            <wp:docPr descr="Задание 8-10" title="" id="76" name="Picture"/>
+            <a:graphic>
+              <a:graphicData uri="http://schemas.openxmlformats.org/drawingml/2006/picture">
+                <pic:pic>
+                  <pic:nvPicPr>
+                    <pic:cNvPr descr="image/18.png" id="77" name="Picture"/>
+                    <pic:cNvPicPr>
+                      <a:picLocks noChangeArrowheads="1" noChangeAspect="1"/>
+                    </pic:cNvPicPr>
+                  </pic:nvPicPr>
+                  <pic:blipFill>
+                    <a:blip r:embed="rId75"/>
+                    <a:stretch>
+                      <a:fillRect/>
+                    </a:stretch>
+                  </pic:blipFill>
+                  <pic:spPr bwMode="auto">
+                    <a:xfrm>
+                      <a:off x="0" y="0"/>
+                      <a:ext cx="4267200" cy="1159337"/>
+                    </a:xfrm>
+                    <a:prstGeom prst="rect">
+                      <a:avLst/>
+                    </a:prstGeom>
+                    <a:noFill/>
+                    <a:ln w="9525">
+                      <a:noFill/>
+                      <a:headEnd/>
+                      <a:tailEnd/>
+                    </a:ln>
+                  </pic:spPr>
+                </pic:pic>
+              </a:graphicData>
+            </a:graphic>
+          </wp:inline>
+        </w:drawing>
+      </w:r>
+    </w:p>
+    <w:p>
+      <w:pPr>
+        <w:pStyle w:val="ImageCaption"/>
+      </w:pPr>
+      <w:r>
+        <w:t xml:space="preserve">Рис. 18: Задание 8-10</w:t>
+      </w:r>
+    </w:p>
+    <w:p>
+      <w:pPr>
+        <w:pStyle w:val="CaptionedFigure"/>
+      </w:pPr>
+      <w:r>
+        <w:drawing>
+          <wp:inline>
+            <wp:extent cx="4267200" cy="734068"/>
+            <wp:effectExtent b="0" l="0" r="0" t="0"/>
+            <wp:docPr descr="Задание 10" title="" id="79" name="Picture"/>
+            <a:graphic>
+              <a:graphicData uri="http://schemas.openxmlformats.org/drawingml/2006/picture">
+                <pic:pic>
+                  <pic:nvPicPr>
+                    <pic:cNvPr descr="image/19.png" id="80" name="Picture"/>
+                    <pic:cNvPicPr>
+                      <a:picLocks noChangeArrowheads="1" noChangeAspect="1"/>
+                    </pic:cNvPicPr>
+                  </pic:nvPicPr>
+                  <pic:blipFill>
+                    <a:blip r:embed="rId78"/>
+                    <a:stretch>
+                      <a:fillRect/>
+                    </a:stretch>
+                  </pic:blipFill>
+                  <pic:spPr bwMode="auto">
+                    <a:xfrm>
+                      <a:off x="0" y="0"/>
+                      <a:ext cx="4267200" cy="734068"/>
+                    </a:xfrm>
+                    <a:prstGeom prst="rect">
+                      <a:avLst/>
+                    </a:prstGeom>
+                    <a:noFill/>
+                    <a:ln w="9525">
+                      <a:noFill/>
+                      <a:headEnd/>
+                      <a:tailEnd/>
+                    </a:ln>
+                  </pic:spPr>
+                </pic:pic>
+              </a:graphicData>
+            </a:graphic>
+          </wp:inline>
+        </w:drawing>
+      </w:r>
+    </w:p>
+    <w:p>
+      <w:pPr>
+        <w:pStyle w:val="ImageCaption"/>
+      </w:pPr>
+      <w:r>
+        <w:t xml:space="preserve">Рис. 19: Задание 10</w:t>
+      </w:r>
+    </w:p>
+    <w:bookmarkEnd w:id="81"/>
+    <w:bookmarkStart w:id="91" w:name="работа-с-переключателями-selinux"/>
     <w:p>
       <w:pPr>
         <w:pStyle w:val="Heading2"/>
@@ -1674,12 +1677,292 @@
         <w:rPr>
           <w:rStyle w:val="SectionNumber"/>
         </w:rPr>
-        <w:t xml:space="preserve">3.3</w:t>
+        <w:t xml:space="preserve">3.4</w:t>
       </w:r>
       <w:r>
         <w:tab/>
       </w:r>
       <w:r>
+        <w:t xml:space="preserve">Работа с переключателями SELinux</w:t>
+      </w:r>
+    </w:p>
+    <w:p>
+      <w:pPr>
+        <w:numPr>
+          <w:ilvl w:val="0"/>
+          <w:numId w:val="1017"/>
+        </w:numPr>
+        <w:pStyle w:val="Compact"/>
+      </w:pPr>
+      <w:r>
+        <w:t xml:space="preserve">Запустите терминал и получите полномочия администратора.</w:t>
+      </w:r>
+    </w:p>
+    <w:p>
+      <w:pPr>
+        <w:numPr>
+          <w:ilvl w:val="0"/>
+          <w:numId w:val="1017"/>
+        </w:numPr>
+        <w:pStyle w:val="Compact"/>
+      </w:pPr>
+      <w:r>
+        <w:t xml:space="preserve">Посмотрите список переключателей SELinux для службы ftp: getsebool -a | grep ftp (переключатель ftpd_anon_write с текущим значением off)</w:t>
+      </w:r>
+    </w:p>
+    <w:p>
+      <w:pPr>
+        <w:pStyle w:val="CaptionedFigure"/>
+      </w:pPr>
+      <w:r>
+        <w:drawing>
+          <wp:inline>
+            <wp:extent cx="3165821" cy="2090057"/>
+            <wp:effectExtent b="0" l="0" r="0" t="0"/>
+            <wp:docPr descr="Задание 1-2" title="" id="83" name="Picture"/>
+            <a:graphic>
+              <a:graphicData uri="http://schemas.openxmlformats.org/drawingml/2006/picture">
+                <pic:pic>
+                  <pic:nvPicPr>
+                    <pic:cNvPr descr="image/20.png" id="84" name="Picture"/>
+                    <pic:cNvPicPr>
+                      <a:picLocks noChangeArrowheads="1" noChangeAspect="1"/>
+                    </pic:cNvPicPr>
+                  </pic:nvPicPr>
+                  <pic:blipFill>
+                    <a:blip r:embed="rId82"/>
+                    <a:stretch>
+                      <a:fillRect/>
+                    </a:stretch>
+                  </pic:blipFill>
+                  <pic:spPr bwMode="auto">
+                    <a:xfrm>
+                      <a:off x="0" y="0"/>
+                      <a:ext cx="3165821" cy="2090057"/>
+                    </a:xfrm>
+                    <a:prstGeom prst="rect">
+                      <a:avLst/>
+                    </a:prstGeom>
+                    <a:noFill/>
+                    <a:ln w="9525">
+                      <a:noFill/>
+                      <a:headEnd/>
+                      <a:tailEnd/>
+                    </a:ln>
+                  </pic:spPr>
+                </pic:pic>
+              </a:graphicData>
+            </a:graphic>
+          </wp:inline>
+        </w:drawing>
+      </w:r>
+    </w:p>
+    <w:p>
+      <w:pPr>
+        <w:pStyle w:val="ImageCaption"/>
+      </w:pPr>
+      <w:r>
+        <w:t xml:space="preserve">Рис. 20: Задание 1-2</w:t>
+      </w:r>
+    </w:p>
+    <w:p>
+      <w:pPr>
+        <w:numPr>
+          <w:ilvl w:val="0"/>
+          <w:numId w:val="1018"/>
+        </w:numPr>
+        <w:pStyle w:val="Compact"/>
+      </w:pPr>
+      <w:r>
+        <w:t xml:space="preserve">Для службы ftpd-anon посмотрите список переключателей: semanage boolean -l | grep ftpd_anon (один переключатель, позволяет анонимную запись, выключен)</w:t>
+      </w:r>
+    </w:p>
+    <w:p>
+      <w:pPr>
+        <w:numPr>
+          <w:ilvl w:val="0"/>
+          <w:numId w:val="1018"/>
+        </w:numPr>
+        <w:pStyle w:val="Compact"/>
+      </w:pPr>
+      <w:r>
+        <w:t xml:space="preserve">Измените текущее значение переключателя для службы ftpd_anon_write с off на on: setsebool ftpd_anon_write on</w:t>
+      </w:r>
+    </w:p>
+    <w:p>
+      <w:pPr>
+        <w:numPr>
+          <w:ilvl w:val="0"/>
+          <w:numId w:val="1018"/>
+        </w:numPr>
+        <w:pStyle w:val="Compact"/>
+      </w:pPr>
+      <w:r>
+        <w:t xml:space="preserve">Повторно посмотрите список переключателей SELinux для службы ftpd_anon_write: getsebool ftpd_anon_write</w:t>
+      </w:r>
+    </w:p>
+    <w:p>
+      <w:pPr>
+        <w:numPr>
+          <w:ilvl w:val="0"/>
+          <w:numId w:val="1018"/>
+        </w:numPr>
+        <w:pStyle w:val="Compact"/>
+      </w:pPr>
+      <w:r>
+        <w:t xml:space="preserve">Посмотрите список переключателей: semanage boolean -l | grep ftpd_anon (настройка времени выполнения включена, но постоянная настройка выключена)</w:t>
+      </w:r>
+    </w:p>
+    <w:p>
+      <w:pPr>
+        <w:pStyle w:val="CaptionedFigure"/>
+      </w:pPr>
+      <w:r>
+        <w:drawing>
+          <wp:inline>
+            <wp:extent cx="4267200" cy="1066800"/>
+            <wp:effectExtent b="0" l="0" r="0" t="0"/>
+            <wp:docPr descr="Задание 3-6" title="" id="86" name="Picture"/>
+            <a:graphic>
+              <a:graphicData uri="http://schemas.openxmlformats.org/drawingml/2006/picture">
+                <pic:pic>
+                  <pic:nvPicPr>
+                    <pic:cNvPr descr="image/21.png" id="87" name="Picture"/>
+                    <pic:cNvPicPr>
+                      <a:picLocks noChangeArrowheads="1" noChangeAspect="1"/>
+                    </pic:cNvPicPr>
+                  </pic:nvPicPr>
+                  <pic:blipFill>
+                    <a:blip r:embed="rId85"/>
+                    <a:stretch>
+                      <a:fillRect/>
+                    </a:stretch>
+                  </pic:blipFill>
+                  <pic:spPr bwMode="auto">
+                    <a:xfrm>
+                      <a:off x="0" y="0"/>
+                      <a:ext cx="4267200" cy="1066800"/>
+                    </a:xfrm>
+                    <a:prstGeom prst="rect">
+                      <a:avLst/>
+                    </a:prstGeom>
+                    <a:noFill/>
+                    <a:ln w="9525">
+                      <a:noFill/>
+                      <a:headEnd/>
+                      <a:tailEnd/>
+                    </a:ln>
+                  </pic:spPr>
+                </pic:pic>
+              </a:graphicData>
+            </a:graphic>
+          </wp:inline>
+        </w:drawing>
+      </w:r>
+    </w:p>
+    <w:p>
+      <w:pPr>
+        <w:pStyle w:val="ImageCaption"/>
+      </w:pPr>
+      <w:r>
+        <w:t xml:space="preserve">Рис. 21: Задание 3-6</w:t>
+      </w:r>
+    </w:p>
+    <w:p>
+      <w:pPr>
+        <w:numPr>
+          <w:ilvl w:val="0"/>
+          <w:numId w:val="1019"/>
+        </w:numPr>
+        <w:pStyle w:val="Compact"/>
+      </w:pPr>
+      <w:r>
+        <w:t xml:space="preserve">Измените постоянное значение переключателя для службы ftpd_anon_write с off на on: setsebool -P ftpd_anon_write on</w:t>
+      </w:r>
+    </w:p>
+    <w:p>
+      <w:pPr>
+        <w:numPr>
+          <w:ilvl w:val="0"/>
+          <w:numId w:val="1019"/>
+        </w:numPr>
+        <w:pStyle w:val="Compact"/>
+      </w:pPr>
+      <w:r>
+        <w:t xml:space="preserve">Посмотрите список переключателей: semanage boolean -l | grep ftpd_anon ((настройка времени выполнения включена, постоянная настройка включена)</w:t>
+      </w:r>
+    </w:p>
+    <w:p>
+      <w:pPr>
+        <w:pStyle w:val="CaptionedFigure"/>
+      </w:pPr>
+      <w:r>
+        <w:drawing>
+          <wp:inline>
+            <wp:extent cx="4267200" cy="609600"/>
+            <wp:effectExtent b="0" l="0" r="0" t="0"/>
+            <wp:docPr descr="Задание 7-8" title="" id="89" name="Picture"/>
+            <a:graphic>
+              <a:graphicData uri="http://schemas.openxmlformats.org/drawingml/2006/picture">
+                <pic:pic>
+                  <pic:nvPicPr>
+                    <pic:cNvPr descr="image/22.png" id="90" name="Picture"/>
+                    <pic:cNvPicPr>
+                      <a:picLocks noChangeArrowheads="1" noChangeAspect="1"/>
+                    </pic:cNvPicPr>
+                  </pic:nvPicPr>
+                  <pic:blipFill>
+                    <a:blip r:embed="rId88"/>
+                    <a:stretch>
+                      <a:fillRect/>
+                    </a:stretch>
+                  </pic:blipFill>
+                  <pic:spPr bwMode="auto">
+                    <a:xfrm>
+                      <a:off x="0" y="0"/>
+                      <a:ext cx="4267200" cy="609600"/>
+                    </a:xfrm>
+                    <a:prstGeom prst="rect">
+                      <a:avLst/>
+                    </a:prstGeom>
+                    <a:noFill/>
+                    <a:ln w="9525">
+                      <a:noFill/>
+                      <a:headEnd/>
+                      <a:tailEnd/>
+                    </a:ln>
+                  </pic:spPr>
+                </pic:pic>
+              </a:graphicData>
+            </a:graphic>
+          </wp:inline>
+        </w:drawing>
+      </w:r>
+    </w:p>
+    <w:p>
+      <w:pPr>
+        <w:pStyle w:val="ImageCaption"/>
+      </w:pPr>
+      <w:r>
+        <w:t xml:space="preserve">Рис. 22: Задание 7-8</w:t>
+      </w:r>
+    </w:p>
+    <w:bookmarkEnd w:id="91"/>
+    <w:bookmarkStart w:id="92" w:name="контрольные-вопросы"/>
+    <w:p>
+      <w:pPr>
+        <w:pStyle w:val="Heading2"/>
+      </w:pPr>
+      <w:r>
+        <w:rPr>
+          <w:rStyle w:val="SectionNumber"/>
+        </w:rPr>
+        <w:t xml:space="preserve">3.5</w:t>
+      </w:r>
+      <w:r>
+        <w:tab/>
+      </w:r>
+      <w:r>
         <w:t xml:space="preserve">Контрольные вопросы</w:t>
       </w:r>
     </w:p>
@@ -1687,216 +1970,93 @@
       <w:pPr>
         <w:numPr>
           <w:ilvl w:val="0"/>
-          <w:numId w:val="1013"/>
-        </w:numPr>
-      </w:pPr>
-      <w:r>
-        <w:t xml:space="preserve">Как настроить задание cron, чтобы оно выполнялось раз в 2 недели?</w:t>
-      </w:r>
-      <w:r>
-        <w:t xml:space="preserve"> </w:t>
-      </w:r>
-      <w:r>
-        <w:t xml:space="preserve">0 0</w:t>
-      </w:r>
-      <w:r>
-        <w:t xml:space="preserve"> </w:t>
-      </w:r>
-      <w:r>
-        <w:rPr>
-          <w:iCs/>
-          <w:i/>
-        </w:rPr>
-        <w:t xml:space="preserve">/14</w:t>
-      </w:r>
-      <w:r>
-        <w:rPr>
-          <w:iCs/>
-          <w:i/>
-        </w:rPr>
-        <w:t xml:space="preserve"> </w:t>
-      </w:r>
-      <w:r>
-        <w:t xml:space="preserve"> </w:t>
-      </w:r>
-      <w:r>
-        <w:t xml:space="preserve">*</w:t>
-      </w:r>
-    </w:p>
-    <w:p>
-      <w:pPr>
-        <w:numPr>
-          <w:ilvl w:val="0"/>
-          <w:numId w:val="1013"/>
-        </w:numPr>
-      </w:pPr>
-      <w:r>
-        <w:t xml:space="preserve">Как настроить задание cron, чтобы оно выполнялось 1-го и 15-го числа каждого месяца в 2 часа ночи?</w:t>
-      </w:r>
-      <w:r>
-        <w:t xml:space="preserve"> </w:t>
-      </w:r>
-      <w:r>
-        <w:t xml:space="preserve">0 2 1,15 * *</w:t>
-      </w:r>
-    </w:p>
-    <w:p>
-      <w:pPr>
-        <w:numPr>
-          <w:ilvl w:val="0"/>
-          <w:numId w:val="1013"/>
-        </w:numPr>
-      </w:pPr>
-      <w:r>
-        <w:t xml:space="preserve">Как настроить задание cron, чтобы оно выполнялось каждые 2 минуты каждый день?</w:t>
-      </w:r>
-      <w:r>
-        <w:t xml:space="preserve"> </w:t>
-      </w:r>
-      <w:r>
-        <w:rPr>
-          <w:iCs/>
-          <w:i/>
-        </w:rPr>
-        <w:t xml:space="preserve">/2</w:t>
-      </w:r>
-      <w:r>
-        <w:rPr>
-          <w:iCs/>
-          <w:i/>
-        </w:rPr>
-        <w:t xml:space="preserve"> </w:t>
-      </w:r>
-      <w:r>
-        <w:t xml:space="preserve"> </w:t>
-      </w:r>
-      <w:r>
-        <w:t xml:space="preserve">* * *</w:t>
-      </w:r>
-    </w:p>
-    <w:p>
-      <w:pPr>
-        <w:numPr>
-          <w:ilvl w:val="0"/>
-          <w:numId w:val="1013"/>
-        </w:numPr>
-      </w:pPr>
-      <w:r>
-        <w:t xml:space="preserve">Как настроить задание cron, чтобы оно выполнялось 19 сентября ежегодно?</w:t>
-      </w:r>
-      <w:r>
-        <w:t xml:space="preserve"> </w:t>
-      </w:r>
-      <w:r>
-        <w:t xml:space="preserve">0 0 19 9 *</w:t>
-      </w:r>
-    </w:p>
-    <w:p>
-      <w:pPr>
-        <w:numPr>
-          <w:ilvl w:val="0"/>
-          <w:numId w:val="1013"/>
-        </w:numPr>
-      </w:pPr>
-      <w:r>
-        <w:t xml:space="preserve">Как настроить задание cron, чтобы оно выполнялось каждый четверг сентября ежегодно?</w:t>
-      </w:r>
-      <w:r>
-        <w:t xml:space="preserve"> </w:t>
-      </w:r>
-      <w:r>
-        <w:t xml:space="preserve">0 0 * 9 4</w:t>
-      </w:r>
-    </w:p>
-    <w:p>
-      <w:pPr>
-        <w:numPr>
-          <w:ilvl w:val="0"/>
-          <w:numId w:val="1013"/>
-        </w:numPr>
-      </w:pPr>
-      <w:r>
-        <w:t xml:space="preserve">Какая команда позволяет вам назначить задание cron для пользователя alice?</w:t>
-      </w:r>
-      <w:r>
-        <w:t xml:space="preserve"> </w:t>
-      </w:r>
-      <w:r>
-        <w:t xml:space="preserve">crontab -u alice -e</w:t>
-      </w:r>
-    </w:p>
-    <w:p>
-      <w:pPr>
-        <w:numPr>
-          <w:ilvl w:val="0"/>
-          <w:numId w:val="1013"/>
-        </w:numPr>
-      </w:pPr>
-      <w:r>
-        <w:t xml:space="preserve">Как указать, что пользователю bob никогда не разрешено назначать задания через cron?</w:t>
-      </w:r>
-      <w:r>
-        <w:t xml:space="preserve"> </w:t>
-      </w:r>
-      <w:r>
-        <w:t xml:space="preserve">echo</w:t>
-      </w:r>
-      <w:r>
-        <w:t xml:space="preserve"> </w:t>
-      </w:r>
-      <w:r>
-        <w:t xml:space="preserve">“</w:t>
-      </w:r>
-      <w:r>
-        <w:t xml:space="preserve">bob</w:t>
-      </w:r>
-      <w:r>
-        <w:t xml:space="preserve">”</w:t>
-      </w:r>
-      <w:r>
-        <w:t xml:space="preserve"> </w:t>
-      </w:r>
-      <w:r>
-        <w:t xml:space="preserve">&gt;&gt; /etc/cron.deny</w:t>
-      </w:r>
-    </w:p>
-    <w:p>
-      <w:pPr>
-        <w:numPr>
-          <w:ilvl w:val="0"/>
-          <w:numId w:val="1013"/>
-        </w:numPr>
-      </w:pPr>
-      <w:r>
-        <w:t xml:space="preserve">Вам нужно убедиться, что задание выполняется каждый день, даже если сервер во время выполнения временно недоступен. Как это сделать?</w:t>
-      </w:r>
-      <w:r>
-        <w:t xml:space="preserve"> </w:t>
-      </w:r>
-      <w:r>
-        <w:t xml:space="preserve">Использовать anacron или настроить повторение задания при загрузке системы.</w:t>
-      </w:r>
-    </w:p>
-    <w:p>
-      <w:pPr>
-        <w:numPr>
-          <w:ilvl w:val="0"/>
-          <w:numId w:val="1013"/>
-        </w:numPr>
-      </w:pPr>
-      <w:r>
-        <w:t xml:space="preserve">Какая команда позволяет узнать, запланированы ли какие-либо задания на выполнение планировщиком atd?</w:t>
-      </w:r>
-      <w:r>
-        <w:t xml:space="preserve"> </w:t>
-      </w:r>
-      <w:r>
-        <w:t xml:space="preserve">atq</w:t>
-      </w:r>
-    </w:p>
-    <w:bookmarkEnd w:id="60"/>
-    <w:bookmarkEnd w:id="61"/>
-    <w:bookmarkStart w:id="62" w:name="выводы"/>
+          <w:numId w:val="1020"/>
+        </w:numPr>
+      </w:pPr>
+      <w:r>
+        <w:t xml:space="preserve">Чтобы временно поставить SELinux в разрешающем режиме, используйте команду: setenforce 0</w:t>
+      </w:r>
+    </w:p>
+    <w:p>
+      <w:pPr>
+        <w:numPr>
+          <w:ilvl w:val="0"/>
+          <w:numId w:val="1020"/>
+        </w:numPr>
+      </w:pPr>
+      <w:r>
+        <w:t xml:space="preserve">Чтобы получить список всех доступных переключателей SELinux, используйте команду: getsebool -a</w:t>
+      </w:r>
+    </w:p>
+    <w:p>
+      <w:pPr>
+        <w:numPr>
+          <w:ilvl w:val="0"/>
+          <w:numId w:val="1020"/>
+        </w:numPr>
+      </w:pPr>
+      <w:r>
+        <w:t xml:space="preserve">Имя пакета для получения легко читаемых сообщений SELinux: setroubleshoot</w:t>
+      </w:r>
+    </w:p>
+    <w:p>
+      <w:pPr>
+        <w:numPr>
+          <w:ilvl w:val="0"/>
+          <w:numId w:val="1020"/>
+        </w:numPr>
+      </w:pPr>
+      <w:r>
+        <w:t xml:space="preserve">Чтобы применить тип контекста httpd_sys_content_t к каталогу /web, выполните команды: semanage fcontext -a -t httpd_sys_content_t ’/web(/.*)?’ и затем restorecon -R /web</w:t>
+      </w:r>
+    </w:p>
+    <w:p>
+      <w:pPr>
+        <w:numPr>
+          <w:ilvl w:val="0"/>
+          <w:numId w:val="1020"/>
+        </w:numPr>
+      </w:pPr>
+      <w:r>
+        <w:t xml:space="preserve">Чтобы полностью отключить SELinux, нужно изменить файл: /etc/selinux/config</w:t>
+      </w:r>
+    </w:p>
+    <w:p>
+      <w:pPr>
+        <w:numPr>
+          <w:ilvl w:val="0"/>
+          <w:numId w:val="1020"/>
+        </w:numPr>
+      </w:pPr>
+      <w:r>
+        <w:t xml:space="preserve">SELinux регистрирует все свои сообщения в: /var/log/audit/audit.log</w:t>
+      </w:r>
+    </w:p>
+    <w:p>
+      <w:pPr>
+        <w:numPr>
+          <w:ilvl w:val="0"/>
+          <w:numId w:val="1020"/>
+        </w:numPr>
+      </w:pPr>
+      <w:r>
+        <w:t xml:space="preserve">Чтобы получить информацию о типах контекстов для службы ftp, используйте команду: sesearch -A -s ftpd_t</w:t>
+      </w:r>
+    </w:p>
+    <w:p>
+      <w:pPr>
+        <w:numPr>
+          <w:ilvl w:val="0"/>
+          <w:numId w:val="1020"/>
+        </w:numPr>
+      </w:pPr>
+      <w:r>
+        <w:t xml:space="preserve">Самый простой способ проверить, связана ли проблема с SELinux: временно переключиться в разрешающий режим командой setenforce 0 и проверить, сохраняется ли проблема.</w:t>
+      </w:r>
+    </w:p>
+    <w:bookmarkEnd w:id="92"/>
+    <w:bookmarkEnd w:id="93"/>
+    <w:bookmarkStart w:id="94" w:name="выводы"/>
     <w:p>
       <w:pPr>
         <w:pStyle w:val="Heading1"/>
@@ -1919,11 +2079,11 @@
         <w:pStyle w:val="FirstParagraph"/>
       </w:pPr>
       <w:r>
-        <w:t xml:space="preserve">В ходе выполнения лабораторной работы №8 мне удалось получить навыки работы с планировщиками событий cron и at.</w:t>
-      </w:r>
-    </w:p>
-    <w:bookmarkEnd w:id="62"/>
-    <w:bookmarkStart w:id="64" w:name="список-литературы"/>
+        <w:t xml:space="preserve">В ходе выполнения лабораторной работы №9 мне удалось получить навыки работы с контекстом безопасности и политиками SELinux.</w:t>
+      </w:r>
+    </w:p>
+    <w:bookmarkEnd w:id="94"/>
+    <w:bookmarkStart w:id="96" w:name="список-литературы"/>
     <w:p>
       <w:pPr>
         <w:pStyle w:val="Heading1"/>
@@ -1932,9 +2092,9 @@
         <w:t xml:space="preserve">Список литературы</w:t>
       </w:r>
     </w:p>
-    <w:bookmarkStart w:id="63" w:name="refs"/>
-    <w:bookmarkEnd w:id="63"/>
-    <w:bookmarkEnd w:id="64"/>
+    <w:bookmarkStart w:id="95" w:name="refs"/>
+    <w:bookmarkEnd w:id="95"/>
+    <w:bookmarkEnd w:id="96"/>
     <w:sectPr/>
   </w:body>
 </w:document>
@@ -2381,6 +2541,346 @@
       </w:pPr>
     </w:lvl>
   </w:abstractNum>
+  <w:abstractNum w:abstractNumId="99419">
+    <w:nsid w:val="A99419"/>
+    <w:multiLevelType w:val="multilevel"/>
+    <w:lvl w:ilvl="0">
+      <w:start w:val="9"/>
+      <w:numFmt w:val="decimal"/>
+      <w:lvlText w:val="%1."/>
+      <w:lvlJc w:val="left"/>
+      <w:pPr>
+        <w:ind w:left="720" w:hanging="480"/>
+      </w:pPr>
+    </w:lvl>
+    <w:lvl w:ilvl="1">
+      <w:start w:val="9"/>
+      <w:numFmt w:val="decimal"/>
+      <w:lvlText w:val="%2."/>
+      <w:lvlJc w:val="left"/>
+      <w:pPr>
+        <w:ind w:left="1440" w:hanging="480"/>
+      </w:pPr>
+    </w:lvl>
+    <w:lvl w:ilvl="2">
+      <w:start w:val="9"/>
+      <w:numFmt w:val="decimal"/>
+      <w:lvlText w:val="%3."/>
+      <w:lvlJc w:val="left"/>
+      <w:pPr>
+        <w:ind w:left="2160" w:hanging="480"/>
+      </w:pPr>
+    </w:lvl>
+    <w:lvl w:ilvl="3">
+      <w:start w:val="9"/>
+      <w:numFmt w:val="decimal"/>
+      <w:lvlText w:val="%4."/>
+      <w:lvlJc w:val="left"/>
+      <w:pPr>
+        <w:ind w:left="2880" w:hanging="480"/>
+      </w:pPr>
+    </w:lvl>
+    <w:lvl w:ilvl="4">
+      <w:start w:val="9"/>
+      <w:numFmt w:val="decimal"/>
+      <w:lvlText w:val="%5."/>
+      <w:lvlJc w:val="left"/>
+      <w:pPr>
+        <w:ind w:left="3600" w:hanging="480"/>
+      </w:pPr>
+    </w:lvl>
+    <w:lvl w:ilvl="5">
+      <w:start w:val="9"/>
+      <w:numFmt w:val="decimal"/>
+      <w:lvlText w:val="%6."/>
+      <w:lvlJc w:val="left"/>
+      <w:pPr>
+        <w:ind w:left="4320" w:hanging="480"/>
+      </w:pPr>
+    </w:lvl>
+    <w:lvl w:ilvl="6">
+      <w:start w:val="9"/>
+      <w:numFmt w:val="decimal"/>
+      <w:lvlText w:val="%7."/>
+      <w:lvlJc w:val="left"/>
+      <w:pPr>
+        <w:ind w:left="5040" w:hanging="480"/>
+      </w:pPr>
+    </w:lvl>
+    <w:lvl w:ilvl="7">
+      <w:start w:val="9"/>
+      <w:numFmt w:val="decimal"/>
+      <w:lvlText w:val="%8."/>
+      <w:lvlJc w:val="left"/>
+      <w:pPr>
+        <w:ind w:left="5760" w:hanging="480"/>
+      </w:pPr>
+    </w:lvl>
+    <w:lvl w:ilvl="8">
+      <w:start w:val="9"/>
+      <w:numFmt w:val="decimal"/>
+      <w:lvlText w:val="%9."/>
+      <w:lvlJc w:val="left"/>
+      <w:pPr>
+        <w:ind w:left="6480" w:hanging="480"/>
+      </w:pPr>
+    </w:lvl>
+  </w:abstractNum>
+  <w:abstractNum w:abstractNumId="994110">
+    <w:nsid w:val="A994110"/>
+    <w:multiLevelType w:val="multilevel"/>
+    <w:lvl w:ilvl="0">
+      <w:start w:val="10"/>
+      <w:numFmt w:val="decimal"/>
+      <w:lvlText w:val="%1."/>
+      <w:lvlJc w:val="left"/>
+      <w:pPr>
+        <w:ind w:left="720" w:hanging="480"/>
+      </w:pPr>
+    </w:lvl>
+    <w:lvl w:ilvl="1">
+      <w:start w:val="10"/>
+      <w:numFmt w:val="decimal"/>
+      <w:lvlText w:val="%2."/>
+      <w:lvlJc w:val="left"/>
+      <w:pPr>
+        <w:ind w:left="1440" w:hanging="480"/>
+      </w:pPr>
+    </w:lvl>
+    <w:lvl w:ilvl="2">
+      <w:start w:val="10"/>
+      <w:numFmt w:val="decimal"/>
+      <w:lvlText w:val="%3."/>
+      <w:lvlJc w:val="left"/>
+      <w:pPr>
+        <w:ind w:left="2160" w:hanging="480"/>
+      </w:pPr>
+    </w:lvl>
+    <w:lvl w:ilvl="3">
+      <w:start w:val="10"/>
+      <w:numFmt w:val="decimal"/>
+      <w:lvlText w:val="%4."/>
+      <w:lvlJc w:val="left"/>
+      <w:pPr>
+        <w:ind w:left="2880" w:hanging="480"/>
+      </w:pPr>
+    </w:lvl>
+    <w:lvl w:ilvl="4">
+      <w:start w:val="10"/>
+      <w:numFmt w:val="decimal"/>
+      <w:lvlText w:val="%5."/>
+      <w:lvlJc w:val="left"/>
+      <w:pPr>
+        <w:ind w:left="3600" w:hanging="480"/>
+      </w:pPr>
+    </w:lvl>
+    <w:lvl w:ilvl="5">
+      <w:start w:val="10"/>
+      <w:numFmt w:val="decimal"/>
+      <w:lvlText w:val="%6."/>
+      <w:lvlJc w:val="left"/>
+      <w:pPr>
+        <w:ind w:left="4320" w:hanging="480"/>
+      </w:pPr>
+    </w:lvl>
+    <w:lvl w:ilvl="6">
+      <w:start w:val="10"/>
+      <w:numFmt w:val="decimal"/>
+      <w:lvlText w:val="%7."/>
+      <w:lvlJc w:val="left"/>
+      <w:pPr>
+        <w:ind w:left="5040" w:hanging="480"/>
+      </w:pPr>
+    </w:lvl>
+    <w:lvl w:ilvl="7">
+      <w:start w:val="10"/>
+      <w:numFmt w:val="decimal"/>
+      <w:lvlText w:val="%8."/>
+      <w:lvlJc w:val="left"/>
+      <w:pPr>
+        <w:ind w:left="5760" w:hanging="480"/>
+      </w:pPr>
+    </w:lvl>
+    <w:lvl w:ilvl="8">
+      <w:start w:val="10"/>
+      <w:numFmt w:val="decimal"/>
+      <w:lvlText w:val="%9."/>
+      <w:lvlJc w:val="left"/>
+      <w:pPr>
+        <w:ind w:left="6480" w:hanging="480"/>
+      </w:pPr>
+    </w:lvl>
+  </w:abstractNum>
+  <w:abstractNum w:abstractNumId="99414">
+    <w:nsid w:val="A99414"/>
+    <w:multiLevelType w:val="multilevel"/>
+    <w:lvl w:ilvl="0">
+      <w:start w:val="4"/>
+      <w:numFmt w:val="decimal"/>
+      <w:lvlText w:val="%1."/>
+      <w:lvlJc w:val="left"/>
+      <w:pPr>
+        <w:ind w:left="720" w:hanging="480"/>
+      </w:pPr>
+    </w:lvl>
+    <w:lvl w:ilvl="1">
+      <w:start w:val="4"/>
+      <w:numFmt w:val="decimal"/>
+      <w:lvlText w:val="%2."/>
+      <w:lvlJc w:val="left"/>
+      <w:pPr>
+        <w:ind w:left="1440" w:hanging="480"/>
+      </w:pPr>
+    </w:lvl>
+    <w:lvl w:ilvl="2">
+      <w:start w:val="4"/>
+      <w:numFmt w:val="decimal"/>
+      <w:lvlText w:val="%3."/>
+      <w:lvlJc w:val="left"/>
+      <w:pPr>
+        <w:ind w:left="2160" w:hanging="480"/>
+      </w:pPr>
+    </w:lvl>
+    <w:lvl w:ilvl="3">
+      <w:start w:val="4"/>
+      <w:numFmt w:val="decimal"/>
+      <w:lvlText w:val="%4."/>
+      <w:lvlJc w:val="left"/>
+      <w:pPr>
+        <w:ind w:left="2880" w:hanging="480"/>
+      </w:pPr>
+    </w:lvl>
+    <w:lvl w:ilvl="4">
+      <w:start w:val="4"/>
+      <w:numFmt w:val="decimal"/>
+      <w:lvlText w:val="%5."/>
+      <w:lvlJc w:val="left"/>
+      <w:pPr>
+        <w:ind w:left="3600" w:hanging="480"/>
+      </w:pPr>
+    </w:lvl>
+    <w:lvl w:ilvl="5">
+      <w:start w:val="4"/>
+      <w:numFmt w:val="decimal"/>
+      <w:lvlText w:val="%6."/>
+      <w:lvlJc w:val="left"/>
+      <w:pPr>
+        <w:ind w:left="4320" w:hanging="480"/>
+      </w:pPr>
+    </w:lvl>
+    <w:lvl w:ilvl="6">
+      <w:start w:val="4"/>
+      <w:numFmt w:val="decimal"/>
+      <w:lvlText w:val="%7."/>
+      <w:lvlJc w:val="left"/>
+      <w:pPr>
+        <w:ind w:left="5040" w:hanging="480"/>
+      </w:pPr>
+    </w:lvl>
+    <w:lvl w:ilvl="7">
+      <w:start w:val="4"/>
+      <w:numFmt w:val="decimal"/>
+      <w:lvlText w:val="%8."/>
+      <w:lvlJc w:val="left"/>
+      <w:pPr>
+        <w:ind w:left="5760" w:hanging="480"/>
+      </w:pPr>
+    </w:lvl>
+    <w:lvl w:ilvl="8">
+      <w:start w:val="4"/>
+      <w:numFmt w:val="decimal"/>
+      <w:lvlText w:val="%9."/>
+      <w:lvlJc w:val="left"/>
+      <w:pPr>
+        <w:ind w:left="6480" w:hanging="480"/>
+      </w:pPr>
+    </w:lvl>
+  </w:abstractNum>
+  <w:abstractNum w:abstractNumId="99417">
+    <w:nsid w:val="A99417"/>
+    <w:multiLevelType w:val="multilevel"/>
+    <w:lvl w:ilvl="0">
+      <w:start w:val="7"/>
+      <w:numFmt w:val="decimal"/>
+      <w:lvlText w:val="%1."/>
+      <w:lvlJc w:val="left"/>
+      <w:pPr>
+        <w:ind w:left="720" w:hanging="480"/>
+      </w:pPr>
+    </w:lvl>
+    <w:lvl w:ilvl="1">
+      <w:start w:val="7"/>
+      <w:numFmt w:val="decimal"/>
+      <w:lvlText w:val="%2."/>
+      <w:lvlJc w:val="left"/>
+      <w:pPr>
+        <w:ind w:left="1440" w:hanging="480"/>
+      </w:pPr>
+    </w:lvl>
+    <w:lvl w:ilvl="2">
+      <w:start w:val="7"/>
+      <w:numFmt w:val="decimal"/>
+      <w:lvlText w:val="%3."/>
+      <w:lvlJc w:val="left"/>
+      <w:pPr>
+        <w:ind w:left="2160" w:hanging="480"/>
+      </w:pPr>
+    </w:lvl>
+    <w:lvl w:ilvl="3">
+      <w:start w:val="7"/>
+      <w:numFmt w:val="decimal"/>
+      <w:lvlText w:val="%4."/>
+      <w:lvlJc w:val="left"/>
+      <w:pPr>
+        <w:ind w:left="2880" w:hanging="480"/>
+      </w:pPr>
+    </w:lvl>
+    <w:lvl w:ilvl="4">
+      <w:start w:val="7"/>
+      <w:numFmt w:val="decimal"/>
+      <w:lvlText w:val="%5."/>
+      <w:lvlJc w:val="left"/>
+      <w:pPr>
+        <w:ind w:left="3600" w:hanging="480"/>
+      </w:pPr>
+    </w:lvl>
+    <w:lvl w:ilvl="5">
+      <w:start w:val="7"/>
+      <w:numFmt w:val="decimal"/>
+      <w:lvlText w:val="%6."/>
+      <w:lvlJc w:val="left"/>
+      <w:pPr>
+        <w:ind w:left="4320" w:hanging="480"/>
+      </w:pPr>
+    </w:lvl>
+    <w:lvl w:ilvl="6">
+      <w:start w:val="7"/>
+      <w:numFmt w:val="decimal"/>
+      <w:lvlText w:val="%7."/>
+      <w:lvlJc w:val="left"/>
+      <w:pPr>
+        <w:ind w:left="5040" w:hanging="480"/>
+      </w:pPr>
+    </w:lvl>
+    <w:lvl w:ilvl="7">
+      <w:start w:val="7"/>
+      <w:numFmt w:val="decimal"/>
+      <w:lvlText w:val="%8."/>
+      <w:lvlJc w:val="left"/>
+      <w:pPr>
+        <w:ind w:left="5760" w:hanging="480"/>
+      </w:pPr>
+    </w:lvl>
+    <w:lvl w:ilvl="8">
+      <w:start w:val="7"/>
+      <w:numFmt w:val="decimal"/>
+      <w:lvlText w:val="%9."/>
+      <w:lvlJc w:val="left"/>
+      <w:pPr>
+        <w:ind w:left="6480" w:hanging="480"/>
+      </w:pPr>
+    </w:lvl>
+  </w:abstractNum>
   <w:abstractNum w:abstractNumId="99418">
     <w:nsid w:val="A99418"/>
     <w:multiLevelType w:val="multilevel"/>
@@ -2458,346 +2958,6 @@
     </w:lvl>
     <w:lvl w:ilvl="8">
       <w:start w:val="8"/>
-      <w:numFmt w:val="decimal"/>
-      <w:lvlText w:val="%9."/>
-      <w:lvlJc w:val="left"/>
-      <w:pPr>
-        <w:ind w:left="6480" w:hanging="480"/>
-      </w:pPr>
-    </w:lvl>
-  </w:abstractNum>
-  <w:abstractNum w:abstractNumId="99419">
-    <w:nsid w:val="A99419"/>
-    <w:multiLevelType w:val="multilevel"/>
-    <w:lvl w:ilvl="0">
-      <w:start w:val="9"/>
-      <w:numFmt w:val="decimal"/>
-      <w:lvlText w:val="%1."/>
-      <w:lvlJc w:val="left"/>
-      <w:pPr>
-        <w:ind w:left="720" w:hanging="480"/>
-      </w:pPr>
-    </w:lvl>
-    <w:lvl w:ilvl="1">
-      <w:start w:val="9"/>
-      <w:numFmt w:val="decimal"/>
-      <w:lvlText w:val="%2."/>
-      <w:lvlJc w:val="left"/>
-      <w:pPr>
-        <w:ind w:left="1440" w:hanging="480"/>
-      </w:pPr>
-    </w:lvl>
-    <w:lvl w:ilvl="2">
-      <w:start w:val="9"/>
-      <w:numFmt w:val="decimal"/>
-      <w:lvlText w:val="%3."/>
-      <w:lvlJc w:val="left"/>
-      <w:pPr>
-        <w:ind w:left="2160" w:hanging="480"/>
-      </w:pPr>
-    </w:lvl>
-    <w:lvl w:ilvl="3">
-      <w:start w:val="9"/>
-      <w:numFmt w:val="decimal"/>
-      <w:lvlText w:val="%4."/>
-      <w:lvlJc w:val="left"/>
-      <w:pPr>
-        <w:ind w:left="2880" w:hanging="480"/>
-      </w:pPr>
-    </w:lvl>
-    <w:lvl w:ilvl="4">
-      <w:start w:val="9"/>
-      <w:numFmt w:val="decimal"/>
-      <w:lvlText w:val="%5."/>
-      <w:lvlJc w:val="left"/>
-      <w:pPr>
-        <w:ind w:left="3600" w:hanging="480"/>
-      </w:pPr>
-    </w:lvl>
-    <w:lvl w:ilvl="5">
-      <w:start w:val="9"/>
-      <w:numFmt w:val="decimal"/>
-      <w:lvlText w:val="%6."/>
-      <w:lvlJc w:val="left"/>
-      <w:pPr>
-        <w:ind w:left="4320" w:hanging="480"/>
-      </w:pPr>
-    </w:lvl>
-    <w:lvl w:ilvl="6">
-      <w:start w:val="9"/>
-      <w:numFmt w:val="decimal"/>
-      <w:lvlText w:val="%7."/>
-      <w:lvlJc w:val="left"/>
-      <w:pPr>
-        <w:ind w:left="5040" w:hanging="480"/>
-      </w:pPr>
-    </w:lvl>
-    <w:lvl w:ilvl="7">
-      <w:start w:val="9"/>
-      <w:numFmt w:val="decimal"/>
-      <w:lvlText w:val="%8."/>
-      <w:lvlJc w:val="left"/>
-      <w:pPr>
-        <w:ind w:left="5760" w:hanging="480"/>
-      </w:pPr>
-    </w:lvl>
-    <w:lvl w:ilvl="8">
-      <w:start w:val="9"/>
-      <w:numFmt w:val="decimal"/>
-      <w:lvlText w:val="%9."/>
-      <w:lvlJc w:val="left"/>
-      <w:pPr>
-        <w:ind w:left="6480" w:hanging="480"/>
-      </w:pPr>
-    </w:lvl>
-  </w:abstractNum>
-  <w:abstractNum w:abstractNumId="994111">
-    <w:nsid w:val="A994111"/>
-    <w:multiLevelType w:val="multilevel"/>
-    <w:lvl w:ilvl="0">
-      <w:start w:val="11"/>
-      <w:numFmt w:val="decimal"/>
-      <w:lvlText w:val="%1."/>
-      <w:lvlJc w:val="left"/>
-      <w:pPr>
-        <w:ind w:left="720" w:hanging="480"/>
-      </w:pPr>
-    </w:lvl>
-    <w:lvl w:ilvl="1">
-      <w:start w:val="11"/>
-      <w:numFmt w:val="decimal"/>
-      <w:lvlText w:val="%2."/>
-      <w:lvlJc w:val="left"/>
-      <w:pPr>
-        <w:ind w:left="1440" w:hanging="480"/>
-      </w:pPr>
-    </w:lvl>
-    <w:lvl w:ilvl="2">
-      <w:start w:val="11"/>
-      <w:numFmt w:val="decimal"/>
-      <w:lvlText w:val="%3."/>
-      <w:lvlJc w:val="left"/>
-      <w:pPr>
-        <w:ind w:left="2160" w:hanging="480"/>
-      </w:pPr>
-    </w:lvl>
-    <w:lvl w:ilvl="3">
-      <w:start w:val="11"/>
-      <w:numFmt w:val="decimal"/>
-      <w:lvlText w:val="%4."/>
-      <w:lvlJc w:val="left"/>
-      <w:pPr>
-        <w:ind w:left="2880" w:hanging="480"/>
-      </w:pPr>
-    </w:lvl>
-    <w:lvl w:ilvl="4">
-      <w:start w:val="11"/>
-      <w:numFmt w:val="decimal"/>
-      <w:lvlText w:val="%5."/>
-      <w:lvlJc w:val="left"/>
-      <w:pPr>
-        <w:ind w:left="3600" w:hanging="480"/>
-      </w:pPr>
-    </w:lvl>
-    <w:lvl w:ilvl="5">
-      <w:start w:val="11"/>
-      <w:numFmt w:val="decimal"/>
-      <w:lvlText w:val="%6."/>
-      <w:lvlJc w:val="left"/>
-      <w:pPr>
-        <w:ind w:left="4320" w:hanging="480"/>
-      </w:pPr>
-    </w:lvl>
-    <w:lvl w:ilvl="6">
-      <w:start w:val="11"/>
-      <w:numFmt w:val="decimal"/>
-      <w:lvlText w:val="%7."/>
-      <w:lvlJc w:val="left"/>
-      <w:pPr>
-        <w:ind w:left="5040" w:hanging="480"/>
-      </w:pPr>
-    </w:lvl>
-    <w:lvl w:ilvl="7">
-      <w:start w:val="11"/>
-      <w:numFmt w:val="decimal"/>
-      <w:lvlText w:val="%8."/>
-      <w:lvlJc w:val="left"/>
-      <w:pPr>
-        <w:ind w:left="5760" w:hanging="480"/>
-      </w:pPr>
-    </w:lvl>
-    <w:lvl w:ilvl="8">
-      <w:start w:val="11"/>
-      <w:numFmt w:val="decimal"/>
-      <w:lvlText w:val="%9."/>
-      <w:lvlJc w:val="left"/>
-      <w:pPr>
-        <w:ind w:left="6480" w:hanging="480"/>
-      </w:pPr>
-    </w:lvl>
-  </w:abstractNum>
-  <w:abstractNum w:abstractNumId="994112">
-    <w:nsid w:val="A994112"/>
-    <w:multiLevelType w:val="multilevel"/>
-    <w:lvl w:ilvl="0">
-      <w:start w:val="12"/>
-      <w:numFmt w:val="decimal"/>
-      <w:lvlText w:val="%1."/>
-      <w:lvlJc w:val="left"/>
-      <w:pPr>
-        <w:ind w:left="720" w:hanging="480"/>
-      </w:pPr>
-    </w:lvl>
-    <w:lvl w:ilvl="1">
-      <w:start w:val="12"/>
-      <w:numFmt w:val="decimal"/>
-      <w:lvlText w:val="%2."/>
-      <w:lvlJc w:val="left"/>
-      <w:pPr>
-        <w:ind w:left="1440" w:hanging="480"/>
-      </w:pPr>
-    </w:lvl>
-    <w:lvl w:ilvl="2">
-      <w:start w:val="12"/>
-      <w:numFmt w:val="decimal"/>
-      <w:lvlText w:val="%3."/>
-      <w:lvlJc w:val="left"/>
-      <w:pPr>
-        <w:ind w:left="2160" w:hanging="480"/>
-      </w:pPr>
-    </w:lvl>
-    <w:lvl w:ilvl="3">
-      <w:start w:val="12"/>
-      <w:numFmt w:val="decimal"/>
-      <w:lvlText w:val="%4."/>
-      <w:lvlJc w:val="left"/>
-      <w:pPr>
-        <w:ind w:left="2880" w:hanging="480"/>
-      </w:pPr>
-    </w:lvl>
-    <w:lvl w:ilvl="4">
-      <w:start w:val="12"/>
-      <w:numFmt w:val="decimal"/>
-      <w:lvlText w:val="%5."/>
-      <w:lvlJc w:val="left"/>
-      <w:pPr>
-        <w:ind w:left="3600" w:hanging="480"/>
-      </w:pPr>
-    </w:lvl>
-    <w:lvl w:ilvl="5">
-      <w:start w:val="12"/>
-      <w:numFmt w:val="decimal"/>
-      <w:lvlText w:val="%6."/>
-      <w:lvlJc w:val="left"/>
-      <w:pPr>
-        <w:ind w:left="4320" w:hanging="480"/>
-      </w:pPr>
-    </w:lvl>
-    <w:lvl w:ilvl="6">
-      <w:start w:val="12"/>
-      <w:numFmt w:val="decimal"/>
-      <w:lvlText w:val="%7."/>
-      <w:lvlJc w:val="left"/>
-      <w:pPr>
-        <w:ind w:left="5040" w:hanging="480"/>
-      </w:pPr>
-    </w:lvl>
-    <w:lvl w:ilvl="7">
-      <w:start w:val="12"/>
-      <w:numFmt w:val="decimal"/>
-      <w:lvlText w:val="%8."/>
-      <w:lvlJc w:val="left"/>
-      <w:pPr>
-        <w:ind w:left="5760" w:hanging="480"/>
-      </w:pPr>
-    </w:lvl>
-    <w:lvl w:ilvl="8">
-      <w:start w:val="12"/>
-      <w:numFmt w:val="decimal"/>
-      <w:lvlText w:val="%9."/>
-      <w:lvlJc w:val="left"/>
-      <w:pPr>
-        <w:ind w:left="6480" w:hanging="480"/>
-      </w:pPr>
-    </w:lvl>
-  </w:abstractNum>
-  <w:abstractNum w:abstractNumId="994114">
-    <w:nsid w:val="A994114"/>
-    <w:multiLevelType w:val="multilevel"/>
-    <w:lvl w:ilvl="0">
-      <w:start w:val="14"/>
-      <w:numFmt w:val="decimal"/>
-      <w:lvlText w:val="%1."/>
-      <w:lvlJc w:val="left"/>
-      <w:pPr>
-        <w:ind w:left="720" w:hanging="480"/>
-      </w:pPr>
-    </w:lvl>
-    <w:lvl w:ilvl="1">
-      <w:start w:val="14"/>
-      <w:numFmt w:val="decimal"/>
-      <w:lvlText w:val="%2."/>
-      <w:lvlJc w:val="left"/>
-      <w:pPr>
-        <w:ind w:left="1440" w:hanging="480"/>
-      </w:pPr>
-    </w:lvl>
-    <w:lvl w:ilvl="2">
-      <w:start w:val="14"/>
-      <w:numFmt w:val="decimal"/>
-      <w:lvlText w:val="%3."/>
-      <w:lvlJc w:val="left"/>
-      <w:pPr>
-        <w:ind w:left="2160" w:hanging="480"/>
-      </w:pPr>
-    </w:lvl>
-    <w:lvl w:ilvl="3">
-      <w:start w:val="14"/>
-      <w:numFmt w:val="decimal"/>
-      <w:lvlText w:val="%4."/>
-      <w:lvlJc w:val="left"/>
-      <w:pPr>
-        <w:ind w:left="2880" w:hanging="480"/>
-      </w:pPr>
-    </w:lvl>
-    <w:lvl w:ilvl="4">
-      <w:start w:val="14"/>
-      <w:numFmt w:val="decimal"/>
-      <w:lvlText w:val="%5."/>
-      <w:lvlJc w:val="left"/>
-      <w:pPr>
-        <w:ind w:left="3600" w:hanging="480"/>
-      </w:pPr>
-    </w:lvl>
-    <w:lvl w:ilvl="5">
-      <w:start w:val="14"/>
-      <w:numFmt w:val="decimal"/>
-      <w:lvlText w:val="%6."/>
-      <w:lvlJc w:val="left"/>
-      <w:pPr>
-        <w:ind w:left="4320" w:hanging="480"/>
-      </w:pPr>
-    </w:lvl>
-    <w:lvl w:ilvl="6">
-      <w:start w:val="14"/>
-      <w:numFmt w:val="decimal"/>
-      <w:lvlText w:val="%7."/>
-      <w:lvlJc w:val="left"/>
-      <w:pPr>
-        <w:ind w:left="5040" w:hanging="480"/>
-      </w:pPr>
-    </w:lvl>
-    <w:lvl w:ilvl="7">
-      <w:start w:val="14"/>
-      <w:numFmt w:val="decimal"/>
-      <w:lvlText w:val="%8."/>
-      <w:lvlJc w:val="left"/>
-      <w:pPr>
-        <w:ind w:left="5760" w:hanging="480"/>
-      </w:pPr>
-    </w:lvl>
-    <w:lvl w:ilvl="8">
-      <w:start w:val="14"/>
       <w:numFmt w:val="decimal"/>
       <w:lvlText w:val="%9."/>
       <w:lvlJc w:val="left"/>
@@ -2960,36 +3120,6 @@
     </w:lvlOverride>
   </w:num>
   <w:num w:numId="1006">
-    <w:abstractNumId w:val="99418"/>
-    <w:lvlOverride w:ilvl="0">
-      <w:startOverride w:val="8"/>
-    </w:lvlOverride>
-    <w:lvlOverride w:ilvl="1">
-      <w:startOverride w:val="8"/>
-    </w:lvlOverride>
-    <w:lvlOverride w:ilvl="2">
-      <w:startOverride w:val="8"/>
-    </w:lvlOverride>
-    <w:lvlOverride w:ilvl="3">
-      <w:startOverride w:val="8"/>
-    </w:lvlOverride>
-    <w:lvlOverride w:ilvl="4">
-      <w:startOverride w:val="8"/>
-    </w:lvlOverride>
-    <w:lvlOverride w:ilvl="5">
-      <w:startOverride w:val="8"/>
-    </w:lvlOverride>
-    <w:lvlOverride w:ilvl="6">
-      <w:startOverride w:val="8"/>
-    </w:lvlOverride>
-    <w:lvlOverride w:ilvl="7">
-      <w:startOverride w:val="8"/>
-    </w:lvlOverride>
-    <w:lvlOverride w:ilvl="8">
-      <w:startOverride w:val="8"/>
-    </w:lvlOverride>
-  </w:num>
-  <w:num w:numId="1007">
     <w:abstractNumId w:val="99419"/>
     <w:lvlOverride w:ilvl="0">
       <w:startOverride w:val="9"/>
@@ -3019,94 +3149,124 @@
       <w:startOverride w:val="9"/>
     </w:lvlOverride>
   </w:num>
+  <w:num w:numId="1007">
+    <w:abstractNumId w:val="994110"/>
+    <w:lvlOverride w:ilvl="0">
+      <w:startOverride w:val="10"/>
+    </w:lvlOverride>
+    <w:lvlOverride w:ilvl="1">
+      <w:startOverride w:val="10"/>
+    </w:lvlOverride>
+    <w:lvlOverride w:ilvl="2">
+      <w:startOverride w:val="10"/>
+    </w:lvlOverride>
+    <w:lvlOverride w:ilvl="3">
+      <w:startOverride w:val="10"/>
+    </w:lvlOverride>
+    <w:lvlOverride w:ilvl="4">
+      <w:startOverride w:val="10"/>
+    </w:lvlOverride>
+    <w:lvlOverride w:ilvl="5">
+      <w:startOverride w:val="10"/>
+    </w:lvlOverride>
+    <w:lvlOverride w:ilvl="6">
+      <w:startOverride w:val="10"/>
+    </w:lvlOverride>
+    <w:lvlOverride w:ilvl="7">
+      <w:startOverride w:val="10"/>
+    </w:lvlOverride>
+    <w:lvlOverride w:ilvl="8">
+      <w:startOverride w:val="10"/>
+    </w:lvlOverride>
+  </w:num>
   <w:num w:numId="1008">
-    <w:abstractNumId w:val="994111"/>
+    <w:abstractNumId w:val="99411"/>
     <w:lvlOverride w:ilvl="0">
-      <w:startOverride w:val="11"/>
+      <w:startOverride w:val="1"/>
     </w:lvlOverride>
     <w:lvlOverride w:ilvl="1">
-      <w:startOverride w:val="11"/>
+      <w:startOverride w:val="1"/>
     </w:lvlOverride>
     <w:lvlOverride w:ilvl="2">
-      <w:startOverride w:val="11"/>
+      <w:startOverride w:val="1"/>
     </w:lvlOverride>
     <w:lvlOverride w:ilvl="3">
-      <w:startOverride w:val="11"/>
+      <w:startOverride w:val="1"/>
     </w:lvlOverride>
     <w:lvlOverride w:ilvl="4">
-      <w:startOverride w:val="11"/>
+      <w:startOverride w:val="1"/>
     </w:lvlOverride>
     <w:lvlOverride w:ilvl="5">
-      <w:startOverride w:val="11"/>
+      <w:startOverride w:val="1"/>
     </w:lvlOverride>
     <w:lvlOverride w:ilvl="6">
-      <w:startOverride w:val="11"/>
+      <w:startOverride w:val="1"/>
     </w:lvlOverride>
     <w:lvlOverride w:ilvl="7">
-      <w:startOverride w:val="11"/>
+      <w:startOverride w:val="1"/>
     </w:lvlOverride>
     <w:lvlOverride w:ilvl="8">
-      <w:startOverride w:val="11"/>
+      <w:startOverride w:val="1"/>
     </w:lvlOverride>
   </w:num>
   <w:num w:numId="1009">
-    <w:abstractNumId w:val="994112"/>
+    <w:abstractNumId w:val="99414"/>
     <w:lvlOverride w:ilvl="0">
-      <w:startOverride w:val="12"/>
+      <w:startOverride w:val="4"/>
     </w:lvlOverride>
     <w:lvlOverride w:ilvl="1">
-      <w:startOverride w:val="12"/>
+      <w:startOverride w:val="4"/>
     </w:lvlOverride>
     <w:lvlOverride w:ilvl="2">
-      <w:startOverride w:val="12"/>
+      <w:startOverride w:val="4"/>
     </w:lvlOverride>
     <w:lvlOverride w:ilvl="3">
-      <w:startOverride w:val="12"/>
+      <w:startOverride w:val="4"/>
     </w:lvlOverride>
     <w:lvlOverride w:ilvl="4">
-      <w:startOverride w:val="12"/>
+      <w:startOverride w:val="4"/>
     </w:lvlOverride>
     <w:lvlOverride w:ilvl="5">
-      <w:startOverride w:val="12"/>
+      <w:startOverride w:val="4"/>
     </w:lvlOverride>
     <w:lvlOverride w:ilvl="6">
-      <w:startOverride w:val="12"/>
+      <w:startOverride w:val="4"/>
     </w:lvlOverride>
     <w:lvlOverride w:ilvl="7">
-      <w:startOverride w:val="12"/>
+      <w:startOverride w:val="4"/>
     </w:lvlOverride>
     <w:lvlOverride w:ilvl="8">
-      <w:startOverride w:val="12"/>
+      <w:startOverride w:val="4"/>
     </w:lvlOverride>
   </w:num>
   <w:num w:numId="1010">
-    <w:abstractNumId w:val="994114"/>
+    <w:abstractNumId w:val="99416"/>
     <w:lvlOverride w:ilvl="0">
-      <w:startOverride w:val="14"/>
+      <w:startOverride w:val="6"/>
     </w:lvlOverride>
     <w:lvlOverride w:ilvl="1">
-      <w:startOverride w:val="14"/>
+      <w:startOverride w:val="6"/>
     </w:lvlOverride>
     <w:lvlOverride w:ilvl="2">
-      <w:startOverride w:val="14"/>
+      <w:startOverride w:val="6"/>
     </w:lvlOverride>
     <w:lvlOverride w:ilvl="3">
-      <w:startOverride w:val="14"/>
+      <w:startOverride w:val="6"/>
     </w:lvlOverride>
     <w:lvlOverride w:ilvl="4">
-      <w:startOverride w:val="14"/>
+      <w:startOverride w:val="6"/>
     </w:lvlOverride>
     <w:lvlOverride w:ilvl="5">
-      <w:startOverride w:val="14"/>
+      <w:startOverride w:val="6"/>
     </w:lvlOverride>
     <w:lvlOverride w:ilvl="6">
-      <w:startOverride w:val="14"/>
+      <w:startOverride w:val="6"/>
     </w:lvlOverride>
     <w:lvlOverride w:ilvl="7">
-      <w:startOverride w:val="14"/>
+      <w:startOverride w:val="6"/>
     </w:lvlOverride>
     <w:lvlOverride w:ilvl="8">
-      <w:startOverride w:val="14"/>
+      <w:startOverride w:val="6"/>
     </w:lvlOverride>
   </w:num>
   <w:num w:numId="1011">
@@ -3170,6 +3330,216 @@
     </w:lvlOverride>
   </w:num>
   <w:num w:numId="1013">
+    <w:abstractNumId w:val="99415"/>
+    <w:lvlOverride w:ilvl="0">
+      <w:startOverride w:val="5"/>
+    </w:lvlOverride>
+    <w:lvlOverride w:ilvl="1">
+      <w:startOverride w:val="5"/>
+    </w:lvlOverride>
+    <w:lvlOverride w:ilvl="2">
+      <w:startOverride w:val="5"/>
+    </w:lvlOverride>
+    <w:lvlOverride w:ilvl="3">
+      <w:startOverride w:val="5"/>
+    </w:lvlOverride>
+    <w:lvlOverride w:ilvl="4">
+      <w:startOverride w:val="5"/>
+    </w:lvlOverride>
+    <w:lvlOverride w:ilvl="5">
+      <w:startOverride w:val="5"/>
+    </w:lvlOverride>
+    <w:lvlOverride w:ilvl="6">
+      <w:startOverride w:val="5"/>
+    </w:lvlOverride>
+    <w:lvlOverride w:ilvl="7">
+      <w:startOverride w:val="5"/>
+    </w:lvlOverride>
+    <w:lvlOverride w:ilvl="8">
+      <w:startOverride w:val="5"/>
+    </w:lvlOverride>
+  </w:num>
+  <w:num w:numId="1014">
+    <w:abstractNumId w:val="99416"/>
+    <w:lvlOverride w:ilvl="0">
+      <w:startOverride w:val="6"/>
+    </w:lvlOverride>
+    <w:lvlOverride w:ilvl="1">
+      <w:startOverride w:val="6"/>
+    </w:lvlOverride>
+    <w:lvlOverride w:ilvl="2">
+      <w:startOverride w:val="6"/>
+    </w:lvlOverride>
+    <w:lvlOverride w:ilvl="3">
+      <w:startOverride w:val="6"/>
+    </w:lvlOverride>
+    <w:lvlOverride w:ilvl="4">
+      <w:startOverride w:val="6"/>
+    </w:lvlOverride>
+    <w:lvlOverride w:ilvl="5">
+      <w:startOverride w:val="6"/>
+    </w:lvlOverride>
+    <w:lvlOverride w:ilvl="6">
+      <w:startOverride w:val="6"/>
+    </w:lvlOverride>
+    <w:lvlOverride w:ilvl="7">
+      <w:startOverride w:val="6"/>
+    </w:lvlOverride>
+    <w:lvlOverride w:ilvl="8">
+      <w:startOverride w:val="6"/>
+    </w:lvlOverride>
+  </w:num>
+  <w:num w:numId="1015">
+    <w:abstractNumId w:val="99417"/>
+    <w:lvlOverride w:ilvl="0">
+      <w:startOverride w:val="7"/>
+    </w:lvlOverride>
+    <w:lvlOverride w:ilvl="1">
+      <w:startOverride w:val="7"/>
+    </w:lvlOverride>
+    <w:lvlOverride w:ilvl="2">
+      <w:startOverride w:val="7"/>
+    </w:lvlOverride>
+    <w:lvlOverride w:ilvl="3">
+      <w:startOverride w:val="7"/>
+    </w:lvlOverride>
+    <w:lvlOverride w:ilvl="4">
+      <w:startOverride w:val="7"/>
+    </w:lvlOverride>
+    <w:lvlOverride w:ilvl="5">
+      <w:startOverride w:val="7"/>
+    </w:lvlOverride>
+    <w:lvlOverride w:ilvl="6">
+      <w:startOverride w:val="7"/>
+    </w:lvlOverride>
+    <w:lvlOverride w:ilvl="7">
+      <w:startOverride w:val="7"/>
+    </w:lvlOverride>
+    <w:lvlOverride w:ilvl="8">
+      <w:startOverride w:val="7"/>
+    </w:lvlOverride>
+  </w:num>
+  <w:num w:numId="1016">
+    <w:abstractNumId w:val="99418"/>
+    <w:lvlOverride w:ilvl="0">
+      <w:startOverride w:val="8"/>
+    </w:lvlOverride>
+    <w:lvlOverride w:ilvl="1">
+      <w:startOverride w:val="8"/>
+    </w:lvlOverride>
+    <w:lvlOverride w:ilvl="2">
+      <w:startOverride w:val="8"/>
+    </w:lvlOverride>
+    <w:lvlOverride w:ilvl="3">
+      <w:startOverride w:val="8"/>
+    </w:lvlOverride>
+    <w:lvlOverride w:ilvl="4">
+      <w:startOverride w:val="8"/>
+    </w:lvlOverride>
+    <w:lvlOverride w:ilvl="5">
+      <w:startOverride w:val="8"/>
+    </w:lvlOverride>
+    <w:lvlOverride w:ilvl="6">
+      <w:startOverride w:val="8"/>
+    </w:lvlOverride>
+    <w:lvlOverride w:ilvl="7">
+      <w:startOverride w:val="8"/>
+    </w:lvlOverride>
+    <w:lvlOverride w:ilvl="8">
+      <w:startOverride w:val="8"/>
+    </w:lvlOverride>
+  </w:num>
+  <w:num w:numId="1017">
+    <w:abstractNumId w:val="99411"/>
+    <w:lvlOverride w:ilvl="0">
+      <w:startOverride w:val="1"/>
+    </w:lvlOverride>
+    <w:lvlOverride w:ilvl="1">
+      <w:startOverride w:val="1"/>
+    </w:lvlOverride>
+    <w:lvlOverride w:ilvl="2">
+      <w:startOverride w:val="1"/>
+    </w:lvlOverride>
+    <w:lvlOverride w:ilvl="3">
+      <w:startOverride w:val="1"/>
+    </w:lvlOverride>
+    <w:lvlOverride w:ilvl="4">
+      <w:startOverride w:val="1"/>
+    </w:lvlOverride>
+    <w:lvlOverride w:ilvl="5">
+      <w:startOverride w:val="1"/>
+    </w:lvlOverride>
+    <w:lvlOverride w:ilvl="6">
+      <w:startOverride w:val="1"/>
+    </w:lvlOverride>
+    <w:lvlOverride w:ilvl="7">
+      <w:startOverride w:val="1"/>
+    </w:lvlOverride>
+    <w:lvlOverride w:ilvl="8">
+      <w:startOverride w:val="1"/>
+    </w:lvlOverride>
+  </w:num>
+  <w:num w:numId="1018">
+    <w:abstractNumId w:val="99413"/>
+    <w:lvlOverride w:ilvl="0">
+      <w:startOverride w:val="3"/>
+    </w:lvlOverride>
+    <w:lvlOverride w:ilvl="1">
+      <w:startOverride w:val="3"/>
+    </w:lvlOverride>
+    <w:lvlOverride w:ilvl="2">
+      <w:startOverride w:val="3"/>
+    </w:lvlOverride>
+    <w:lvlOverride w:ilvl="3">
+      <w:startOverride w:val="3"/>
+    </w:lvlOverride>
+    <w:lvlOverride w:ilvl="4">
+      <w:startOverride w:val="3"/>
+    </w:lvlOverride>
+    <w:lvlOverride w:ilvl="5">
+      <w:startOverride w:val="3"/>
+    </w:lvlOverride>
+    <w:lvlOverride w:ilvl="6">
+      <w:startOverride w:val="3"/>
+    </w:lvlOverride>
+    <w:lvlOverride w:ilvl="7">
+      <w:startOverride w:val="3"/>
+    </w:lvlOverride>
+    <w:lvlOverride w:ilvl="8">
+      <w:startOverride w:val="3"/>
+    </w:lvlOverride>
+  </w:num>
+  <w:num w:numId="1019">
+    <w:abstractNumId w:val="99417"/>
+    <w:lvlOverride w:ilvl="0">
+      <w:startOverride w:val="7"/>
+    </w:lvlOverride>
+    <w:lvlOverride w:ilvl="1">
+      <w:startOverride w:val="7"/>
+    </w:lvlOverride>
+    <w:lvlOverride w:ilvl="2">
+      <w:startOverride w:val="7"/>
+    </w:lvlOverride>
+    <w:lvlOverride w:ilvl="3">
+      <w:startOverride w:val="7"/>
+    </w:lvlOverride>
+    <w:lvlOverride w:ilvl="4">
+      <w:startOverride w:val="7"/>
+    </w:lvlOverride>
+    <w:lvlOverride w:ilvl="5">
+      <w:startOverride w:val="7"/>
+    </w:lvlOverride>
+    <w:lvlOverride w:ilvl="6">
+      <w:startOverride w:val="7"/>
+    </w:lvlOverride>
+    <w:lvlOverride w:ilvl="7">
+      <w:startOverride w:val="7"/>
+    </w:lvlOverride>
+    <w:lvlOverride w:ilvl="8">
+      <w:startOverride w:val="7"/>
+    </w:lvlOverride>
+  </w:num>
+  <w:num w:numId="1020">
     <w:abstractNumId w:val="99411"/>
     <w:lvlOverride w:ilvl="0">
       <w:startOverride w:val="1"/>

--- a/labs/lab08/report/report.docx
+++ b/labs/lab08/report/report.docx
@@ -19,19 +19,19 @@
         <w:t xml:space="preserve"> </w:t>
       </w:r>
       <w:r>
-        <w:t xml:space="preserve">№9.</w:t>
-      </w:r>
-      <w:r>
-        <w:t xml:space="preserve"> </w:t>
-      </w:r>
-      <w:r>
-        <w:t xml:space="preserve">Управление</w:t>
-      </w:r>
-      <w:r>
-        <w:t xml:space="preserve"> </w:t>
-      </w:r>
-      <w:r>
-        <w:t xml:space="preserve">SELinux</w:t>
+        <w:t xml:space="preserve">№8.</w:t>
+      </w:r>
+      <w:r>
+        <w:t xml:space="preserve"> </w:t>
+      </w:r>
+      <w:r>
+        <w:t xml:space="preserve">Планировщики</w:t>
+      </w:r>
+      <w:r>
+        <w:t xml:space="preserve"> </w:t>
+      </w:r>
+      <w:r>
+        <w:t xml:space="preserve">событий</w:t>
       </w:r>
     </w:p>
     <w:p>
@@ -111,7 +111,7 @@
         <w:pStyle w:val="FirstParagraph"/>
       </w:pPr>
       <w:r>
-        <w:t xml:space="preserve">Получить навыки работы с контекстом безопасности и политиками SELinux.</w:t>
+        <w:t xml:space="preserve">Получение навыков работы с планировщиками событий cron и at.</w:t>
       </w:r>
     </w:p>
     <w:bookmarkEnd w:id="20"/>
@@ -142,7 +142,7 @@
         <w:pStyle w:val="Compact"/>
       </w:pPr>
       <w:r>
-        <w:t xml:space="preserve">Продемонстрируйте навыки по управлению режимами SELinux (см. раздел 9.4.1).</w:t>
+        <w:t xml:space="preserve">Выполните задания по планированию задач с помощью crond (см. раздел 8.4.1).</w:t>
       </w:r>
     </w:p>
     <w:p>
@@ -154,47 +154,11 @@
         <w:pStyle w:val="Compact"/>
       </w:pPr>
       <w:r>
-        <w:t xml:space="preserve">Продемонстрируйте навыки по восстановлению контекста безопасности SELinux (см.</w:t>
-      </w:r>
-      <w:r>
-        <w:t xml:space="preserve"> </w:t>
-      </w:r>
-      <w:r>
-        <w:t xml:space="preserve">раздел 9.4.2).</w:t>
-      </w:r>
-    </w:p>
-    <w:p>
-      <w:pPr>
-        <w:numPr>
-          <w:ilvl w:val="0"/>
-          <w:numId w:val="1001"/>
-        </w:numPr>
-        <w:pStyle w:val="Compact"/>
-      </w:pPr>
-      <w:r>
-        <w:t xml:space="preserve">Настройте контекст безопасности для нестандартного расположения файлов веб-</w:t>
-      </w:r>
-      <w:r>
-        <w:t xml:space="preserve"> </w:t>
-      </w:r>
-      <w:r>
-        <w:t xml:space="preserve">службы (см. раздел 9.4.3).</w:t>
-      </w:r>
-    </w:p>
-    <w:p>
-      <w:pPr>
-        <w:numPr>
-          <w:ilvl w:val="0"/>
-          <w:numId w:val="1001"/>
-        </w:numPr>
-        <w:pStyle w:val="Compact"/>
-      </w:pPr>
-      <w:r>
-        <w:t xml:space="preserve">Продемонстрируйте навыки работы с переключателями SELinux (см. раздел 9.4.4).</w:t>
+        <w:t xml:space="preserve">Выполните задания по планированию задач с помощью atd (см. раздел 8.4.2).</w:t>
       </w:r>
     </w:p>
     <w:bookmarkEnd w:id="21"/>
-    <w:bookmarkStart w:id="93" w:name="выполнение-лабораторной-работы"/>
+    <w:bookmarkStart w:id="61" w:name="выполнение-лабораторной-работы"/>
     <w:p>
       <w:pPr>
         <w:pStyle w:val="Heading1"/>
@@ -212,7 +176,7 @@
         <w:t xml:space="preserve">Выполнение лабораторной работы</w:t>
       </w:r>
     </w:p>
-    <w:bookmarkStart w:id="40" w:name="управление-режимами-selinux"/>
+    <w:bookmarkStart w:id="52" w:name="планирование-задач-с-помощью-cron"/>
     <w:p>
       <w:pPr>
         <w:pStyle w:val="Heading2"/>
@@ -227,7 +191,7 @@
         <w:tab/>
       </w:r>
       <w:r>
-        <w:t xml:space="preserve">Управление режимами SELinux</w:t>
+        <w:t xml:space="preserve">Планирование задач с помощью cron</w:t>
       </w:r>
     </w:p>
     <w:p>
@@ -251,7 +215,7 @@
         <w:pStyle w:val="Compact"/>
       </w:pPr>
       <w:r>
-        <w:t xml:space="preserve">Просмотрите текущую информацию о состоянии SELinux: sestatus -v (статус SELinux - включен/enabled, режим - принудительный/enforcing)</w:t>
+        <w:t xml:space="preserve">Посмотрите статус домена crond: systemctl status crond -l (статус - active (running))</w:t>
       </w:r>
     </w:p>
     <w:p>
@@ -261,7 +225,7 @@
       <w:r>
         <w:drawing>
           <wp:inline>
-            <wp:extent cx="3396342" cy="1444598"/>
+            <wp:extent cx="4267200" cy="2955816"/>
             <wp:effectExtent b="0" l="0" r="0" t="0"/>
             <wp:docPr descr="Задание 1-2" title="" id="23" name="Picture"/>
             <a:graphic>
@@ -282,7 +246,7 @@
                   <pic:spPr bwMode="auto">
                     <a:xfrm>
                       <a:off x="0" y="0"/>
-                      <a:ext cx="3396342" cy="1444598"/>
+                      <a:ext cx="4267200" cy="2955816"/>
                     </a:xfrm>
                     <a:prstGeom prst="rect">
                       <a:avLst/>
@@ -318,7 +282,7 @@
         <w:pStyle w:val="Compact"/>
       </w:pPr>
       <w:r>
-        <w:t xml:space="preserve">Посмотрите, в каком режиме работает SELinux: getenforce (По умолчанию SELinux находится в режиме принудительного исполнения (Enforcing)).</w:t>
+        <w:t xml:space="preserve">Посмотрите содержимое файла конфигурации /etc/crontab: cat /etc/crontab</w:t>
       </w:r>
     </w:p>
     <w:p>
@@ -330,7 +294,7 @@
         <w:pStyle w:val="Compact"/>
       </w:pPr>
       <w:r>
-        <w:t xml:space="preserve">Измените режим работы SELinux на разрешающий (Permissive): setenforce 0, и снова введите getenforce</w:t>
+        <w:t xml:space="preserve">Посмотрите список заданий в расписании: crontab -l. Ничего не отобразится, так как расписание ещё не задано.</w:t>
       </w:r>
     </w:p>
     <w:p>
@@ -340,7 +304,7 @@
       <w:r>
         <w:drawing>
           <wp:inline>
-            <wp:extent cx="2881512" cy="845243"/>
+            <wp:extent cx="4267200" cy="2319894"/>
             <wp:effectExtent b="0" l="0" r="0" t="0"/>
             <wp:docPr descr="Задание 3-4" title="" id="26" name="Picture"/>
             <a:graphic>
@@ -361,7 +325,7 @@
                   <pic:spPr bwMode="auto">
                     <a:xfrm>
                       <a:off x="0" y="0"/>
-                      <a:ext cx="2881512" cy="845243"/>
+                      <a:ext cx="4267200" cy="2319894"/>
                     </a:xfrm>
                     <a:prstGeom prst="rect">
                       <a:avLst/>
@@ -397,7 +361,30 @@
         <w:pStyle w:val="Compact"/>
       </w:pPr>
       <w:r>
-        <w:t xml:space="preserve">В файле /etc/sysconfig/selinux с помощью редактора установите SELINUX=disabled. Перезагрузите систему.</w:t>
+        <w:t xml:space="preserve">Откройте файл расписания на редактирование: crontab -e. Добавьте следующую строку в файл расписания:</w:t>
+      </w:r>
+      <w:r>
+        <w:t xml:space="preserve"> </w:t>
+      </w:r>
+      <w:r>
+        <w:rPr>
+          <w:iCs/>
+          <w:i/>
+        </w:rPr>
+        <w:t xml:space="preserve">/1</w:t>
+      </w:r>
+      <w:r>
+        <w:rPr>
+          <w:iCs/>
+          <w:i/>
+        </w:rPr>
+        <w:t xml:space="preserve"> </w:t>
+      </w:r>
+      <w:r>
+        <w:t xml:space="preserve"> </w:t>
+      </w:r>
+      <w:r>
+        <w:t xml:space="preserve">* * * logger This message is written from root cron. Закройте сеанс редактирования и сохраните изменения, используя Esc :wq</w:t>
       </w:r>
     </w:p>
     <w:p>
@@ -407,7 +394,7 @@
       <w:r>
         <w:drawing>
           <wp:inline>
-            <wp:extent cx="4267200" cy="2754864"/>
+            <wp:extent cx="4267200" cy="843757"/>
             <wp:effectExtent b="0" l="0" r="0" t="0"/>
             <wp:docPr descr="Задание 5" title="" id="29" name="Picture"/>
             <a:graphic>
@@ -428,7 +415,7 @@
                   <pic:spPr bwMode="auto">
                     <a:xfrm>
                       <a:off x="0" y="0"/>
-                      <a:ext cx="4267200" cy="2754864"/>
+                      <a:ext cx="4267200" cy="843757"/>
                     </a:xfrm>
                     <a:prstGeom prst="rect">
                       <a:avLst/>
@@ -457,6 +444,207 @@
     </w:p>
     <w:p>
       <w:pPr>
+        <w:pStyle w:val="BodyText"/>
+      </w:pPr>
+      <w:r>
+        <w:t xml:space="preserve">Синтаксис записи</w:t>
+      </w:r>
+      <w:r>
+        <w:t xml:space="preserve"> </w:t>
+      </w:r>
+      <w:r>
+        <w:rPr>
+          <w:iCs/>
+          <w:i/>
+        </w:rPr>
+        <w:t xml:space="preserve">/1</w:t>
+      </w:r>
+      <w:r>
+        <w:rPr>
+          <w:iCs/>
+          <w:i/>
+        </w:rPr>
+        <w:t xml:space="preserve"> </w:t>
+      </w:r>
+      <w:r>
+        <w:t xml:space="preserve"> </w:t>
+      </w:r>
+      <w:r>
+        <w:t xml:space="preserve">* * * logger This message is written from root cron:</w:t>
+      </w:r>
+      <w:r>
+        <w:t xml:space="preserve"> </w:t>
+      </w:r>
+      <w:r>
+        <w:t xml:space="preserve">а)</w:t>
+      </w:r>
+      <w:r>
+        <w:t xml:space="preserve"> </w:t>
+      </w:r>
+      <w:r>
+        <w:rPr>
+          <w:iCs/>
+          <w:i/>
+        </w:rPr>
+        <w:t xml:space="preserve">/1</w:t>
+      </w:r>
+      <w:r>
+        <w:rPr>
+          <w:iCs/>
+          <w:i/>
+        </w:rPr>
+        <w:t xml:space="preserve"> </w:t>
+      </w:r>
+      <w:r>
+        <w:t xml:space="preserve"> </w:t>
+      </w:r>
+      <w:r>
+        <w:t xml:space="preserve">* * * - расписание выполнения:</w:t>
+      </w:r>
+      <w:r>
+        <w:t xml:space="preserve"> </w:t>
+      </w:r>
+      <w:r>
+        <w:t xml:space="preserve">-</w:t>
+      </w:r>
+      <w:r>
+        <w:t xml:space="preserve"> </w:t>
+      </w:r>
+      <w:r>
+        <w:t xml:space="preserve">“</w:t>
+      </w:r>
+      <w:r>
+        <w:rPr>
+          <w:iCs/>
+          <w:i/>
+        </w:rPr>
+        <w:t xml:space="preserve">/1” - минуты: каждую 1 минуту</w:t>
+      </w:r>
+      <w:r>
+        <w:rPr>
+          <w:iCs/>
+          <w:i/>
+        </w:rPr>
+        <w:t xml:space="preserve"> </w:t>
+      </w:r>
+      <w:r>
+        <w:rPr>
+          <w:iCs/>
+          <w:i/>
+        </w:rPr>
+        <w:t xml:space="preserve">- ”</w:t>
+      </w:r>
+      <w:r>
+        <w:t xml:space="preserve">”</w:t>
+      </w:r>
+      <w:r>
+        <w:t xml:space="preserve"> </w:t>
+      </w:r>
+      <w:r>
+        <w:t xml:space="preserve">- часы: каждый час</w:t>
+      </w:r>
+      <w:r>
+        <w:t xml:space="preserve"> </w:t>
+      </w:r>
+      <w:r>
+        <w:t xml:space="preserve">-</w:t>
+      </w:r>
+      <w:r>
+        <w:t xml:space="preserve"> </w:t>
+      </w:r>
+      <w:r>
+        <w:t xml:space="preserve">“</w:t>
+      </w:r>
+      <w:r>
+        <w:rPr>
+          <w:iCs/>
+          <w:i/>
+        </w:rPr>
+        <w:t xml:space="preserve">” - дни месяца: каждый день</w:t>
+      </w:r>
+      <w:r>
+        <w:rPr>
+          <w:iCs/>
+          <w:i/>
+        </w:rPr>
+        <w:t xml:space="preserve"> </w:t>
+      </w:r>
+      <w:r>
+        <w:rPr>
+          <w:iCs/>
+          <w:i/>
+        </w:rPr>
+        <w:t xml:space="preserve">- ”</w:t>
+      </w:r>
+      <w:r>
+        <w:t xml:space="preserve">”</w:t>
+      </w:r>
+      <w:r>
+        <w:t xml:space="preserve"> </w:t>
+      </w:r>
+      <w:r>
+        <w:t xml:space="preserve">- месяцы: каждый месяц</w:t>
+      </w:r>
+      <w:r>
+        <w:t xml:space="preserve"> </w:t>
+      </w:r>
+      <w:r>
+        <w:t xml:space="preserve">- “*” - дни недели: каждый день</w:t>
+      </w:r>
+      <w:r>
+        <w:t xml:space="preserve"> </w:t>
+      </w:r>
+      <w:r>
+        <w:t xml:space="preserve">б) logger This message is written from root cron - команда для выполнения:</w:t>
+      </w:r>
+      <w:r>
+        <w:t xml:space="preserve"> </w:t>
+      </w:r>
+      <w:r>
+        <w:t xml:space="preserve">-</w:t>
+      </w:r>
+      <w:r>
+        <w:t xml:space="preserve"> </w:t>
+      </w:r>
+      <w:r>
+        <w:t xml:space="preserve">“</w:t>
+      </w:r>
+      <w:r>
+        <w:t xml:space="preserve">logger</w:t>
+      </w:r>
+      <w:r>
+        <w:t xml:space="preserve">”</w:t>
+      </w:r>
+      <w:r>
+        <w:t xml:space="preserve"> </w:t>
+      </w:r>
+      <w:r>
+        <w:t xml:space="preserve">- утилита для записи в системный журнал</w:t>
+      </w:r>
+      <w:r>
+        <w:t xml:space="preserve"> </w:t>
+      </w:r>
+      <w:r>
+        <w:t xml:space="preserve">Результат: Текст будет записан в syslog с сообщением</w:t>
+      </w:r>
+      <w:r>
+        <w:t xml:space="preserve"> </w:t>
+      </w:r>
+      <w:r>
+        <w:t xml:space="preserve">“</w:t>
+      </w:r>
+      <w:r>
+        <w:t xml:space="preserve">This message is written from root cron</w:t>
+      </w:r>
+      <w:r>
+        <w:t xml:space="preserve">”</w:t>
+      </w:r>
+      <w:r>
+        <w:t xml:space="preserve">, задание будет выполняться каждую минуту и записывать указанное сообщение в системный журнал.</w:t>
+      </w:r>
+    </w:p>
+    <w:p>
+      <w:pPr>
         <w:numPr>
           <w:ilvl w:val="0"/>
           <w:numId w:val="1005"/>
@@ -464,7 +652,7 @@
         <w:pStyle w:val="Compact"/>
       </w:pPr>
       <w:r>
-        <w:t xml:space="preserve">После перезагрузки запустите терминал и получите полномочия администратора</w:t>
+        <w:t xml:space="preserve">Посмотрите список заданий в расписании: crontab -l. В расписании должна появиться запись о запланированном событии.</w:t>
       </w:r>
     </w:p>
     <w:p>
@@ -476,19 +664,7 @@
         <w:pStyle w:val="Compact"/>
       </w:pPr>
       <w:r>
-        <w:t xml:space="preserve">Посмотрите статус SELinux: getenforce (SELinux теперь отключён).</w:t>
-      </w:r>
-    </w:p>
-    <w:p>
-      <w:pPr>
-        <w:numPr>
-          <w:ilvl w:val="0"/>
-          <w:numId w:val="1005"/>
-        </w:numPr>
-        <w:pStyle w:val="Compact"/>
-      </w:pPr>
-      <w:r>
-        <w:t xml:space="preserve">Попробуйте переключить режим работы SELinux: setenforce 1 (нельзя переключаться между отключённым и принудительным режимом без перезагрузки системы)</w:t>
+        <w:t xml:space="preserve">Не выключая систему, через некоторое время (2–3 минуты) просмотрите журнал системных событий: grep written /var/log/messages</w:t>
       </w:r>
     </w:p>
     <w:p>
@@ -498,9 +674,9 @@
       <w:r>
         <w:drawing>
           <wp:inline>
-            <wp:extent cx="2551099" cy="1091132"/>
+            <wp:extent cx="4267200" cy="1080745"/>
             <wp:effectExtent b="0" l="0" r="0" t="0"/>
-            <wp:docPr descr="Задание 6-8" title="" id="32" name="Picture"/>
+            <wp:docPr descr="Задание 6-7" title="" id="32" name="Picture"/>
             <a:graphic>
               <a:graphicData uri="http://schemas.openxmlformats.org/drawingml/2006/picture">
                 <pic:pic>
@@ -519,7 +695,7 @@
                   <pic:spPr bwMode="auto">
                     <a:xfrm>
                       <a:off x="0" y="0"/>
-                      <a:ext cx="2551099" cy="1091132"/>
+                      <a:ext cx="4267200" cy="1080745"/>
                     </a:xfrm>
                     <a:prstGeom prst="rect">
                       <a:avLst/>
@@ -543,7 +719,7 @@
         <w:pStyle w:val="ImageCaption"/>
       </w:pPr>
       <w:r>
-        <w:t xml:space="preserve">Рис. 4: Задание 6-8</w:t>
+        <w:t xml:space="preserve">Рис. 4: Задание 6-7</w:t>
       </w:r>
     </w:p>
     <w:p>
@@ -555,7 +731,30 @@
         <w:pStyle w:val="Compact"/>
       </w:pPr>
       <w:r>
-        <w:t xml:space="preserve">Откройте файл /etc/sysconfig/selinux с помощью редактора и установите: SELINUX=enforcing. Перезагрузите систему.</w:t>
+        <w:t xml:space="preserve">Измените запись в расписании crontab на следующую: 0</w:t>
+      </w:r>
+      <w:r>
+        <w:t xml:space="preserve"> </w:t>
+      </w:r>
+      <w:r>
+        <w:rPr>
+          <w:iCs/>
+          <w:i/>
+        </w:rPr>
+        <w:t xml:space="preserve">/1</w:t>
+      </w:r>
+      <w:r>
+        <w:rPr>
+          <w:iCs/>
+          <w:i/>
+        </w:rPr>
+        <w:t xml:space="preserve"> </w:t>
+      </w:r>
+      <w:r>
+        <w:t xml:space="preserve"> </w:t>
+      </w:r>
+      <w:r>
+        <w:t xml:space="preserve">* 1-5 logger This message is written from root cron</w:t>
       </w:r>
     </w:p>
     <w:p>
@@ -565,9 +764,9 @@
       <w:r>
         <w:drawing>
           <wp:inline>
-            <wp:extent cx="3388658" cy="1321653"/>
+            <wp:extent cx="4267200" cy="638676"/>
             <wp:effectExtent b="0" l="0" r="0" t="0"/>
-            <wp:docPr descr="Задание 9" title="" id="35" name="Picture"/>
+            <wp:docPr descr="Задание 8" title="" id="35" name="Picture"/>
             <a:graphic>
               <a:graphicData uri="http://schemas.openxmlformats.org/drawingml/2006/picture">
                 <pic:pic>
@@ -586,7 +785,7 @@
                   <pic:spPr bwMode="auto">
                     <a:xfrm>
                       <a:off x="0" y="0"/>
-                      <a:ext cx="3388658" cy="1321653"/>
+                      <a:ext cx="4267200" cy="638676"/>
                     </a:xfrm>
                     <a:prstGeom prst="rect">
                       <a:avLst/>
@@ -610,7 +809,228 @@
         <w:pStyle w:val="ImageCaption"/>
       </w:pPr>
       <w:r>
-        <w:t xml:space="preserve">Рис. 5: Задание 9</w:t>
+        <w:t xml:space="preserve">Рис. 5: Задание 8</w:t>
+      </w:r>
+    </w:p>
+    <w:p>
+      <w:pPr>
+        <w:pStyle w:val="BodyText"/>
+      </w:pPr>
+      <w:r>
+        <w:t xml:space="preserve">Синтаксис записи 0</w:t>
+      </w:r>
+      <w:r>
+        <w:t xml:space="preserve"> </w:t>
+      </w:r>
+      <w:r>
+        <w:rPr>
+          <w:iCs/>
+          <w:i/>
+        </w:rPr>
+        <w:t xml:space="preserve">/1</w:t>
+      </w:r>
+      <w:r>
+        <w:rPr>
+          <w:iCs/>
+          <w:i/>
+        </w:rPr>
+        <w:t xml:space="preserve"> </w:t>
+      </w:r>
+      <w:r>
+        <w:t xml:space="preserve"> </w:t>
+      </w:r>
+      <w:r>
+        <w:t xml:space="preserve">* 1-5 logger This message is written from root cron:</w:t>
+      </w:r>
+      <w:r>
+        <w:t xml:space="preserve"> </w:t>
+      </w:r>
+      <w:r>
+        <w:t xml:space="preserve">а) 0</w:t>
+      </w:r>
+      <w:r>
+        <w:t xml:space="preserve"> </w:t>
+      </w:r>
+      <w:r>
+        <w:rPr>
+          <w:iCs/>
+          <w:i/>
+        </w:rPr>
+        <w:t xml:space="preserve">/1</w:t>
+      </w:r>
+      <w:r>
+        <w:rPr>
+          <w:iCs/>
+          <w:i/>
+        </w:rPr>
+        <w:t xml:space="preserve"> </w:t>
+      </w:r>
+      <w:r>
+        <w:t xml:space="preserve"> </w:t>
+      </w:r>
+      <w:r>
+        <w:t xml:space="preserve">* 1-5 - расписание выполнения:</w:t>
+      </w:r>
+      <w:r>
+        <w:t xml:space="preserve"> </w:t>
+      </w:r>
+      <w:r>
+        <w:t xml:space="preserve">-</w:t>
+      </w:r>
+      <w:r>
+        <w:t xml:space="preserve"> </w:t>
+      </w:r>
+      <w:r>
+        <w:t xml:space="preserve">“</w:t>
+      </w:r>
+      <w:r>
+        <w:t xml:space="preserve">0</w:t>
+      </w:r>
+      <w:r>
+        <w:t xml:space="preserve">”</w:t>
+      </w:r>
+      <w:r>
+        <w:t xml:space="preserve"> </w:t>
+      </w:r>
+      <w:r>
+        <w:t xml:space="preserve">- минуты: в 0 минут каждого часа</w:t>
+      </w:r>
+      <w:r>
+        <w:t xml:space="preserve"> </w:t>
+      </w:r>
+      <w:r>
+        <w:t xml:space="preserve">-</w:t>
+      </w:r>
+      <w:r>
+        <w:t xml:space="preserve"> </w:t>
+      </w:r>
+      <w:r>
+        <w:t xml:space="preserve">“</w:t>
+      </w:r>
+      <w:r>
+        <w:rPr>
+          <w:iCs/>
+          <w:i/>
+        </w:rPr>
+        <w:t xml:space="preserve">/1” - часы: каждый час (эквивалентно</w:t>
+      </w:r>
+      <w:r>
+        <w:rPr>
+          <w:iCs/>
+          <w:i/>
+        </w:rPr>
+        <w:t xml:space="preserve"> </w:t>
+      </w:r>
+      <w:r>
+        <w:t xml:space="preserve">)</w:t>
+      </w:r>
+      <w:r>
+        <w:t xml:space="preserve"> </w:t>
+      </w:r>
+      <w:r>
+        <w:t xml:space="preserve">-</w:t>
+      </w:r>
+      <w:r>
+        <w:t xml:space="preserve">”</w:t>
+      </w:r>
+      <w:r>
+        <w:rPr>
+          <w:iCs/>
+          <w:i/>
+        </w:rPr>
+        <w:t xml:space="preserve">” - дни месяца: каждый день</w:t>
+      </w:r>
+      <w:r>
+        <w:rPr>
+          <w:iCs/>
+          <w:i/>
+        </w:rPr>
+        <w:t xml:space="preserve"> </w:t>
+      </w:r>
+      <w:r>
+        <w:rPr>
+          <w:iCs/>
+          <w:i/>
+        </w:rPr>
+        <w:t xml:space="preserve">- “</w:t>
+      </w:r>
+      <w:r>
+        <w:t xml:space="preserve">” - месяцы: каждый месяц</w:t>
+      </w:r>
+      <w:r>
+        <w:t xml:space="preserve"> </w:t>
+      </w:r>
+      <w:r>
+        <w:t xml:space="preserve">-</w:t>
+      </w:r>
+      <w:r>
+        <w:t xml:space="preserve"> </w:t>
+      </w:r>
+      <w:r>
+        <w:t xml:space="preserve">“</w:t>
+      </w:r>
+      <w:r>
+        <w:t xml:space="preserve">1-5</w:t>
+      </w:r>
+      <w:r>
+        <w:t xml:space="preserve">”</w:t>
+      </w:r>
+      <w:r>
+        <w:t xml:space="preserve"> </w:t>
+      </w:r>
+      <w:r>
+        <w:t xml:space="preserve">- дни недели: с понедельника по пятницу (1=понедельник, 5=пятница)</w:t>
+      </w:r>
+      <w:r>
+        <w:t xml:space="preserve"> </w:t>
+      </w:r>
+      <w:r>
+        <w:t xml:space="preserve">б) logger This message is written from root cron - команда для выполнения:</w:t>
+      </w:r>
+      <w:r>
+        <w:t xml:space="preserve"> </w:t>
+      </w:r>
+      <w:r>
+        <w:t xml:space="preserve">-</w:t>
+      </w:r>
+      <w:r>
+        <w:t xml:space="preserve"> </w:t>
+      </w:r>
+      <w:r>
+        <w:t xml:space="preserve">“</w:t>
+      </w:r>
+      <w:r>
+        <w:t xml:space="preserve">logger</w:t>
+      </w:r>
+      <w:r>
+        <w:t xml:space="preserve">”</w:t>
+      </w:r>
+      <w:r>
+        <w:t xml:space="preserve"> </w:t>
+      </w:r>
+      <w:r>
+        <w:t xml:space="preserve">- утилита для записи в системный журнал</w:t>
+      </w:r>
+      <w:r>
+        <w:t xml:space="preserve"> </w:t>
+      </w:r>
+      <w:r>
+        <w:t xml:space="preserve">Результат: Текст будет записан в syslog с сообщением</w:t>
+      </w:r>
+      <w:r>
+        <w:t xml:space="preserve"> </w:t>
+      </w:r>
+      <w:r>
+        <w:t xml:space="preserve">“</w:t>
+      </w:r>
+      <w:r>
+        <w:t xml:space="preserve">This message is written from root cron</w:t>
+      </w:r>
+      <w:r>
+        <w:t xml:space="preserve">”</w:t>
+      </w:r>
+      <w:r>
+        <w:t xml:space="preserve">, задание будет выполняться в 00 минут каждого часа с понедельника по пятницу и записывать указанное сообщение в системный журнал.</w:t>
       </w:r>
     </w:p>
     <w:p>
@@ -622,13 +1042,7 @@
         <w:pStyle w:val="Compact"/>
       </w:pPr>
       <w:r>
-        <w:t xml:space="preserve">Во время загрузки системы вы возникали предупреждающие сообщения</w:t>
-      </w:r>
-      <w:r>
-        <w:t xml:space="preserve"> </w:t>
-      </w:r>
-      <w:r>
-        <w:t xml:space="preserve">о необходимости восстановления меток SELinux</w:t>
+        <w:t xml:space="preserve">Посмотрите список заданий в расписании: crontab -l</w:t>
       </w:r>
     </w:p>
     <w:p>
@@ -640,7 +1054,7 @@
         <w:pStyle w:val="Compact"/>
       </w:pPr>
       <w:r>
-        <w:t xml:space="preserve">После перезагрузки в терминале с полномочиями администратора просмотрите текущую информацию о состоянии SELinux: sestatus -v (режим - принудительный/enforcing)</w:t>
+        <w:t xml:space="preserve">Перейдите в каталог /etc/cron.hourly и создайте в нём файл сценария с именем eachhour: cd /etc/cron.hourly, touch eachhour</w:t>
       </w:r>
     </w:p>
     <w:p>
@@ -650,9 +1064,9 @@
       <w:r>
         <w:drawing>
           <wp:inline>
-            <wp:extent cx="3503919" cy="1091132"/>
+            <wp:extent cx="4095589" cy="937452"/>
             <wp:effectExtent b="0" l="0" r="0" t="0"/>
-            <wp:docPr descr="Задание 10-11" title="" id="38" name="Picture"/>
+            <wp:docPr descr="Задание 9-10" title="" id="38" name="Picture"/>
             <a:graphic>
               <a:graphicData uri="http://schemas.openxmlformats.org/drawingml/2006/picture">
                 <pic:pic>
@@ -671,7 +1085,7 @@
                   <pic:spPr bwMode="auto">
                     <a:xfrm>
                       <a:off x="0" y="0"/>
-                      <a:ext cx="3503919" cy="1091132"/>
+                      <a:ext cx="4095589" cy="937452"/>
                     </a:xfrm>
                     <a:prstGeom prst="rect">
                       <a:avLst/>
@@ -695,26 +1109,7 @@
         <w:pStyle w:val="ImageCaption"/>
       </w:pPr>
       <w:r>
-        <w:t xml:space="preserve">Рис. 6: Задание 10-11</w:t>
-      </w:r>
-    </w:p>
-    <w:bookmarkEnd w:id="40"/>
-    <w:bookmarkStart w:id="53" w:name="X1d430857f8b3024b780fc8e0e15363750d0d144"/>
-    <w:p>
-      <w:pPr>
-        <w:pStyle w:val="Heading2"/>
-      </w:pPr>
-      <w:r>
-        <w:rPr>
-          <w:rStyle w:val="SectionNumber"/>
-        </w:rPr>
-        <w:t xml:space="preserve">3.2</w:t>
-      </w:r>
-      <w:r>
-        <w:tab/>
-      </w:r>
-      <w:r>
-        <w:t xml:space="preserve">Использование restorecon для восстановления контекста безопасности</w:t>
+        <w:t xml:space="preserve">Рис. 6: Задание 9-10</w:t>
       </w:r>
     </w:p>
     <w:p>
@@ -726,31 +1121,7 @@
         <w:pStyle w:val="Compact"/>
       </w:pPr>
       <w:r>
-        <w:t xml:space="preserve">Запустите терминал и получите полномочия администратора.</w:t>
-      </w:r>
-    </w:p>
-    <w:p>
-      <w:pPr>
-        <w:numPr>
-          <w:ilvl w:val="0"/>
-          <w:numId w:val="1008"/>
-        </w:numPr>
-        <w:pStyle w:val="Compact"/>
-      </w:pPr>
-      <w:r>
-        <w:t xml:space="preserve">Посмотрите контекст безопасности файла /etc/hosts: ls -Z /etc/hosts (у файла метка контекста net_conf_t)</w:t>
-      </w:r>
-    </w:p>
-    <w:p>
-      <w:pPr>
-        <w:numPr>
-          <w:ilvl w:val="0"/>
-          <w:numId w:val="1008"/>
-        </w:numPr>
-        <w:pStyle w:val="Compact"/>
-      </w:pPr>
-      <w:r>
-        <w:t xml:space="preserve">Скопируйте файл /etc/hosts в домашний каталог: cp /etc/hosts ~. Проверьте контекст файла ~/hosts: ls -Z ~/hosts (копирование считается созданием нового файла -&gt; параметр контекста в домашнем каталоге станет admin_home_t)</w:t>
+        <w:t xml:space="preserve">Откройте файл eachhour для редактирования и пропишите в нём следующий скрипт: #!/bin/sh, logger This message is written at $(date)</w:t>
       </w:r>
     </w:p>
     <w:p>
@@ -760,20 +1131,20 @@
       <w:r>
         <w:drawing>
           <wp:inline>
-            <wp:extent cx="3327186" cy="1098816"/>
+            <wp:extent cx="3803596" cy="937452"/>
             <wp:effectExtent b="0" l="0" r="0" t="0"/>
-            <wp:docPr descr="Задание 1-3" title="" id="42" name="Picture"/>
+            <wp:docPr descr="Задание 11" title="" id="41" name="Picture"/>
             <a:graphic>
               <a:graphicData uri="http://schemas.openxmlformats.org/drawingml/2006/picture">
                 <pic:pic>
                   <pic:nvPicPr>
-                    <pic:cNvPr descr="image/7.png" id="43" name="Picture"/>
+                    <pic:cNvPr descr="image/7.png" id="42" name="Picture"/>
                     <pic:cNvPicPr>
                       <a:picLocks noChangeArrowheads="1" noChangeAspect="1"/>
                     </pic:cNvPicPr>
                   </pic:nvPicPr>
                   <pic:blipFill>
-                    <a:blip r:embed="rId41"/>
+                    <a:blip r:embed="rId40"/>
                     <a:stretch>
                       <a:fillRect/>
                     </a:stretch>
@@ -781,7 +1152,7 @@
                   <pic:spPr bwMode="auto">
                     <a:xfrm>
                       <a:off x="0" y="0"/>
-                      <a:ext cx="3327186" cy="1098816"/>
+                      <a:ext cx="3803596" cy="937452"/>
                     </a:xfrm>
                     <a:prstGeom prst="rect">
                       <a:avLst/>
@@ -805,7 +1176,7 @@
         <w:pStyle w:val="ImageCaption"/>
       </w:pPr>
       <w:r>
-        <w:t xml:space="preserve">Рис. 7: Задание 1-3</w:t>
+        <w:t xml:space="preserve">Рис. 7: Задание 11</w:t>
       </w:r>
     </w:p>
     <w:p>
@@ -817,7 +1188,7 @@
         <w:pStyle w:val="Compact"/>
       </w:pPr>
       <w:r>
-        <w:t xml:space="preserve">Попытайтесь перезаписать существующий файл hosts из домашнего каталога в каталог /etc: mv ~/hosts /etc</w:t>
+        <w:t xml:space="preserve">Сделайте файл сценария eachhour исполняемым: chmod +x eachhour</w:t>
       </w:r>
     </w:p>
     <w:p>
@@ -829,7 +1200,7 @@
         <w:pStyle w:val="Compact"/>
       </w:pPr>
       <w:r>
-        <w:t xml:space="preserve">Убедитесь, что тип контекста по-прежнему установлен на admin_home_t: ls -Z /etc/hosts</w:t>
+        <w:t xml:space="preserve">Теперь перейдите в каталог /etc/crond.d и создайте в нём файл с расписанием eachhour: cd /etc/cron.d, touch eachhour. Откройте этот файл для редактирования и поместите в него следующее содержимое: 11 * * * * root logger This message is written from /etc/cron.d</w:t>
       </w:r>
     </w:p>
     <w:p>
@@ -839,20 +1210,20 @@
       <w:r>
         <w:drawing>
           <wp:inline>
-            <wp:extent cx="3281082" cy="514830"/>
+            <wp:extent cx="3357922" cy="622406"/>
             <wp:effectExtent b="0" l="0" r="0" t="0"/>
-            <wp:docPr descr="Задание 4-5" title="" id="45" name="Picture"/>
+            <wp:docPr descr="Задание 12-13" title="" id="44" name="Picture"/>
             <a:graphic>
               <a:graphicData uri="http://schemas.openxmlformats.org/drawingml/2006/picture">
                 <pic:pic>
                   <pic:nvPicPr>
-                    <pic:cNvPr descr="image/8.png" id="46" name="Picture"/>
+                    <pic:cNvPr descr="image/8.png" id="45" name="Picture"/>
                     <pic:cNvPicPr>
                       <a:picLocks noChangeArrowheads="1" noChangeAspect="1"/>
                     </pic:cNvPicPr>
                   </pic:nvPicPr>
                   <pic:blipFill>
-                    <a:blip r:embed="rId44"/>
+                    <a:blip r:embed="rId43"/>
                     <a:stretch>
                       <a:fillRect/>
                     </a:stretch>
@@ -860,7 +1231,7 @@
                   <pic:spPr bwMode="auto">
                     <a:xfrm>
                       <a:off x="0" y="0"/>
-                      <a:ext cx="3281082" cy="514830"/>
+                      <a:ext cx="3357922" cy="622406"/>
                     </a:xfrm>
                     <a:prstGeom prst="rect">
                       <a:avLst/>
@@ -884,43 +1255,7 @@
         <w:pStyle w:val="ImageCaption"/>
       </w:pPr>
       <w:r>
-        <w:t xml:space="preserve">Рис. 8: Задание 4-5</w:t>
-      </w:r>
-    </w:p>
-    <w:p>
-      <w:pPr>
-        <w:numPr>
-          <w:ilvl w:val="0"/>
-          <w:numId w:val="1010"/>
-        </w:numPr>
-        <w:pStyle w:val="Compact"/>
-      </w:pPr>
-      <w:r>
-        <w:t xml:space="preserve">Исправьте контекст безопасности: restorecon -v /etc/hosts. Опция -v покажет процесс изменения.</w:t>
-      </w:r>
-    </w:p>
-    <w:p>
-      <w:pPr>
-        <w:numPr>
-          <w:ilvl w:val="0"/>
-          <w:numId w:val="1010"/>
-        </w:numPr>
-        <w:pStyle w:val="Compact"/>
-      </w:pPr>
-      <w:r>
-        <w:t xml:space="preserve">Убедитесь, что тип контекста изменился: ls -Z /etc/hosts</w:t>
-      </w:r>
-    </w:p>
-    <w:p>
-      <w:pPr>
-        <w:numPr>
-          <w:ilvl w:val="0"/>
-          <w:numId w:val="1010"/>
-        </w:numPr>
-        <w:pStyle w:val="Compact"/>
-      </w:pPr>
-      <w:r>
-        <w:t xml:space="preserve">Для массового исправления контекста безопасности на файловой системе введите touch /.autorelabel и перезагрузите систему (во время перезапуска клавиша Esc -&gt; видим загрузочные сообщения, файловая система перемаркирована)</w:t>
+        <w:t xml:space="preserve">Рис. 8: Задание 12-13</w:t>
       </w:r>
     </w:p>
     <w:p>
@@ -930,20 +1265,20 @@
       <w:r>
         <w:drawing>
           <wp:inline>
-            <wp:extent cx="4267200" cy="829538"/>
+            <wp:extent cx="4267200" cy="500341"/>
             <wp:effectExtent b="0" l="0" r="0" t="0"/>
-            <wp:docPr descr="Задание 6-8" title="" id="48" name="Picture"/>
+            <wp:docPr descr="Задание 12-13" title="" id="47" name="Picture"/>
             <a:graphic>
               <a:graphicData uri="http://schemas.openxmlformats.org/drawingml/2006/picture">
                 <pic:pic>
                   <pic:nvPicPr>
-                    <pic:cNvPr descr="image/9.png" id="49" name="Picture"/>
+                    <pic:cNvPr descr="image/9.png" id="48" name="Picture"/>
                     <pic:cNvPicPr>
                       <a:picLocks noChangeArrowheads="1" noChangeAspect="1"/>
                     </pic:cNvPicPr>
                   </pic:nvPicPr>
                   <pic:blipFill>
-                    <a:blip r:embed="rId47"/>
+                    <a:blip r:embed="rId46"/>
                     <a:stretch>
                       <a:fillRect/>
                     </a:stretch>
@@ -951,7 +1286,7 @@
                   <pic:spPr bwMode="auto">
                     <a:xfrm>
                       <a:off x="0" y="0"/>
-                      <a:ext cx="4267200" cy="829538"/>
+                      <a:ext cx="4267200" cy="500341"/>
                     </a:xfrm>
                     <a:prstGeom prst="rect">
                       <a:avLst/>
@@ -975,7 +1310,102 @@
         <w:pStyle w:val="ImageCaption"/>
       </w:pPr>
       <w:r>
-        <w:t xml:space="preserve">Рис. 9: Задание 6-8</w:t>
+        <w:t xml:space="preserve">Рис. 9: Задание 12-13</w:t>
+      </w:r>
+    </w:p>
+    <w:p>
+      <w:pPr>
+        <w:pStyle w:val="BodyText"/>
+      </w:pPr>
+      <w:r>
+        <w:t xml:space="preserve">Синтаксис записи 11 * * * * root logger This message is written from /etc/cron.d:</w:t>
+      </w:r>
+      <w:r>
+        <w:t xml:space="preserve"> </w:t>
+      </w:r>
+      <w:r>
+        <w:t xml:space="preserve">а) 11 * * * * - расписание выполнения:</w:t>
+      </w:r>
+      <w:r>
+        <w:t xml:space="preserve"> </w:t>
+      </w:r>
+      <w:r>
+        <w:t xml:space="preserve">- 11 - минуты: в 11 минут каждого часа</w:t>
+      </w:r>
+      <w:r>
+        <w:t xml:space="preserve"> </w:t>
+      </w:r>
+      <w:r>
+        <w:t xml:space="preserve">- * - часы: каждый час</w:t>
+      </w:r>
+      <w:r>
+        <w:t xml:space="preserve"> </w:t>
+      </w:r>
+      <w:r>
+        <w:t xml:space="preserve">- * - дни месяца: каждый день</w:t>
+      </w:r>
+      <w:r>
+        <w:t xml:space="preserve"> </w:t>
+      </w:r>
+      <w:r>
+        <w:t xml:space="preserve">- * - месяцы: каждый месяц</w:t>
+      </w:r>
+      <w:r>
+        <w:t xml:space="preserve"> </w:t>
+      </w:r>
+      <w:r>
+        <w:t xml:space="preserve">- * - дни недели: каждый день</w:t>
+      </w:r>
+      <w:r>
+        <w:t xml:space="preserve"> </w:t>
+      </w:r>
+      <w:r>
+        <w:t xml:space="preserve">- root - пользователь, от которого выполняется команда</w:t>
+      </w:r>
+      <w:r>
+        <w:t xml:space="preserve"> </w:t>
+      </w:r>
+      <w:r>
+        <w:t xml:space="preserve">б) logger This message is written from /etc/cron.d - команда для выполнения:</w:t>
+      </w:r>
+      <w:r>
+        <w:t xml:space="preserve"> </w:t>
+      </w:r>
+      <w:r>
+        <w:t xml:space="preserve">- logger - утилита для записи в системный журнал</w:t>
+      </w:r>
+      <w:r>
+        <w:t xml:space="preserve"> </w:t>
+      </w:r>
+      <w:r>
+        <w:t xml:space="preserve">Результат: Текст будет записан в syslog с сообщением</w:t>
+      </w:r>
+      <w:r>
+        <w:t xml:space="preserve"> </w:t>
+      </w:r>
+      <w:r>
+        <w:t xml:space="preserve">“</w:t>
+      </w:r>
+      <w:r>
+        <w:t xml:space="preserve">This message is written from /etc/cron.d</w:t>
+      </w:r>
+      <w:r>
+        <w:t xml:space="preserve">”</w:t>
+      </w:r>
+      <w:r>
+        <w:t xml:space="preserve">, задание будет выполняться каждый час в 11 минут (01:11, 02:11, 03:11 и т.д.) от имени пользователя root и записывать указанное сообщение в системный журнал.</w:t>
+      </w:r>
+    </w:p>
+    <w:p>
+      <w:pPr>
+        <w:numPr>
+          <w:ilvl w:val="0"/>
+          <w:numId w:val="1010"/>
+        </w:numPr>
+        <w:pStyle w:val="Compact"/>
+      </w:pPr>
+      <w:r>
+        <w:t xml:space="preserve">Не выключая систему, через некоторое время (2–3 часа) просмотрите журнал системных событий: grep written /var/log/messages. По журналу определите, был ли осуществлён запуск сценария eachhour в соответствии с заданным расписанием (Отвтет: да, был)</w:t>
       </w:r>
     </w:p>
     <w:p>
@@ -985,20 +1415,20 @@
       <w:r>
         <w:drawing>
           <wp:inline>
-            <wp:extent cx="2435838" cy="353465"/>
+            <wp:extent cx="4267200" cy="1380226"/>
             <wp:effectExtent b="0" l="0" r="0" t="0"/>
-            <wp:docPr descr="Задание 8" title="" id="51" name="Picture"/>
+            <wp:docPr descr="Задание 14" title="" id="50" name="Picture"/>
             <a:graphic>
               <a:graphicData uri="http://schemas.openxmlformats.org/drawingml/2006/picture">
                 <pic:pic>
                   <pic:nvPicPr>
-                    <pic:cNvPr descr="image/10.png" id="52" name="Picture"/>
+                    <pic:cNvPr descr="image/10.png" id="51" name="Picture"/>
                     <pic:cNvPicPr>
                       <a:picLocks noChangeArrowheads="1" noChangeAspect="1"/>
                     </pic:cNvPicPr>
                   </pic:nvPicPr>
                   <pic:blipFill>
-                    <a:blip r:embed="rId50"/>
+                    <a:blip r:embed="rId49"/>
                     <a:stretch>
                       <a:fillRect/>
                     </a:stretch>
@@ -1006,7 +1436,7 @@
                   <pic:spPr bwMode="auto">
                     <a:xfrm>
                       <a:off x="0" y="0"/>
-                      <a:ext cx="2435838" cy="353465"/>
+                      <a:ext cx="4267200" cy="1380226"/>
                     </a:xfrm>
                     <a:prstGeom prst="rect">
                       <a:avLst/>
@@ -1030,11 +1460,11 @@
         <w:pStyle w:val="ImageCaption"/>
       </w:pPr>
       <w:r>
-        <w:t xml:space="preserve">Рис. 10: Задание 8</w:t>
-      </w:r>
-    </w:p>
-    <w:bookmarkEnd w:id="53"/>
-    <w:bookmarkStart w:id="81" w:name="X0221cab559570e4d0396244b3edbe842bba907b"/>
+        <w:t xml:space="preserve">Рис. 10: Задание 14</w:t>
+      </w:r>
+    </w:p>
+    <w:bookmarkEnd w:id="52"/>
+    <w:bookmarkStart w:id="59" w:name="планирование-заданий-с-помощью-at"/>
     <w:p>
       <w:pPr>
         <w:pStyle w:val="Heading2"/>
@@ -1043,13 +1473,13 @@
         <w:rPr>
           <w:rStyle w:val="SectionNumber"/>
         </w:rPr>
-        <w:t xml:space="preserve">3.3</w:t>
+        <w:t xml:space="preserve">3.2</w:t>
       </w:r>
       <w:r>
         <w:tab/>
       </w:r>
       <w:r>
-        <w:t xml:space="preserve">Настройка контекста безопасности для нестандартного расположения файлов веб-сервера</w:t>
+        <w:t xml:space="preserve">Планирование заданий с помощью at</w:t>
       </w:r>
     </w:p>
     <w:p>
@@ -1061,7 +1491,7 @@
         <w:pStyle w:val="Compact"/>
       </w:pPr>
       <w:r>
-        <w:t xml:space="preserve">Запустите терминал и получите полномочия администратора.</w:t>
+        <w:t xml:space="preserve">Запустите терминал и получите полномочия администратора: su -</w:t>
       </w:r>
     </w:p>
     <w:p>
@@ -1073,7 +1503,7 @@
         <w:pStyle w:val="Compact"/>
       </w:pPr>
       <w:r>
-        <w:t xml:space="preserve">Установите необходимое программное обеспечение: dnf -y install httpd, dnf -y install lynx</w:t>
+        <w:t xml:space="preserve">Проверьте, что служба atd загружена и включена: systemctl status atd</w:t>
       </w:r>
     </w:p>
     <w:p>
@@ -1083,20 +1513,20 @@
       <w:r>
         <w:drawing>
           <wp:inline>
-            <wp:extent cx="4267200" cy="2996865"/>
+            <wp:extent cx="4267200" cy="1769954"/>
             <wp:effectExtent b="0" l="0" r="0" t="0"/>
-            <wp:docPr descr="Задание 1-2" title="" id="55" name="Picture"/>
+            <wp:docPr descr="Задание 1-2" title="" id="54" name="Picture"/>
             <a:graphic>
               <a:graphicData uri="http://schemas.openxmlformats.org/drawingml/2006/picture">
                 <pic:pic>
                   <pic:nvPicPr>
-                    <pic:cNvPr descr="image/11.png" id="56" name="Picture"/>
+                    <pic:cNvPr descr="image/11.png" id="55" name="Picture"/>
                     <pic:cNvPicPr>
                       <a:picLocks noChangeArrowheads="1" noChangeAspect="1"/>
                     </pic:cNvPicPr>
                   </pic:nvPicPr>
                   <pic:blipFill>
-                    <a:blip r:embed="rId54"/>
+                    <a:blip r:embed="rId53"/>
                     <a:stretch>
                       <a:fillRect/>
                     </a:stretch>
@@ -1104,7 +1534,7 @@
                   <pic:spPr bwMode="auto">
                     <a:xfrm>
                       <a:off x="0" y="0"/>
-                      <a:ext cx="4267200" cy="2996865"/>
+                      <a:ext cx="4267200" cy="1769954"/>
                     </a:xfrm>
                     <a:prstGeom prst="rect">
                       <a:avLst/>
@@ -1140,7 +1570,7 @@
         <w:pStyle w:val="Compact"/>
       </w:pPr>
       <w:r>
-        <w:t xml:space="preserve">Создайте новое хранилище для файлов web-сервера: mkdir /web</w:t>
+        <w:t xml:space="preserve">Задайте выполнение команды logger message from at в 9:30. Для этого введите at 9:30. Затем введите logger message from at. Используйте Ctrl + d , чтобы закрыть оболочку.</w:t>
       </w:r>
     </w:p>
     <w:p>
@@ -1152,7 +1582,31 @@
         <w:pStyle w:val="Compact"/>
       </w:pPr>
       <w:r>
-        <w:t xml:space="preserve">Создайте файл index.html в каталоге с контентом веб-сервера: cd /web, touch index.html и поместите в файл следующий текст: Welcome to my web-server</w:t>
+        <w:t xml:space="preserve">Убедитесь, что задание действительно запланировано: atq. С помощью команды grep</w:t>
+      </w:r>
+      <w:r>
+        <w:t xml:space="preserve"> </w:t>
+      </w:r>
+      <w:r>
+        <w:t xml:space="preserve">‘</w:t>
+      </w:r>
+      <w:r>
+        <w:t xml:space="preserve">from at</w:t>
+      </w:r>
+      <w:r>
+        <w:t xml:space="preserve">’</w:t>
+      </w:r>
+      <w:r>
+        <w:t xml:space="preserve"> </w:t>
+      </w:r>
+      <w:r>
+        <w:t xml:space="preserve">/var/log/messages посмотрите, появилось</w:t>
+      </w:r>
+      <w:r>
+        <w:t xml:space="preserve"> </w:t>
+      </w:r>
+      <w:r>
+        <w:t xml:space="preserve">ли соответствующее сообщение в лог-файле в указанное вами время.</w:t>
       </w:r>
     </w:p>
     <w:p>
@@ -1162,20 +1616,20 @@
       <w:r>
         <w:drawing>
           <wp:inline>
-            <wp:extent cx="3088981" cy="514830"/>
+            <wp:extent cx="3826648" cy="1582910"/>
             <wp:effectExtent b="0" l="0" r="0" t="0"/>
-            <wp:docPr descr="Задание 3-4" title="" id="58" name="Picture"/>
+            <wp:docPr descr="Задание 3-4" title="" id="57" name="Picture"/>
             <a:graphic>
               <a:graphicData uri="http://schemas.openxmlformats.org/drawingml/2006/picture">
                 <pic:pic>
                   <pic:nvPicPr>
-                    <pic:cNvPr descr="image/12.png" id="59" name="Picture"/>
+                    <pic:cNvPr descr="image/12.png" id="58" name="Picture"/>
                     <pic:cNvPicPr>
                       <a:picLocks noChangeArrowheads="1" noChangeAspect="1"/>
                     </pic:cNvPicPr>
                   </pic:nvPicPr>
                   <pic:blipFill>
-                    <a:blip r:embed="rId57"/>
+                    <a:blip r:embed="rId56"/>
                     <a:stretch>
                       <a:fillRect/>
                     </a:stretch>
@@ -1183,7 +1637,7 @@
                   <pic:spPr bwMode="auto">
                     <a:xfrm>
                       <a:off x="0" y="0"/>
-                      <a:ext cx="3088981" cy="514830"/>
+                      <a:ext cx="3826648" cy="1582910"/>
                     </a:xfrm>
                     <a:prstGeom prst="rect">
                       <a:avLst/>
@@ -1210,59 +1664,23 @@
         <w:t xml:space="preserve">Рис. 12: Задание 3-4</w:t>
       </w:r>
     </w:p>
-    <w:p>
-      <w:pPr>
-        <w:pStyle w:val="CaptionedFigure"/>
-      </w:pPr>
-      <w:r>
-        <w:drawing>
-          <wp:inline>
-            <wp:extent cx="3634547" cy="591670"/>
-            <wp:effectExtent b="0" l="0" r="0" t="0"/>
-            <wp:docPr descr="Задание 3-4" title="" id="61" name="Picture"/>
-            <a:graphic>
-              <a:graphicData uri="http://schemas.openxmlformats.org/drawingml/2006/picture">
-                <pic:pic>
-                  <pic:nvPicPr>
-                    <pic:cNvPr descr="image/13.png" id="62" name="Picture"/>
-                    <pic:cNvPicPr>
-                      <a:picLocks noChangeArrowheads="1" noChangeAspect="1"/>
-                    </pic:cNvPicPr>
-                  </pic:nvPicPr>
-                  <pic:blipFill>
-                    <a:blip r:embed="rId60"/>
-                    <a:stretch>
-                      <a:fillRect/>
-                    </a:stretch>
-                  </pic:blipFill>
-                  <pic:spPr bwMode="auto">
-                    <a:xfrm>
-                      <a:off x="0" y="0"/>
-                      <a:ext cx="3634547" cy="591670"/>
-                    </a:xfrm>
-                    <a:prstGeom prst="rect">
-                      <a:avLst/>
-                    </a:prstGeom>
-                    <a:noFill/>
-                    <a:ln w="9525">
-                      <a:noFill/>
-                      <a:headEnd/>
-                      <a:tailEnd/>
-                    </a:ln>
-                  </pic:spPr>
-                </pic:pic>
-              </a:graphicData>
-            </a:graphic>
-          </wp:inline>
-        </w:drawing>
-      </w:r>
-    </w:p>
-    <w:p>
-      <w:pPr>
-        <w:pStyle w:val="ImageCaption"/>
-      </w:pPr>
-      <w:r>
-        <w:t xml:space="preserve">Рис. 13: Задание 3-4</w:t>
+    <w:bookmarkEnd w:id="59"/>
+    <w:bookmarkStart w:id="60" w:name="контрольные-вопросы"/>
+    <w:p>
+      <w:pPr>
+        <w:pStyle w:val="Heading2"/>
+      </w:pPr>
+      <w:r>
+        <w:rPr>
+          <w:rStyle w:val="SectionNumber"/>
+        </w:rPr>
+        <w:t xml:space="preserve">3.3</w:t>
+      </w:r>
+      <w:r>
+        <w:tab/>
+      </w:r>
+      <w:r>
+        <w:t xml:space="preserve">Контрольные вопросы</w:t>
       </w:r>
     </w:p>
     <w:p>
@@ -1271,792 +1689,214 @@
           <w:ilvl w:val="0"/>
           <w:numId w:val="1013"/>
         </w:numPr>
-        <w:pStyle w:val="Compact"/>
-      </w:pPr>
-      <w:r>
-        <w:t xml:space="preserve">В файле /etc/httpd/conf/httpd.conf закомментируйте лишние строки и добавьте необходимые</w:t>
-      </w:r>
-    </w:p>
-    <w:p>
-      <w:pPr>
-        <w:pStyle w:val="CaptionedFigure"/>
-      </w:pPr>
-      <w:r>
-        <w:drawing>
-          <wp:inline>
-            <wp:extent cx="2558783" cy="630090"/>
-            <wp:effectExtent b="0" l="0" r="0" t="0"/>
-            <wp:docPr descr="Задание 5" title="" id="64" name="Picture"/>
-            <a:graphic>
-              <a:graphicData uri="http://schemas.openxmlformats.org/drawingml/2006/picture">
-                <pic:pic>
-                  <pic:nvPicPr>
-                    <pic:cNvPr descr="image/14.png" id="65" name="Picture"/>
-                    <pic:cNvPicPr>
-                      <a:picLocks noChangeArrowheads="1" noChangeAspect="1"/>
-                    </pic:cNvPicPr>
-                  </pic:nvPicPr>
-                  <pic:blipFill>
-                    <a:blip r:embed="rId63"/>
-                    <a:stretch>
-                      <a:fillRect/>
-                    </a:stretch>
-                  </pic:blipFill>
-                  <pic:spPr bwMode="auto">
-                    <a:xfrm>
-                      <a:off x="0" y="0"/>
-                      <a:ext cx="2558783" cy="630090"/>
-                    </a:xfrm>
-                    <a:prstGeom prst="rect">
-                      <a:avLst/>
-                    </a:prstGeom>
-                    <a:noFill/>
-                    <a:ln w="9525">
-                      <a:noFill/>
-                      <a:headEnd/>
-                      <a:tailEnd/>
-                    </a:ln>
-                  </pic:spPr>
-                </pic:pic>
-              </a:graphicData>
-            </a:graphic>
-          </wp:inline>
-        </w:drawing>
-      </w:r>
-    </w:p>
-    <w:p>
-      <w:pPr>
-        <w:pStyle w:val="ImageCaption"/>
-      </w:pPr>
-      <w:r>
-        <w:t xml:space="preserve">Рис. 14: Задание 5</w:t>
-      </w:r>
-    </w:p>
-    <w:p>
-      <w:pPr>
-        <w:pStyle w:val="CaptionedFigure"/>
-      </w:pPr>
-      <w:r>
-        <w:drawing>
-          <wp:inline>
-            <wp:extent cx="1775011" cy="1360073"/>
-            <wp:effectExtent b="0" l="0" r="0" t="0"/>
-            <wp:docPr descr="Задание 5" title="" id="67" name="Picture"/>
-            <a:graphic>
-              <a:graphicData uri="http://schemas.openxmlformats.org/drawingml/2006/picture">
-                <pic:pic>
-                  <pic:nvPicPr>
-                    <pic:cNvPr descr="image/15.png" id="68" name="Picture"/>
-                    <pic:cNvPicPr>
-                      <a:picLocks noChangeArrowheads="1" noChangeAspect="1"/>
-                    </pic:cNvPicPr>
-                  </pic:nvPicPr>
-                  <pic:blipFill>
-                    <a:blip r:embed="rId66"/>
-                    <a:stretch>
-                      <a:fillRect/>
-                    </a:stretch>
-                  </pic:blipFill>
-                  <pic:spPr bwMode="auto">
-                    <a:xfrm>
-                      <a:off x="0" y="0"/>
-                      <a:ext cx="1775011" cy="1360073"/>
-                    </a:xfrm>
-                    <a:prstGeom prst="rect">
-                      <a:avLst/>
-                    </a:prstGeom>
-                    <a:noFill/>
-                    <a:ln w="9525">
-                      <a:noFill/>
-                      <a:headEnd/>
-                      <a:tailEnd/>
-                    </a:ln>
-                  </pic:spPr>
-                </pic:pic>
-              </a:graphicData>
-            </a:graphic>
-          </wp:inline>
-        </w:drawing>
-      </w:r>
-    </w:p>
-    <w:p>
-      <w:pPr>
-        <w:pStyle w:val="ImageCaption"/>
-      </w:pPr>
-      <w:r>
-        <w:t xml:space="preserve">Рис. 15: Задание 5</w:t>
+      </w:pPr>
+      <w:r>
+        <w:t xml:space="preserve">Как настроить задание cron, чтобы оно выполнялось раз в 2 недели?</w:t>
+      </w:r>
+      <w:r>
+        <w:t xml:space="preserve"> </w:t>
+      </w:r>
+      <w:r>
+        <w:t xml:space="preserve">0 0</w:t>
+      </w:r>
+      <w:r>
+        <w:t xml:space="preserve"> </w:t>
+      </w:r>
+      <w:r>
+        <w:rPr>
+          <w:iCs/>
+          <w:i/>
+        </w:rPr>
+        <w:t xml:space="preserve">/14</w:t>
+      </w:r>
+      <w:r>
+        <w:rPr>
+          <w:iCs/>
+          <w:i/>
+        </w:rPr>
+        <w:t xml:space="preserve"> </w:t>
+      </w:r>
+      <w:r>
+        <w:t xml:space="preserve"> </w:t>
+      </w:r>
+      <w:r>
+        <w:t xml:space="preserve">*</w:t>
       </w:r>
     </w:p>
     <w:p>
       <w:pPr>
         <w:numPr>
           <w:ilvl w:val="0"/>
-          <w:numId w:val="1014"/>
+          <w:numId w:val="1013"/>
         </w:numPr>
-        <w:pStyle w:val="Compact"/>
-      </w:pPr>
-      <w:r>
-        <w:t xml:space="preserve">Запустите веб-сервер и службу httpd: systemctl start httpd, systemctl enable httpd</w:t>
-      </w:r>
-    </w:p>
-    <w:p>
-      <w:pPr>
-        <w:pStyle w:val="CaptionedFigure"/>
-      </w:pPr>
-      <w:r>
-        <w:drawing>
-          <wp:inline>
-            <wp:extent cx="3058245" cy="553250"/>
-            <wp:effectExtent b="0" l="0" r="0" t="0"/>
-            <wp:docPr descr="Задание 6" title="" id="70" name="Picture"/>
-            <a:graphic>
-              <a:graphicData uri="http://schemas.openxmlformats.org/drawingml/2006/picture">
-                <pic:pic>
-                  <pic:nvPicPr>
-                    <pic:cNvPr descr="image/16.png" id="71" name="Picture"/>
-                    <pic:cNvPicPr>
-                      <a:picLocks noChangeArrowheads="1" noChangeAspect="1"/>
-                    </pic:cNvPicPr>
-                  </pic:nvPicPr>
-                  <pic:blipFill>
-                    <a:blip r:embed="rId69"/>
-                    <a:stretch>
-                      <a:fillRect/>
-                    </a:stretch>
-                  </pic:blipFill>
-                  <pic:spPr bwMode="auto">
-                    <a:xfrm>
-                      <a:off x="0" y="0"/>
-                      <a:ext cx="3058245" cy="553250"/>
-                    </a:xfrm>
-                    <a:prstGeom prst="rect">
-                      <a:avLst/>
-                    </a:prstGeom>
-                    <a:noFill/>
-                    <a:ln w="9525">
-                      <a:noFill/>
-                      <a:headEnd/>
-                      <a:tailEnd/>
-                    </a:ln>
-                  </pic:spPr>
-                </pic:pic>
-              </a:graphicData>
-            </a:graphic>
-          </wp:inline>
-        </w:drawing>
-      </w:r>
-    </w:p>
-    <w:p>
-      <w:pPr>
-        <w:pStyle w:val="ImageCaption"/>
-      </w:pPr>
-      <w:r>
-        <w:t xml:space="preserve">Рис. 16: Задание 6</w:t>
+      </w:pPr>
+      <w:r>
+        <w:t xml:space="preserve">Как настроить задание cron, чтобы оно выполнялось 1-го и 15-го числа каждого месяца в 2 часа ночи?</w:t>
+      </w:r>
+      <w:r>
+        <w:t xml:space="preserve"> </w:t>
+      </w:r>
+      <w:r>
+        <w:t xml:space="preserve">0 2 1,15 * *</w:t>
       </w:r>
     </w:p>
     <w:p>
       <w:pPr>
         <w:numPr>
           <w:ilvl w:val="0"/>
-          <w:numId w:val="1015"/>
+          <w:numId w:val="1013"/>
         </w:numPr>
-        <w:pStyle w:val="Compact"/>
-      </w:pPr>
-      <w:r>
-        <w:t xml:space="preserve">В терминале под учётной записью своего пользователя при обращении к веб-серверу в текстовом браузере lynx: lynx http://localhost (веб-страница Red Hat, а не содержимое только что созданного файла index.html)</w:t>
-      </w:r>
-    </w:p>
-    <w:p>
-      <w:pPr>
-        <w:pStyle w:val="CaptionedFigure"/>
-      </w:pPr>
-      <w:r>
-        <w:drawing>
-          <wp:inline>
-            <wp:extent cx="4267200" cy="5053451"/>
-            <wp:effectExtent b="0" l="0" r="0" t="0"/>
-            <wp:docPr descr="Задание 7" title="" id="73" name="Picture"/>
-            <a:graphic>
-              <a:graphicData uri="http://schemas.openxmlformats.org/drawingml/2006/picture">
-                <pic:pic>
-                  <pic:nvPicPr>
-                    <pic:cNvPr descr="image/17.png" id="74" name="Picture"/>
-                    <pic:cNvPicPr>
-                      <a:picLocks noChangeArrowheads="1" noChangeAspect="1"/>
-                    </pic:cNvPicPr>
-                  </pic:nvPicPr>
-                  <pic:blipFill>
-                    <a:blip r:embed="rId72"/>
-                    <a:stretch>
-                      <a:fillRect/>
-                    </a:stretch>
-                  </pic:blipFill>
-                  <pic:spPr bwMode="auto">
-                    <a:xfrm>
-                      <a:off x="0" y="0"/>
-                      <a:ext cx="4267200" cy="5053451"/>
-                    </a:xfrm>
-                    <a:prstGeom prst="rect">
-                      <a:avLst/>
-                    </a:prstGeom>
-                    <a:noFill/>
-                    <a:ln w="9525">
-                      <a:noFill/>
-                      <a:headEnd/>
-                      <a:tailEnd/>
-                    </a:ln>
-                  </pic:spPr>
-                </pic:pic>
-              </a:graphicData>
-            </a:graphic>
-          </wp:inline>
-        </w:drawing>
-      </w:r>
-    </w:p>
-    <w:p>
-      <w:pPr>
-        <w:pStyle w:val="ImageCaption"/>
-      </w:pPr>
-      <w:r>
-        <w:t xml:space="preserve">Рис. 17: Задание 7</w:t>
+      </w:pPr>
+      <w:r>
+        <w:t xml:space="preserve">Как настроить задание cron, чтобы оно выполнялось каждые 2 минуты каждый день?</w:t>
+      </w:r>
+      <w:r>
+        <w:t xml:space="preserve"> </w:t>
+      </w:r>
+      <w:r>
+        <w:rPr>
+          <w:iCs/>
+          <w:i/>
+        </w:rPr>
+        <w:t xml:space="preserve">/2</w:t>
+      </w:r>
+      <w:r>
+        <w:rPr>
+          <w:iCs/>
+          <w:i/>
+        </w:rPr>
+        <w:t xml:space="preserve"> </w:t>
+      </w:r>
+      <w:r>
+        <w:t xml:space="preserve"> </w:t>
+      </w:r>
+      <w:r>
+        <w:t xml:space="preserve">* * *</w:t>
       </w:r>
     </w:p>
     <w:p>
       <w:pPr>
         <w:numPr>
           <w:ilvl w:val="0"/>
-          <w:numId w:val="1016"/>
+          <w:numId w:val="1013"/>
         </w:numPr>
-        <w:pStyle w:val="Compact"/>
-      </w:pPr>
-      <w:r>
-        <w:t xml:space="preserve">В терминале с полномочиями администратора примените новую метку контекста к /web: semanage fcontext -a -t httpd_sys_content_t “/web(/.*)?”</w:t>
+      </w:pPr>
+      <w:r>
+        <w:t xml:space="preserve">Как настроить задание cron, чтобы оно выполнялось 19 сентября ежегодно?</w:t>
+      </w:r>
+      <w:r>
+        <w:t xml:space="preserve"> </w:t>
+      </w:r>
+      <w:r>
+        <w:t xml:space="preserve">0 0 19 9 *</w:t>
       </w:r>
     </w:p>
     <w:p>
       <w:pPr>
         <w:numPr>
           <w:ilvl w:val="0"/>
-          <w:numId w:val="1016"/>
+          <w:numId w:val="1013"/>
         </w:numPr>
-        <w:pStyle w:val="Compact"/>
-      </w:pPr>
-      <w:r>
-        <w:t xml:space="preserve">Восстановите контекст безопасности: restorecon -R -v /web</w:t>
+      </w:pPr>
+      <w:r>
+        <w:t xml:space="preserve">Как настроить задание cron, чтобы оно выполнялось каждый четверг сентября ежегодно?</w:t>
+      </w:r>
+      <w:r>
+        <w:t xml:space="preserve"> </w:t>
+      </w:r>
+      <w:r>
+        <w:t xml:space="preserve">0 0 * 9 4</w:t>
       </w:r>
     </w:p>
     <w:p>
       <w:pPr>
         <w:numPr>
           <w:ilvl w:val="0"/>
-          <w:numId w:val="1016"/>
+          <w:numId w:val="1013"/>
         </w:numPr>
-        <w:pStyle w:val="Compact"/>
-      </w:pPr>
-      <w:r>
-        <w:t xml:space="preserve">В терминале под учётной записью своего пользователя снова обратитесь к веб-серверу: lynx http://localhost (после перезогрузки системы получаем доступ к своей пользовательской веб-странице)</w:t>
-      </w:r>
-    </w:p>
-    <w:p>
-      <w:pPr>
-        <w:pStyle w:val="CaptionedFigure"/>
-      </w:pPr>
-      <w:r>
-        <w:drawing>
-          <wp:inline>
-            <wp:extent cx="4267200" cy="1159337"/>
-            <wp:effectExtent b="0" l="0" r="0" t="0"/>
-            <wp:docPr descr="Задание 8-10" title="" id="76" name="Picture"/>
-            <a:graphic>
-              <a:graphicData uri="http://schemas.openxmlformats.org/drawingml/2006/picture">
-                <pic:pic>
-                  <pic:nvPicPr>
-                    <pic:cNvPr descr="image/18.png" id="77" name="Picture"/>
-                    <pic:cNvPicPr>
-                      <a:picLocks noChangeArrowheads="1" noChangeAspect="1"/>
-                    </pic:cNvPicPr>
-                  </pic:nvPicPr>
-                  <pic:blipFill>
-                    <a:blip r:embed="rId75"/>
-                    <a:stretch>
-                      <a:fillRect/>
-                    </a:stretch>
-                  </pic:blipFill>
-                  <pic:spPr bwMode="auto">
-                    <a:xfrm>
-                      <a:off x="0" y="0"/>
-                      <a:ext cx="4267200" cy="1159337"/>
-                    </a:xfrm>
-                    <a:prstGeom prst="rect">
-                      <a:avLst/>
-                    </a:prstGeom>
-                    <a:noFill/>
-                    <a:ln w="9525">
-                      <a:noFill/>
-                      <a:headEnd/>
-                      <a:tailEnd/>
-                    </a:ln>
-                  </pic:spPr>
-                </pic:pic>
-              </a:graphicData>
-            </a:graphic>
-          </wp:inline>
-        </w:drawing>
-      </w:r>
-    </w:p>
-    <w:p>
-      <w:pPr>
-        <w:pStyle w:val="ImageCaption"/>
-      </w:pPr>
-      <w:r>
-        <w:t xml:space="preserve">Рис. 18: Задание 8-10</w:t>
-      </w:r>
-    </w:p>
-    <w:p>
-      <w:pPr>
-        <w:pStyle w:val="CaptionedFigure"/>
-      </w:pPr>
-      <w:r>
-        <w:drawing>
-          <wp:inline>
-            <wp:extent cx="4267200" cy="734068"/>
-            <wp:effectExtent b="0" l="0" r="0" t="0"/>
-            <wp:docPr descr="Задание 10" title="" id="79" name="Picture"/>
-            <a:graphic>
-              <a:graphicData uri="http://schemas.openxmlformats.org/drawingml/2006/picture">
-                <pic:pic>
-                  <pic:nvPicPr>
-                    <pic:cNvPr descr="image/19.png" id="80" name="Picture"/>
-                    <pic:cNvPicPr>
-                      <a:picLocks noChangeArrowheads="1" noChangeAspect="1"/>
-                    </pic:cNvPicPr>
-                  </pic:nvPicPr>
-                  <pic:blipFill>
-                    <a:blip r:embed="rId78"/>
-                    <a:stretch>
-                      <a:fillRect/>
-                    </a:stretch>
-                  </pic:blipFill>
-                  <pic:spPr bwMode="auto">
-                    <a:xfrm>
-                      <a:off x="0" y="0"/>
-                      <a:ext cx="4267200" cy="734068"/>
-                    </a:xfrm>
-                    <a:prstGeom prst="rect">
-                      <a:avLst/>
-                    </a:prstGeom>
-                    <a:noFill/>
-                    <a:ln w="9525">
-                      <a:noFill/>
-                      <a:headEnd/>
-                      <a:tailEnd/>
-                    </a:ln>
-                  </pic:spPr>
-                </pic:pic>
-              </a:graphicData>
-            </a:graphic>
-          </wp:inline>
-        </w:drawing>
-      </w:r>
-    </w:p>
-    <w:p>
-      <w:pPr>
-        <w:pStyle w:val="ImageCaption"/>
-      </w:pPr>
-      <w:r>
-        <w:t xml:space="preserve">Рис. 19: Задание 10</w:t>
-      </w:r>
-    </w:p>
-    <w:bookmarkEnd w:id="81"/>
-    <w:bookmarkStart w:id="91" w:name="работа-с-переключателями-selinux"/>
-    <w:p>
-      <w:pPr>
-        <w:pStyle w:val="Heading2"/>
-      </w:pPr>
-      <w:r>
-        <w:rPr>
-          <w:rStyle w:val="SectionNumber"/>
-        </w:rPr>
-        <w:t xml:space="preserve">3.4</w:t>
-      </w:r>
-      <w:r>
-        <w:tab/>
-      </w:r>
-      <w:r>
-        <w:t xml:space="preserve">Работа с переключателями SELinux</w:t>
+      </w:pPr>
+      <w:r>
+        <w:t xml:space="preserve">Какая команда позволяет вам назначить задание cron для пользователя alice?</w:t>
+      </w:r>
+      <w:r>
+        <w:t xml:space="preserve"> </w:t>
+      </w:r>
+      <w:r>
+        <w:t xml:space="preserve">crontab -u alice -e</w:t>
       </w:r>
     </w:p>
     <w:p>
       <w:pPr>
         <w:numPr>
           <w:ilvl w:val="0"/>
-          <w:numId w:val="1017"/>
+          <w:numId w:val="1013"/>
         </w:numPr>
-        <w:pStyle w:val="Compact"/>
-      </w:pPr>
-      <w:r>
-        <w:t xml:space="preserve">Запустите терминал и получите полномочия администратора.</w:t>
+      </w:pPr>
+      <w:r>
+        <w:t xml:space="preserve">Как указать, что пользователю bob никогда не разрешено назначать задания через cron?</w:t>
+      </w:r>
+      <w:r>
+        <w:t xml:space="preserve"> </w:t>
+      </w:r>
+      <w:r>
+        <w:t xml:space="preserve">echo</w:t>
+      </w:r>
+      <w:r>
+        <w:t xml:space="preserve"> </w:t>
+      </w:r>
+      <w:r>
+        <w:t xml:space="preserve">“</w:t>
+      </w:r>
+      <w:r>
+        <w:t xml:space="preserve">bob</w:t>
+      </w:r>
+      <w:r>
+        <w:t xml:space="preserve">”</w:t>
+      </w:r>
+      <w:r>
+        <w:t xml:space="preserve"> </w:t>
+      </w:r>
+      <w:r>
+        <w:t xml:space="preserve">&gt;&gt; /etc/cron.deny</w:t>
       </w:r>
     </w:p>
     <w:p>
       <w:pPr>
         <w:numPr>
           <w:ilvl w:val="0"/>
-          <w:numId w:val="1017"/>
+          <w:numId w:val="1013"/>
         </w:numPr>
-        <w:pStyle w:val="Compact"/>
-      </w:pPr>
-      <w:r>
-        <w:t xml:space="preserve">Посмотрите список переключателей SELinux для службы ftp: getsebool -a | grep ftp (переключатель ftpd_anon_write с текущим значением off)</w:t>
-      </w:r>
-    </w:p>
-    <w:p>
-      <w:pPr>
-        <w:pStyle w:val="CaptionedFigure"/>
-      </w:pPr>
-      <w:r>
-        <w:drawing>
-          <wp:inline>
-            <wp:extent cx="3165821" cy="2090057"/>
-            <wp:effectExtent b="0" l="0" r="0" t="0"/>
-            <wp:docPr descr="Задание 1-2" title="" id="83" name="Picture"/>
-            <a:graphic>
-              <a:graphicData uri="http://schemas.openxmlformats.org/drawingml/2006/picture">
-                <pic:pic>
-                  <pic:nvPicPr>
-                    <pic:cNvPr descr="image/20.png" id="84" name="Picture"/>
-                    <pic:cNvPicPr>
-                      <a:picLocks noChangeArrowheads="1" noChangeAspect="1"/>
-                    </pic:cNvPicPr>
-                  </pic:nvPicPr>
-                  <pic:blipFill>
-                    <a:blip r:embed="rId82"/>
-                    <a:stretch>
-                      <a:fillRect/>
-                    </a:stretch>
-                  </pic:blipFill>
-                  <pic:spPr bwMode="auto">
-                    <a:xfrm>
-                      <a:off x="0" y="0"/>
-                      <a:ext cx="3165821" cy="2090057"/>
-                    </a:xfrm>
-                    <a:prstGeom prst="rect">
-                      <a:avLst/>
-                    </a:prstGeom>
-                    <a:noFill/>
-                    <a:ln w="9525">
-                      <a:noFill/>
-                      <a:headEnd/>
-                      <a:tailEnd/>
-                    </a:ln>
-                  </pic:spPr>
-                </pic:pic>
-              </a:graphicData>
-            </a:graphic>
-          </wp:inline>
-        </w:drawing>
-      </w:r>
-    </w:p>
-    <w:p>
-      <w:pPr>
-        <w:pStyle w:val="ImageCaption"/>
-      </w:pPr>
-      <w:r>
-        <w:t xml:space="preserve">Рис. 20: Задание 1-2</w:t>
+      </w:pPr>
+      <w:r>
+        <w:t xml:space="preserve">Вам нужно убедиться, что задание выполняется каждый день, даже если сервер во время выполнения временно недоступен. Как это сделать?</w:t>
+      </w:r>
+      <w:r>
+        <w:t xml:space="preserve"> </w:t>
+      </w:r>
+      <w:r>
+        <w:t xml:space="preserve">Использовать anacron или настроить повторение задания при загрузке системы.</w:t>
       </w:r>
     </w:p>
     <w:p>
       <w:pPr>
         <w:numPr>
           <w:ilvl w:val="0"/>
-          <w:numId w:val="1018"/>
+          <w:numId w:val="1013"/>
         </w:numPr>
-        <w:pStyle w:val="Compact"/>
-      </w:pPr>
-      <w:r>
-        <w:t xml:space="preserve">Для службы ftpd-anon посмотрите список переключателей: semanage boolean -l | grep ftpd_anon (один переключатель, позволяет анонимную запись, выключен)</w:t>
-      </w:r>
-    </w:p>
-    <w:p>
-      <w:pPr>
-        <w:numPr>
-          <w:ilvl w:val="0"/>
-          <w:numId w:val="1018"/>
-        </w:numPr>
-        <w:pStyle w:val="Compact"/>
-      </w:pPr>
-      <w:r>
-        <w:t xml:space="preserve">Измените текущее значение переключателя для службы ftpd_anon_write с off на on: setsebool ftpd_anon_write on</w:t>
-      </w:r>
-    </w:p>
-    <w:p>
-      <w:pPr>
-        <w:numPr>
-          <w:ilvl w:val="0"/>
-          <w:numId w:val="1018"/>
-        </w:numPr>
-        <w:pStyle w:val="Compact"/>
-      </w:pPr>
-      <w:r>
-        <w:t xml:space="preserve">Повторно посмотрите список переключателей SELinux для службы ftpd_anon_write: getsebool ftpd_anon_write</w:t>
-      </w:r>
-    </w:p>
-    <w:p>
-      <w:pPr>
-        <w:numPr>
-          <w:ilvl w:val="0"/>
-          <w:numId w:val="1018"/>
-        </w:numPr>
-        <w:pStyle w:val="Compact"/>
-      </w:pPr>
-      <w:r>
-        <w:t xml:space="preserve">Посмотрите список переключателей: semanage boolean -l | grep ftpd_anon (настройка времени выполнения включена, но постоянная настройка выключена)</w:t>
-      </w:r>
-    </w:p>
-    <w:p>
-      <w:pPr>
-        <w:pStyle w:val="CaptionedFigure"/>
-      </w:pPr>
-      <w:r>
-        <w:drawing>
-          <wp:inline>
-            <wp:extent cx="4267200" cy="1066800"/>
-            <wp:effectExtent b="0" l="0" r="0" t="0"/>
-            <wp:docPr descr="Задание 3-6" title="" id="86" name="Picture"/>
-            <a:graphic>
-              <a:graphicData uri="http://schemas.openxmlformats.org/drawingml/2006/picture">
-                <pic:pic>
-                  <pic:nvPicPr>
-                    <pic:cNvPr descr="image/21.png" id="87" name="Picture"/>
-                    <pic:cNvPicPr>
-                      <a:picLocks noChangeArrowheads="1" noChangeAspect="1"/>
-                    </pic:cNvPicPr>
-                  </pic:nvPicPr>
-                  <pic:blipFill>
-                    <a:blip r:embed="rId85"/>
-                    <a:stretch>
-                      <a:fillRect/>
-                    </a:stretch>
-                  </pic:blipFill>
-                  <pic:spPr bwMode="auto">
-                    <a:xfrm>
-                      <a:off x="0" y="0"/>
-                      <a:ext cx="4267200" cy="1066800"/>
-                    </a:xfrm>
-                    <a:prstGeom prst="rect">
-                      <a:avLst/>
-                    </a:prstGeom>
-                    <a:noFill/>
-                    <a:ln w="9525">
-                      <a:noFill/>
-                      <a:headEnd/>
-                      <a:tailEnd/>
-                    </a:ln>
-                  </pic:spPr>
-                </pic:pic>
-              </a:graphicData>
-            </a:graphic>
-          </wp:inline>
-        </w:drawing>
-      </w:r>
-    </w:p>
-    <w:p>
-      <w:pPr>
-        <w:pStyle w:val="ImageCaption"/>
-      </w:pPr>
-      <w:r>
-        <w:t xml:space="preserve">Рис. 21: Задание 3-6</w:t>
-      </w:r>
-    </w:p>
-    <w:p>
-      <w:pPr>
-        <w:numPr>
-          <w:ilvl w:val="0"/>
-          <w:numId w:val="1019"/>
-        </w:numPr>
-        <w:pStyle w:val="Compact"/>
-      </w:pPr>
-      <w:r>
-        <w:t xml:space="preserve">Измените постоянное значение переключателя для службы ftpd_anon_write с off на on: setsebool -P ftpd_anon_write on</w:t>
-      </w:r>
-    </w:p>
-    <w:p>
-      <w:pPr>
-        <w:numPr>
-          <w:ilvl w:val="0"/>
-          <w:numId w:val="1019"/>
-        </w:numPr>
-        <w:pStyle w:val="Compact"/>
-      </w:pPr>
-      <w:r>
-        <w:t xml:space="preserve">Посмотрите список переключателей: semanage boolean -l | grep ftpd_anon ((настройка времени выполнения включена, постоянная настройка включена)</w:t>
-      </w:r>
-    </w:p>
-    <w:p>
-      <w:pPr>
-        <w:pStyle w:val="CaptionedFigure"/>
-      </w:pPr>
-      <w:r>
-        <w:drawing>
-          <wp:inline>
-            <wp:extent cx="4267200" cy="609600"/>
-            <wp:effectExtent b="0" l="0" r="0" t="0"/>
-            <wp:docPr descr="Задание 7-8" title="" id="89" name="Picture"/>
-            <a:graphic>
-              <a:graphicData uri="http://schemas.openxmlformats.org/drawingml/2006/picture">
-                <pic:pic>
-                  <pic:nvPicPr>
-                    <pic:cNvPr descr="image/22.png" id="90" name="Picture"/>
-                    <pic:cNvPicPr>
-                      <a:picLocks noChangeArrowheads="1" noChangeAspect="1"/>
-                    </pic:cNvPicPr>
-                  </pic:nvPicPr>
-                  <pic:blipFill>
-                    <a:blip r:embed="rId88"/>
-                    <a:stretch>
-                      <a:fillRect/>
-                    </a:stretch>
-                  </pic:blipFill>
-                  <pic:spPr bwMode="auto">
-                    <a:xfrm>
-                      <a:off x="0" y="0"/>
-                      <a:ext cx="4267200" cy="609600"/>
-                    </a:xfrm>
-                    <a:prstGeom prst="rect">
-                      <a:avLst/>
-                    </a:prstGeom>
-                    <a:noFill/>
-                    <a:ln w="9525">
-                      <a:noFill/>
-                      <a:headEnd/>
-                      <a:tailEnd/>
-                    </a:ln>
-                  </pic:spPr>
-                </pic:pic>
-              </a:graphicData>
-            </a:graphic>
-          </wp:inline>
-        </w:drawing>
-      </w:r>
-    </w:p>
-    <w:p>
-      <w:pPr>
-        <w:pStyle w:val="ImageCaption"/>
-      </w:pPr>
-      <w:r>
-        <w:t xml:space="preserve">Рис. 22: Задание 7-8</w:t>
-      </w:r>
-    </w:p>
-    <w:bookmarkEnd w:id="91"/>
-    <w:bookmarkStart w:id="92" w:name="контрольные-вопросы"/>
-    <w:p>
-      <w:pPr>
-        <w:pStyle w:val="Heading2"/>
-      </w:pPr>
-      <w:r>
-        <w:rPr>
-          <w:rStyle w:val="SectionNumber"/>
-        </w:rPr>
-        <w:t xml:space="preserve">3.5</w:t>
-      </w:r>
-      <w:r>
-        <w:tab/>
-      </w:r>
-      <w:r>
-        <w:t xml:space="preserve">Контрольные вопросы</w:t>
-      </w:r>
-    </w:p>
-    <w:p>
-      <w:pPr>
-        <w:numPr>
-          <w:ilvl w:val="0"/>
-          <w:numId w:val="1020"/>
-        </w:numPr>
-      </w:pPr>
-      <w:r>
-        <w:t xml:space="preserve">Чтобы временно поставить SELinux в разрешающем режиме, используйте команду: setenforce 0</w:t>
-      </w:r>
-    </w:p>
-    <w:p>
-      <w:pPr>
-        <w:numPr>
-          <w:ilvl w:val="0"/>
-          <w:numId w:val="1020"/>
-        </w:numPr>
-      </w:pPr>
-      <w:r>
-        <w:t xml:space="preserve">Чтобы получить список всех доступных переключателей SELinux, используйте команду: getsebool -a</w:t>
-      </w:r>
-    </w:p>
-    <w:p>
-      <w:pPr>
-        <w:numPr>
-          <w:ilvl w:val="0"/>
-          <w:numId w:val="1020"/>
-        </w:numPr>
-      </w:pPr>
-      <w:r>
-        <w:t xml:space="preserve">Имя пакета для получения легко читаемых сообщений SELinux: setroubleshoot</w:t>
-      </w:r>
-    </w:p>
-    <w:p>
-      <w:pPr>
-        <w:numPr>
-          <w:ilvl w:val="0"/>
-          <w:numId w:val="1020"/>
-        </w:numPr>
-      </w:pPr>
-      <w:r>
-        <w:t xml:space="preserve">Чтобы применить тип контекста httpd_sys_content_t к каталогу /web, выполните команды: semanage fcontext -a -t httpd_sys_content_t ’/web(/.*)?’ и затем restorecon -R /web</w:t>
-      </w:r>
-    </w:p>
-    <w:p>
-      <w:pPr>
-        <w:numPr>
-          <w:ilvl w:val="0"/>
-          <w:numId w:val="1020"/>
-        </w:numPr>
-      </w:pPr>
-      <w:r>
-        <w:t xml:space="preserve">Чтобы полностью отключить SELinux, нужно изменить файл: /etc/selinux/config</w:t>
-      </w:r>
-    </w:p>
-    <w:p>
-      <w:pPr>
-        <w:numPr>
-          <w:ilvl w:val="0"/>
-          <w:numId w:val="1020"/>
-        </w:numPr>
-      </w:pPr>
-      <w:r>
-        <w:t xml:space="preserve">SELinux регистрирует все свои сообщения в: /var/log/audit/audit.log</w:t>
-      </w:r>
-    </w:p>
-    <w:p>
-      <w:pPr>
-        <w:numPr>
-          <w:ilvl w:val="0"/>
-          <w:numId w:val="1020"/>
-        </w:numPr>
-      </w:pPr>
-      <w:r>
-        <w:t xml:space="preserve">Чтобы получить информацию о типах контекстов для службы ftp, используйте команду: sesearch -A -s ftpd_t</w:t>
-      </w:r>
-    </w:p>
-    <w:p>
-      <w:pPr>
-        <w:numPr>
-          <w:ilvl w:val="0"/>
-          <w:numId w:val="1020"/>
-        </w:numPr>
-      </w:pPr>
-      <w:r>
-        <w:t xml:space="preserve">Самый простой способ проверить, связана ли проблема с SELinux: временно переключиться в разрешающий режим командой setenforce 0 и проверить, сохраняется ли проблема.</w:t>
-      </w:r>
-    </w:p>
-    <w:bookmarkEnd w:id="92"/>
-    <w:bookmarkEnd w:id="93"/>
-    <w:bookmarkStart w:id="94" w:name="выводы"/>
+      </w:pPr>
+      <w:r>
+        <w:t xml:space="preserve">Какая команда позволяет узнать, запланированы ли какие-либо задания на выполнение планировщиком atd?</w:t>
+      </w:r>
+      <w:r>
+        <w:t xml:space="preserve"> </w:t>
+      </w:r>
+      <w:r>
+        <w:t xml:space="preserve">atq</w:t>
+      </w:r>
+    </w:p>
+    <w:bookmarkEnd w:id="60"/>
+    <w:bookmarkEnd w:id="61"/>
+    <w:bookmarkStart w:id="62" w:name="выводы"/>
     <w:p>
       <w:pPr>
         <w:pStyle w:val="Heading1"/>
@@ -2079,11 +1919,11 @@
         <w:pStyle w:val="FirstParagraph"/>
       </w:pPr>
       <w:r>
-        <w:t xml:space="preserve">В ходе выполнения лабораторной работы №9 мне удалось получить навыки работы с контекстом безопасности и политиками SELinux.</w:t>
-      </w:r>
-    </w:p>
-    <w:bookmarkEnd w:id="94"/>
-    <w:bookmarkStart w:id="96" w:name="список-литературы"/>
+        <w:t xml:space="preserve">В ходе выполнения лабораторной работы №8 мне удалось получить навыки работы с планировщиками событий cron и at.</w:t>
+      </w:r>
+    </w:p>
+    <w:bookmarkEnd w:id="62"/>
+    <w:bookmarkStart w:id="64" w:name="список-литературы"/>
     <w:p>
       <w:pPr>
         <w:pStyle w:val="Heading1"/>
@@ -2092,9 +1932,9 @@
         <w:t xml:space="preserve">Список литературы</w:t>
       </w:r>
     </w:p>
-    <w:bookmarkStart w:id="95" w:name="refs"/>
-    <w:bookmarkEnd w:id="95"/>
-    <w:bookmarkEnd w:id="96"/>
+    <w:bookmarkStart w:id="63" w:name="refs"/>
+    <w:bookmarkEnd w:id="63"/>
+    <w:bookmarkEnd w:id="64"/>
     <w:sectPr/>
   </w:body>
 </w:document>
@@ -2541,6 +2381,91 @@
       </w:pPr>
     </w:lvl>
   </w:abstractNum>
+  <w:abstractNum w:abstractNumId="99418">
+    <w:nsid w:val="A99418"/>
+    <w:multiLevelType w:val="multilevel"/>
+    <w:lvl w:ilvl="0">
+      <w:start w:val="8"/>
+      <w:numFmt w:val="decimal"/>
+      <w:lvlText w:val="%1."/>
+      <w:lvlJc w:val="left"/>
+      <w:pPr>
+        <w:ind w:left="720" w:hanging="480"/>
+      </w:pPr>
+    </w:lvl>
+    <w:lvl w:ilvl="1">
+      <w:start w:val="8"/>
+      <w:numFmt w:val="decimal"/>
+      <w:lvlText w:val="%2."/>
+      <w:lvlJc w:val="left"/>
+      <w:pPr>
+        <w:ind w:left="1440" w:hanging="480"/>
+      </w:pPr>
+    </w:lvl>
+    <w:lvl w:ilvl="2">
+      <w:start w:val="8"/>
+      <w:numFmt w:val="decimal"/>
+      <w:lvlText w:val="%3."/>
+      <w:lvlJc w:val="left"/>
+      <w:pPr>
+        <w:ind w:left="2160" w:hanging="480"/>
+      </w:pPr>
+    </w:lvl>
+    <w:lvl w:ilvl="3">
+      <w:start w:val="8"/>
+      <w:numFmt w:val="decimal"/>
+      <w:lvlText w:val="%4."/>
+      <w:lvlJc w:val="left"/>
+      <w:pPr>
+        <w:ind w:left="2880" w:hanging="480"/>
+      </w:pPr>
+    </w:lvl>
+    <w:lvl w:ilvl="4">
+      <w:start w:val="8"/>
+      <w:numFmt w:val="decimal"/>
+      <w:lvlText w:val="%5."/>
+      <w:lvlJc w:val="left"/>
+      <w:pPr>
+        <w:ind w:left="3600" w:hanging="480"/>
+      </w:pPr>
+    </w:lvl>
+    <w:lvl w:ilvl="5">
+      <w:start w:val="8"/>
+      <w:numFmt w:val="decimal"/>
+      <w:lvlText w:val="%6."/>
+      <w:lvlJc w:val="left"/>
+      <w:pPr>
+        <w:ind w:left="4320" w:hanging="480"/>
+      </w:pPr>
+    </w:lvl>
+    <w:lvl w:ilvl="6">
+      <w:start w:val="8"/>
+      <w:numFmt w:val="decimal"/>
+      <w:lvlText w:val="%7."/>
+      <w:lvlJc w:val="left"/>
+      <w:pPr>
+        <w:ind w:left="5040" w:hanging="480"/>
+      </w:pPr>
+    </w:lvl>
+    <w:lvl w:ilvl="7">
+      <w:start w:val="8"/>
+      <w:numFmt w:val="decimal"/>
+      <w:lvlText w:val="%8."/>
+      <w:lvlJc w:val="left"/>
+      <w:pPr>
+        <w:ind w:left="5760" w:hanging="480"/>
+      </w:pPr>
+    </w:lvl>
+    <w:lvl w:ilvl="8">
+      <w:start w:val="8"/>
+      <w:numFmt w:val="decimal"/>
+      <w:lvlText w:val="%9."/>
+      <w:lvlJc w:val="left"/>
+      <w:pPr>
+        <w:ind w:left="6480" w:hanging="480"/>
+      </w:pPr>
+    </w:lvl>
+  </w:abstractNum>
   <w:abstractNum w:abstractNumId="99419">
     <w:nsid w:val="A99419"/>
     <w:multiLevelType w:val="multilevel"/>
@@ -2626,11 +2551,11 @@
       </w:pPr>
     </w:lvl>
   </w:abstractNum>
-  <w:abstractNum w:abstractNumId="994110">
-    <w:nsid w:val="A994110"/>
+  <w:abstractNum w:abstractNumId="994111">
+    <w:nsid w:val="A994111"/>
     <w:multiLevelType w:val="multilevel"/>
     <w:lvl w:ilvl="0">
-      <w:start w:val="10"/>
+      <w:start w:val="11"/>
       <w:numFmt w:val="decimal"/>
       <w:lvlText w:val="%1."/>
       <w:lvlJc w:val="left"/>
@@ -2639,7 +2564,7 @@
       </w:pPr>
     </w:lvl>
     <w:lvl w:ilvl="1">
-      <w:start w:val="10"/>
+      <w:start w:val="11"/>
       <w:numFmt w:val="decimal"/>
       <w:lvlText w:val="%2."/>
       <w:lvlJc w:val="left"/>
@@ -2648,7 +2573,7 @@
       </w:pPr>
     </w:lvl>
     <w:lvl w:ilvl="2">
-      <w:start w:val="10"/>
+      <w:start w:val="11"/>
       <w:numFmt w:val="decimal"/>
       <w:lvlText w:val="%3."/>
       <w:lvlJc w:val="left"/>
@@ -2657,7 +2582,7 @@
       </w:pPr>
     </w:lvl>
     <w:lvl w:ilvl="3">
-      <w:start w:val="10"/>
+      <w:start w:val="11"/>
       <w:numFmt w:val="decimal"/>
       <w:lvlText w:val="%4."/>
       <w:lvlJc w:val="left"/>
@@ -2666,7 +2591,7 @@
       </w:pPr>
     </w:lvl>
     <w:lvl w:ilvl="4">
-      <w:start w:val="10"/>
+      <w:start w:val="11"/>
       <w:numFmt w:val="decimal"/>
       <w:lvlText w:val="%5."/>
       <w:lvlJc w:val="left"/>
@@ -2675,7 +2600,7 @@
       </w:pPr>
     </w:lvl>
     <w:lvl w:ilvl="5">
-      <w:start w:val="10"/>
+      <w:start w:val="11"/>
       <w:numFmt w:val="decimal"/>
       <w:lvlText w:val="%6."/>
       <w:lvlJc w:val="left"/>
@@ -2684,7 +2609,7 @@
       </w:pPr>
     </w:lvl>
     <w:lvl w:ilvl="6">
-      <w:start w:val="10"/>
+      <w:start w:val="11"/>
       <w:numFmt w:val="decimal"/>
       <w:lvlText w:val="%7."/>
       <w:lvlJc w:val="left"/>
@@ -2693,7 +2618,7 @@
       </w:pPr>
     </w:lvl>
     <w:lvl w:ilvl="7">
-      <w:start w:val="10"/>
+      <w:start w:val="11"/>
       <w:numFmt w:val="decimal"/>
       <w:lvlText w:val="%8."/>
       <w:lvlJc w:val="left"/>
@@ -2702,7 +2627,7 @@
       </w:pPr>
     </w:lvl>
     <w:lvl w:ilvl="8">
-      <w:start w:val="10"/>
+      <w:start w:val="11"/>
       <w:numFmt w:val="decimal"/>
       <w:lvlText w:val="%9."/>
       <w:lvlJc w:val="left"/>
@@ -2711,11 +2636,11 @@
       </w:pPr>
     </w:lvl>
   </w:abstractNum>
-  <w:abstractNum w:abstractNumId="99414">
-    <w:nsid w:val="A99414"/>
+  <w:abstractNum w:abstractNumId="994112">
+    <w:nsid w:val="A994112"/>
     <w:multiLevelType w:val="multilevel"/>
     <w:lvl w:ilvl="0">
-      <w:start w:val="4"/>
+      <w:start w:val="12"/>
       <w:numFmt w:val="decimal"/>
       <w:lvlText w:val="%1."/>
       <w:lvlJc w:val="left"/>
@@ -2724,7 +2649,7 @@
       </w:pPr>
     </w:lvl>
     <w:lvl w:ilvl="1">
-      <w:start w:val="4"/>
+      <w:start w:val="12"/>
       <w:numFmt w:val="decimal"/>
       <w:lvlText w:val="%2."/>
       <w:lvlJc w:val="left"/>
@@ -2733,7 +2658,7 @@
       </w:pPr>
     </w:lvl>
     <w:lvl w:ilvl="2">
-      <w:start w:val="4"/>
+      <w:start w:val="12"/>
       <w:numFmt w:val="decimal"/>
       <w:lvlText w:val="%3."/>
       <w:lvlJc w:val="left"/>
@@ -2742,7 +2667,7 @@
       </w:pPr>
     </w:lvl>
     <w:lvl w:ilvl="3">
-      <w:start w:val="4"/>
+      <w:start w:val="12"/>
       <w:numFmt w:val="decimal"/>
       <w:lvlText w:val="%4."/>
       <w:lvlJc w:val="left"/>
@@ -2751,7 +2676,7 @@
       </w:pPr>
     </w:lvl>
     <w:lvl w:ilvl="4">
-      <w:start w:val="4"/>
+      <w:start w:val="12"/>
       <w:numFmt w:val="decimal"/>
       <w:lvlText w:val="%5."/>
       <w:lvlJc w:val="left"/>
@@ -2760,7 +2685,7 @@
       </w:pPr>
     </w:lvl>
     <w:lvl w:ilvl="5">
-      <w:start w:val="4"/>
+      <w:start w:val="12"/>
       <w:numFmt w:val="decimal"/>
       <w:lvlText w:val="%6."/>
       <w:lvlJc w:val="left"/>
@@ -2769,7 +2694,7 @@
       </w:pPr>
     </w:lvl>
     <w:lvl w:ilvl="6">
-      <w:start w:val="4"/>
+      <w:start w:val="12"/>
       <w:numFmt w:val="decimal"/>
       <w:lvlText w:val="%7."/>
       <w:lvlJc w:val="left"/>
@@ -2778,7 +2703,7 @@
       </w:pPr>
     </w:lvl>
     <w:lvl w:ilvl="7">
-      <w:start w:val="4"/>
+      <w:start w:val="12"/>
       <w:numFmt w:val="decimal"/>
       <w:lvlText w:val="%8."/>
       <w:lvlJc w:val="left"/>
@@ -2787,7 +2712,7 @@
       </w:pPr>
     </w:lvl>
     <w:lvl w:ilvl="8">
-      <w:start w:val="4"/>
+      <w:start w:val="12"/>
       <w:numFmt w:val="decimal"/>
       <w:lvlText w:val="%9."/>
       <w:lvlJc w:val="left"/>
@@ -2796,11 +2721,11 @@
       </w:pPr>
     </w:lvl>
   </w:abstractNum>
-  <w:abstractNum w:abstractNumId="99417">
-    <w:nsid w:val="A99417"/>
+  <w:abstractNum w:abstractNumId="994114">
+    <w:nsid w:val="A994114"/>
     <w:multiLevelType w:val="multilevel"/>
     <w:lvl w:ilvl="0">
-      <w:start w:val="7"/>
+      <w:start w:val="14"/>
       <w:numFmt w:val="decimal"/>
       <w:lvlText w:val="%1."/>
       <w:lvlJc w:val="left"/>
@@ -2809,7 +2734,7 @@
       </w:pPr>
     </w:lvl>
     <w:lvl w:ilvl="1">
-      <w:start w:val="7"/>
+      <w:start w:val="14"/>
       <w:numFmt w:val="decimal"/>
       <w:lvlText w:val="%2."/>
       <w:lvlJc w:val="left"/>
@@ -2818,7 +2743,7 @@
       </w:pPr>
     </w:lvl>
     <w:lvl w:ilvl="2">
-      <w:start w:val="7"/>
+      <w:start w:val="14"/>
       <w:numFmt w:val="decimal"/>
       <w:lvlText w:val="%3."/>
       <w:lvlJc w:val="left"/>
@@ -2827,7 +2752,7 @@
       </w:pPr>
     </w:lvl>
     <w:lvl w:ilvl="3">
-      <w:start w:val="7"/>
+      <w:start w:val="14"/>
       <w:numFmt w:val="decimal"/>
       <w:lvlText w:val="%4."/>
       <w:lvlJc w:val="left"/>
@@ -2836,7 +2761,7 @@
       </w:pPr>
     </w:lvl>
     <w:lvl w:ilvl="4">
-      <w:start w:val="7"/>
+      <w:start w:val="14"/>
       <w:numFmt w:val="decimal"/>
       <w:lvlText w:val="%5."/>
       <w:lvlJc w:val="left"/>
@@ -2845,7 +2770,7 @@
       </w:pPr>
     </w:lvl>
     <w:lvl w:ilvl="5">
-      <w:start w:val="7"/>
+      <w:start w:val="14"/>
       <w:numFmt w:val="decimal"/>
       <w:lvlText w:val="%6."/>
       <w:lvlJc w:val="left"/>
@@ -2854,7 +2779,7 @@
       </w:pPr>
     </w:lvl>
     <w:lvl w:ilvl="6">
-      <w:start w:val="7"/>
+      <w:start w:val="14"/>
       <w:numFmt w:val="decimal"/>
       <w:lvlText w:val="%7."/>
       <w:lvlJc w:val="left"/>
@@ -2863,7 +2788,7 @@
       </w:pPr>
     </w:lvl>
     <w:lvl w:ilvl="7">
-      <w:start w:val="7"/>
+      <w:start w:val="14"/>
       <w:numFmt w:val="decimal"/>
       <w:lvlText w:val="%8."/>
       <w:lvlJc w:val="left"/>
@@ -2872,92 +2797,7 @@
       </w:pPr>
     </w:lvl>
     <w:lvl w:ilvl="8">
-      <w:start w:val="7"/>
-      <w:numFmt w:val="decimal"/>
-      <w:lvlText w:val="%9."/>
-      <w:lvlJc w:val="left"/>
-      <w:pPr>
-        <w:ind w:left="6480" w:hanging="480"/>
-      </w:pPr>
-    </w:lvl>
-  </w:abstractNum>
-  <w:abstractNum w:abstractNumId="99418">
-    <w:nsid w:val="A99418"/>
-    <w:multiLevelType w:val="multilevel"/>
-    <w:lvl w:ilvl="0">
-      <w:start w:val="8"/>
-      <w:numFmt w:val="decimal"/>
-      <w:lvlText w:val="%1."/>
-      <w:lvlJc w:val="left"/>
-      <w:pPr>
-        <w:ind w:left="720" w:hanging="480"/>
-      </w:pPr>
-    </w:lvl>
-    <w:lvl w:ilvl="1">
-      <w:start w:val="8"/>
-      <w:numFmt w:val="decimal"/>
-      <w:lvlText w:val="%2."/>
-      <w:lvlJc w:val="left"/>
-      <w:pPr>
-        <w:ind w:left="1440" w:hanging="480"/>
-      </w:pPr>
-    </w:lvl>
-    <w:lvl w:ilvl="2">
-      <w:start w:val="8"/>
-      <w:numFmt w:val="decimal"/>
-      <w:lvlText w:val="%3."/>
-      <w:lvlJc w:val="left"/>
-      <w:pPr>
-        <w:ind w:left="2160" w:hanging="480"/>
-      </w:pPr>
-    </w:lvl>
-    <w:lvl w:ilvl="3">
-      <w:start w:val="8"/>
-      <w:numFmt w:val="decimal"/>
-      <w:lvlText w:val="%4."/>
-      <w:lvlJc w:val="left"/>
-      <w:pPr>
-        <w:ind w:left="2880" w:hanging="480"/>
-      </w:pPr>
-    </w:lvl>
-    <w:lvl w:ilvl="4">
-      <w:start w:val="8"/>
-      <w:numFmt w:val="decimal"/>
-      <w:lvlText w:val="%5."/>
-      <w:lvlJc w:val="left"/>
-      <w:pPr>
-        <w:ind w:left="3600" w:hanging="480"/>
-      </w:pPr>
-    </w:lvl>
-    <w:lvl w:ilvl="5">
-      <w:start w:val="8"/>
-      <w:numFmt w:val="decimal"/>
-      <w:lvlText w:val="%6."/>
-      <w:lvlJc w:val="left"/>
-      <w:pPr>
-        <w:ind w:left="4320" w:hanging="480"/>
-      </w:pPr>
-    </w:lvl>
-    <w:lvl w:ilvl="6">
-      <w:start w:val="8"/>
-      <w:numFmt w:val="decimal"/>
-      <w:lvlText w:val="%7."/>
-      <w:lvlJc w:val="left"/>
-      <w:pPr>
-        <w:ind w:left="5040" w:hanging="480"/>
-      </w:pPr>
-    </w:lvl>
-    <w:lvl w:ilvl="7">
-      <w:start w:val="8"/>
-      <w:numFmt w:val="decimal"/>
-      <w:lvlText w:val="%8."/>
-      <w:lvlJc w:val="left"/>
-      <w:pPr>
-        <w:ind w:left="5760" w:hanging="480"/>
-      </w:pPr>
-    </w:lvl>
-    <w:lvl w:ilvl="8">
-      <w:start w:val="8"/>
+      <w:start w:val="14"/>
       <w:numFmt w:val="decimal"/>
       <w:lvlText w:val="%9."/>
       <w:lvlJc w:val="left"/>
@@ -3120,6 +2960,36 @@
     </w:lvlOverride>
   </w:num>
   <w:num w:numId="1006">
+    <w:abstractNumId w:val="99418"/>
+    <w:lvlOverride w:ilvl="0">
+      <w:startOverride w:val="8"/>
+    </w:lvlOverride>
+    <w:lvlOverride w:ilvl="1">
+      <w:startOverride w:val="8"/>
+    </w:lvlOverride>
+    <w:lvlOverride w:ilvl="2">
+      <w:startOverride w:val="8"/>
+    </w:lvlOverride>
+    <w:lvlOverride w:ilvl="3">
+      <w:startOverride w:val="8"/>
+    </w:lvlOverride>
+    <w:lvlOverride w:ilvl="4">
+      <w:startOverride w:val="8"/>
+    </w:lvlOverride>
+    <w:lvlOverride w:ilvl="5">
+      <w:startOverride w:val="8"/>
+    </w:lvlOverride>
+    <w:lvlOverride w:ilvl="6">
+      <w:startOverride w:val="8"/>
+    </w:lvlOverride>
+    <w:lvlOverride w:ilvl="7">
+      <w:startOverride w:val="8"/>
+    </w:lvlOverride>
+    <w:lvlOverride w:ilvl="8">
+      <w:startOverride w:val="8"/>
+    </w:lvlOverride>
+  </w:num>
+  <w:num w:numId="1007">
     <w:abstractNumId w:val="99419"/>
     <w:lvlOverride w:ilvl="0">
       <w:startOverride w:val="9"/>
@@ -3149,124 +3019,94 @@
       <w:startOverride w:val="9"/>
     </w:lvlOverride>
   </w:num>
-  <w:num w:numId="1007">
-    <w:abstractNumId w:val="994110"/>
+  <w:num w:numId="1008">
+    <w:abstractNumId w:val="994111"/>
     <w:lvlOverride w:ilvl="0">
-      <w:startOverride w:val="10"/>
+      <w:startOverride w:val="11"/>
     </w:lvlOverride>
     <w:lvlOverride w:ilvl="1">
-      <w:startOverride w:val="10"/>
+      <w:startOverride w:val="11"/>
     </w:lvlOverride>
     <w:lvlOverride w:ilvl="2">
-      <w:startOverride w:val="10"/>
+      <w:startOverride w:val="11"/>
     </w:lvlOverride>
     <w:lvlOverride w:ilvl="3">
-      <w:startOverride w:val="10"/>
+      <w:startOverride w:val="11"/>
     </w:lvlOverride>
     <w:lvlOverride w:ilvl="4">
-      <w:startOverride w:val="10"/>
+      <w:startOverride w:val="11"/>
     </w:lvlOverride>
     <w:lvlOverride w:ilvl="5">
-      <w:startOverride w:val="10"/>
+      <w:startOverride w:val="11"/>
     </w:lvlOverride>
     <w:lvlOverride w:ilvl="6">
-      <w:startOverride w:val="10"/>
+      <w:startOverride w:val="11"/>
     </w:lvlOverride>
     <w:lvlOverride w:ilvl="7">
-      <w:startOverride w:val="10"/>
+      <w:startOverride w:val="11"/>
     </w:lvlOverride>
     <w:lvlOverride w:ilvl="8">
-      <w:startOverride w:val="10"/>
-    </w:lvlOverride>
-  </w:num>
-  <w:num w:numId="1008">
-    <w:abstractNumId w:val="99411"/>
-    <w:lvlOverride w:ilvl="0">
-      <w:startOverride w:val="1"/>
-    </w:lvlOverride>
-    <w:lvlOverride w:ilvl="1">
-      <w:startOverride w:val="1"/>
-    </w:lvlOverride>
-    <w:lvlOverride w:ilvl="2">
-      <w:startOverride w:val="1"/>
-    </w:lvlOverride>
-    <w:lvlOverride w:ilvl="3">
-      <w:startOverride w:val="1"/>
-    </w:lvlOverride>
-    <w:lvlOverride w:ilvl="4">
-      <w:startOverride w:val="1"/>
-    </w:lvlOverride>
-    <w:lvlOverride w:ilvl="5">
-      <w:startOverride w:val="1"/>
-    </w:lvlOverride>
-    <w:lvlOverride w:ilvl="6">
-      <w:startOverride w:val="1"/>
-    </w:lvlOverride>
-    <w:lvlOverride w:ilvl="7">
-      <w:startOverride w:val="1"/>
-    </w:lvlOverride>
-    <w:lvlOverride w:ilvl="8">
-      <w:startOverride w:val="1"/>
+      <w:startOverride w:val="11"/>
     </w:lvlOverride>
   </w:num>
   <w:num w:numId="1009">
-    <w:abstractNumId w:val="99414"/>
+    <w:abstractNumId w:val="994112"/>
     <w:lvlOverride w:ilvl="0">
-      <w:startOverride w:val="4"/>
+      <w:startOverride w:val="12"/>
     </w:lvlOverride>
     <w:lvlOverride w:ilvl="1">
-      <w:startOverride w:val="4"/>
+      <w:startOverride w:val="12"/>
     </w:lvlOverride>
     <w:lvlOverride w:ilvl="2">
-      <w:startOverride w:val="4"/>
+      <w:startOverride w:val="12"/>
     </w:lvlOverride>
     <w:lvlOverride w:ilvl="3">
-      <w:startOverride w:val="4"/>
+      <w:startOverride w:val="12"/>
     </w:lvlOverride>
     <w:lvlOverride w:ilvl="4">
-      <w:startOverride w:val="4"/>
+      <w:startOverride w:val="12"/>
     </w:lvlOverride>
     <w:lvlOverride w:ilvl="5">
-      <w:startOverride w:val="4"/>
+      <w:startOverride w:val="12"/>
     </w:lvlOverride>
     <w:lvlOverride w:ilvl="6">
-      <w:startOverride w:val="4"/>
+      <w:startOverride w:val="12"/>
     </w:lvlOverride>
     <w:lvlOverride w:ilvl="7">
-      <w:startOverride w:val="4"/>
+      <w:startOverride w:val="12"/>
     </w:lvlOverride>
     <w:lvlOverride w:ilvl="8">
-      <w:startOverride w:val="4"/>
+      <w:startOverride w:val="12"/>
     </w:lvlOverride>
   </w:num>
   <w:num w:numId="1010">
-    <w:abstractNumId w:val="99416"/>
+    <w:abstractNumId w:val="994114"/>
     <w:lvlOverride w:ilvl="0">
-      <w:startOverride w:val="6"/>
+      <w:startOverride w:val="14"/>
     </w:lvlOverride>
     <w:lvlOverride w:ilvl="1">
-      <w:startOverride w:val="6"/>
+      <w:startOverride w:val="14"/>
     </w:lvlOverride>
     <w:lvlOverride w:ilvl="2">
-      <w:startOverride w:val="6"/>
+      <w:startOverride w:val="14"/>
     </w:lvlOverride>
     <w:lvlOverride w:ilvl="3">
-      <w:startOverride w:val="6"/>
+      <w:startOverride w:val="14"/>
     </w:lvlOverride>
     <w:lvlOverride w:ilvl="4">
-      <w:startOverride w:val="6"/>
+      <w:startOverride w:val="14"/>
     </w:lvlOverride>
     <w:lvlOverride w:ilvl="5">
-      <w:startOverride w:val="6"/>
+      <w:startOverride w:val="14"/>
     </w:lvlOverride>
     <w:lvlOverride w:ilvl="6">
-      <w:startOverride w:val="6"/>
+      <w:startOverride w:val="14"/>
     </w:lvlOverride>
     <w:lvlOverride w:ilvl="7">
-      <w:startOverride w:val="6"/>
+      <w:startOverride w:val="14"/>
     </w:lvlOverride>
     <w:lvlOverride w:ilvl="8">
-      <w:startOverride w:val="6"/>
+      <w:startOverride w:val="14"/>
     </w:lvlOverride>
   </w:num>
   <w:num w:numId="1011">
@@ -3330,216 +3170,6 @@
     </w:lvlOverride>
   </w:num>
   <w:num w:numId="1013">
-    <w:abstractNumId w:val="99415"/>
-    <w:lvlOverride w:ilvl="0">
-      <w:startOverride w:val="5"/>
-    </w:lvlOverride>
-    <w:lvlOverride w:ilvl="1">
-      <w:startOverride w:val="5"/>
-    </w:lvlOverride>
-    <w:lvlOverride w:ilvl="2">
-      <w:startOverride w:val="5"/>
-    </w:lvlOverride>
-    <w:lvlOverride w:ilvl="3">
-      <w:startOverride w:val="5"/>
-    </w:lvlOverride>
-    <w:lvlOverride w:ilvl="4">
-      <w:startOverride w:val="5"/>
-    </w:lvlOverride>
-    <w:lvlOverride w:ilvl="5">
-      <w:startOverride w:val="5"/>
-    </w:lvlOverride>
-    <w:lvlOverride w:ilvl="6">
-      <w:startOverride w:val="5"/>
-    </w:lvlOverride>
-    <w:lvlOverride w:ilvl="7">
-      <w:startOverride w:val="5"/>
-    </w:lvlOverride>
-    <w:lvlOverride w:ilvl="8">
-      <w:startOverride w:val="5"/>
-    </w:lvlOverride>
-  </w:num>
-  <w:num w:numId="1014">
-    <w:abstractNumId w:val="99416"/>
-    <w:lvlOverride w:ilvl="0">
-      <w:startOverride w:val="6"/>
-    </w:lvlOverride>
-    <w:lvlOverride w:ilvl="1">
-      <w:startOverride w:val="6"/>
-    </w:lvlOverride>
-    <w:lvlOverride w:ilvl="2">
-      <w:startOverride w:val="6"/>
-    </w:lvlOverride>
-    <w:lvlOverride w:ilvl="3">
-      <w:startOverride w:val="6"/>
-    </w:lvlOverride>
-    <w:lvlOverride w:ilvl="4">
-      <w:startOverride w:val="6"/>
-    </w:lvlOverride>
-    <w:lvlOverride w:ilvl="5">
-      <w:startOverride w:val="6"/>
-    </w:lvlOverride>
-    <w:lvlOverride w:ilvl="6">
-      <w:startOverride w:val="6"/>
-    </w:lvlOverride>
-    <w:lvlOverride w:ilvl="7">
-      <w:startOverride w:val="6"/>
-    </w:lvlOverride>
-    <w:lvlOverride w:ilvl="8">
-      <w:startOverride w:val="6"/>
-    </w:lvlOverride>
-  </w:num>
-  <w:num w:numId="1015">
-    <w:abstractNumId w:val="99417"/>
-    <w:lvlOverride w:ilvl="0">
-      <w:startOverride w:val="7"/>
-    </w:lvlOverride>
-    <w:lvlOverride w:ilvl="1">
-      <w:startOverride w:val="7"/>
-    </w:lvlOverride>
-    <w:lvlOverride w:ilvl="2">
-      <w:startOverride w:val="7"/>
-    </w:lvlOverride>
-    <w:lvlOverride w:ilvl="3">
-      <w:startOverride w:val="7"/>
-    </w:lvlOverride>
-    <w:lvlOverride w:ilvl="4">
-      <w:startOverride w:val="7"/>
-    </w:lvlOverride>
-    <w:lvlOverride w:ilvl="5">
-      <w:startOverride w:val="7"/>
-    </w:lvlOverride>
-    <w:lvlOverride w:ilvl="6">
-      <w:startOverride w:val="7"/>
-    </w:lvlOverride>
-    <w:lvlOverride w:ilvl="7">
-      <w:startOverride w:val="7"/>
-    </w:lvlOverride>
-    <w:lvlOverride w:ilvl="8">
-      <w:startOverride w:val="7"/>
-    </w:lvlOverride>
-  </w:num>
-  <w:num w:numId="1016">
-    <w:abstractNumId w:val="99418"/>
-    <w:lvlOverride w:ilvl="0">
-      <w:startOverride w:val="8"/>
-    </w:lvlOverride>
-    <w:lvlOverride w:ilvl="1">
-      <w:startOverride w:val="8"/>
-    </w:lvlOverride>
-    <w:lvlOverride w:ilvl="2">
-      <w:startOverride w:val="8"/>
-    </w:lvlOverride>
-    <w:lvlOverride w:ilvl="3">
-      <w:startOverride w:val="8"/>
-    </w:lvlOverride>
-    <w:lvlOverride w:ilvl="4">
-      <w:startOverride w:val="8"/>
-    </w:lvlOverride>
-    <w:lvlOverride w:ilvl="5">
-      <w:startOverride w:val="8"/>
-    </w:lvlOverride>
-    <w:lvlOverride w:ilvl="6">
-      <w:startOverride w:val="8"/>
-    </w:lvlOverride>
-    <w:lvlOverride w:ilvl="7">
-      <w:startOverride w:val="8"/>
-    </w:lvlOverride>
-    <w:lvlOverride w:ilvl="8">
-      <w:startOverride w:val="8"/>
-    </w:lvlOverride>
-  </w:num>
-  <w:num w:numId="1017">
-    <w:abstractNumId w:val="99411"/>
-    <w:lvlOverride w:ilvl="0">
-      <w:startOverride w:val="1"/>
-    </w:lvlOverride>
-    <w:lvlOverride w:ilvl="1">
-      <w:startOverride w:val="1"/>
-    </w:lvlOverride>
-    <w:lvlOverride w:ilvl="2">
-      <w:startOverride w:val="1"/>
-    </w:lvlOverride>
-    <w:lvlOverride w:ilvl="3">
-      <w:startOverride w:val="1"/>
-    </w:lvlOverride>
-    <w:lvlOverride w:ilvl="4">
-      <w:startOverride w:val="1"/>
-    </w:lvlOverride>
-    <w:lvlOverride w:ilvl="5">
-      <w:startOverride w:val="1"/>
-    </w:lvlOverride>
-    <w:lvlOverride w:ilvl="6">
-      <w:startOverride w:val="1"/>
-    </w:lvlOverride>
-    <w:lvlOverride w:ilvl="7">
-      <w:startOverride w:val="1"/>
-    </w:lvlOverride>
-    <w:lvlOverride w:ilvl="8">
-      <w:startOverride w:val="1"/>
-    </w:lvlOverride>
-  </w:num>
-  <w:num w:numId="1018">
-    <w:abstractNumId w:val="99413"/>
-    <w:lvlOverride w:ilvl="0">
-      <w:startOverride w:val="3"/>
-    </w:lvlOverride>
-    <w:lvlOverride w:ilvl="1">
-      <w:startOverride w:val="3"/>
-    </w:lvlOverride>
-    <w:lvlOverride w:ilvl="2">
-      <w:startOverride w:val="3"/>
-    </w:lvlOverride>
-    <w:lvlOverride w:ilvl="3">
-      <w:startOverride w:val="3"/>
-    </w:lvlOverride>
-    <w:lvlOverride w:ilvl="4">
-      <w:startOverride w:val="3"/>
-    </w:lvlOverride>
-    <w:lvlOverride w:ilvl="5">
-      <w:startOverride w:val="3"/>
-    </w:lvlOverride>
-    <w:lvlOverride w:ilvl="6">
-      <w:startOverride w:val="3"/>
-    </w:lvlOverride>
-    <w:lvlOverride w:ilvl="7">
-      <w:startOverride w:val="3"/>
-    </w:lvlOverride>
-    <w:lvlOverride w:ilvl="8">
-      <w:startOverride w:val="3"/>
-    </w:lvlOverride>
-  </w:num>
-  <w:num w:numId="1019">
-    <w:abstractNumId w:val="99417"/>
-    <w:lvlOverride w:ilvl="0">
-      <w:startOverride w:val="7"/>
-    </w:lvlOverride>
-    <w:lvlOverride w:ilvl="1">
-      <w:startOverride w:val="7"/>
-    </w:lvlOverride>
-    <w:lvlOverride w:ilvl="2">
-      <w:startOverride w:val="7"/>
-    </w:lvlOverride>
-    <w:lvlOverride w:ilvl="3">
-      <w:startOverride w:val="7"/>
-    </w:lvlOverride>
-    <w:lvlOverride w:ilvl="4">
-      <w:startOverride w:val="7"/>
-    </w:lvlOverride>
-    <w:lvlOverride w:ilvl="5">
-      <w:startOverride w:val="7"/>
-    </w:lvlOverride>
-    <w:lvlOverride w:ilvl="6">
-      <w:startOverride w:val="7"/>
-    </w:lvlOverride>
-    <w:lvlOverride w:ilvl="7">
-      <w:startOverride w:val="7"/>
-    </w:lvlOverride>
-    <w:lvlOverride w:ilvl="8">
-      <w:startOverride w:val="7"/>
-    </w:lvlOverride>
-  </w:num>
-  <w:num w:numId="1020">
     <w:abstractNumId w:val="99411"/>
     <w:lvlOverride w:ilvl="0">
       <w:startOverride w:val="1"/>
